--- a/Module3/Романкевич_Модуль_3.docx
+++ b/Module3/Романкевич_Модуль_3.docx
@@ -2330,6 +2330,20 @@
         <w:rPr>
           <w:lang w:val="en-US"/>
         </w:rPr>
+        <w:t xml:space="preserve"> фигур </w:t>
+      </w:r>
+      <w:proofErr w:type="spellStart"/>
+      <w:r>
+        <w:rPr>
+          <w:lang w:val="en-US"/>
+        </w:rPr>
+        <w:t>для</w:t>
+      </w:r>
+      <w:proofErr w:type="spellEnd"/>
+      <w:r>
+        <w:rPr>
+          <w:lang w:val="en-US"/>
+        </w:rPr>
         <w:t xml:space="preserve"> </w:t>
       </w:r>
       <w:proofErr w:type="spellStart"/>
@@ -2337,7 +2351,122 @@
         <w:rPr>
           <w:lang w:val="en-US"/>
         </w:rPr>
-        <w:t>фигур</w:t>
+        <w:t>обхода</w:t>
+      </w:r>
+      <w:proofErr w:type="spellEnd"/>
+    </w:p>
+    <w:p>
+      <w:pPr>
+        <w:pStyle w:val="af0"/>
+        <w:rPr>
+          <w:lang w:val="en-US"/>
+        </w:rPr>
+      </w:pPr>
+      <w:r>
+        <w:rPr>
+          <w:lang w:val="en-US"/>
+        </w:rPr>
+        <w:t xml:space="preserve">            Figure[] figures = new Figure[] { circle, rectangle, triangle };</w:t>
+      </w:r>
+    </w:p>
+    <w:p>
+      <w:pPr>
+        <w:pStyle w:val="af0"/>
+      </w:pPr>
+      <w:r>
+        <w:rPr>
+          <w:lang w:val="en-US"/>
+        </w:rPr>
+        <w:t xml:space="preserve">            Console</w:t>
+      </w:r>
+      <w:r>
+        <w:t>.</w:t>
+      </w:r>
+      <w:r>
+        <w:rPr>
+          <w:lang w:val="en-US"/>
+        </w:rPr>
+        <w:t>WriteLine</w:t>
+      </w:r>
+      <w:r>
+        <w:t>("--- Динамический вызов вычисления площади через делегат ---\</w:t>
+      </w:r>
+      <w:r>
+        <w:rPr>
+          <w:lang w:val="en-US"/>
+        </w:rPr>
+        <w:t>n</w:t>
+      </w:r>
+      <w:r>
+        <w:t>");</w:t>
+      </w:r>
+    </w:p>
+    <w:p>
+      <w:pPr>
+        <w:pStyle w:val="af0"/>
+        <w:rPr>
+          <w:lang w:val="en-US"/>
+        </w:rPr>
+      </w:pPr>
+      <w:r>
+        <w:t xml:space="preserve">            </w:t>
+      </w:r>
+      <w:r>
+        <w:rPr>
+          <w:lang w:val="en-US"/>
+        </w:rPr>
+        <w:t>foreach (var figure in figures)</w:t>
+      </w:r>
+    </w:p>
+    <w:p>
+      <w:pPr>
+        <w:pStyle w:val="af0"/>
+      </w:pPr>
+      <w:r>
+        <w:rPr>
+          <w:lang w:val="en-US"/>
+        </w:rPr>
+        <w:t xml:space="preserve">            </w:t>
+      </w:r>
+      <w:r>
+        <w:t>{</w:t>
+      </w:r>
+    </w:p>
+    <w:p>
+      <w:pPr>
+        <w:pStyle w:val="af0"/>
+      </w:pPr>
+      <w:r>
+        <w:t xml:space="preserve">                // Привязка метода </w:t>
+      </w:r>
+      <w:proofErr w:type="spellStart"/>
+      <w:r>
+        <w:rPr>
+          <w:lang w:val="en-US"/>
+        </w:rPr>
+        <w:t>GetArea</w:t>
+      </w:r>
+      <w:proofErr w:type="spellEnd"/>
+      <w:r>
+        <w:t xml:space="preserve"> конкретного объекта к делегату</w:t>
+      </w:r>
+    </w:p>
+    <w:p>
+      <w:pPr>
+        <w:pStyle w:val="af0"/>
+        <w:rPr>
+          <w:lang w:val="en-US"/>
+        </w:rPr>
+      </w:pPr>
+      <w:r>
+        <w:t xml:space="preserve">                </w:t>
+      </w:r>
+      <w:proofErr w:type="spellStart"/>
+      <w:r>
+        <w:rPr>
+          <w:lang w:val="en-US"/>
+        </w:rPr>
+        <w:t>CalculateAreaDelegate</w:t>
       </w:r>
       <w:proofErr w:type="spellEnd"/>
       <w:r>
@@ -2351,7 +2480,63 @@
         <w:rPr>
           <w:lang w:val="en-US"/>
         </w:rPr>
-        <w:t>для</w:t>
+        <w:t>areaCalculator</w:t>
+      </w:r>
+      <w:proofErr w:type="spellEnd"/>
+      <w:r>
+        <w:rPr>
+          <w:lang w:val="en-US"/>
+        </w:rPr>
+        <w:t xml:space="preserve"> = </w:t>
+      </w:r>
+      <w:proofErr w:type="spellStart"/>
+      <w:r>
+        <w:rPr>
+          <w:lang w:val="en-US"/>
+        </w:rPr>
+        <w:t>figure.GetArea</w:t>
+      </w:r>
+      <w:proofErr w:type="spellEnd"/>
+      <w:r>
+        <w:rPr>
+          <w:lang w:val="en-US"/>
+        </w:rPr>
+        <w:t>;</w:t>
+      </w:r>
+    </w:p>
+    <w:p>
+      <w:pPr>
+        <w:pStyle w:val="af0"/>
+        <w:rPr>
+          <w:lang w:val="en-US"/>
+        </w:rPr>
+      </w:pPr>
+      <w:r>
+        <w:rPr>
+          <w:lang w:val="en-US"/>
+        </w:rPr>
+        <w:t xml:space="preserve">                // </w:t>
+      </w:r>
+      <w:proofErr w:type="spellStart"/>
+      <w:r>
+        <w:rPr>
+          <w:lang w:val="en-US"/>
+        </w:rPr>
+        <w:t>Вызов</w:t>
+      </w:r>
+      <w:proofErr w:type="spellEnd"/>
+      <w:r>
+        <w:rPr>
+          <w:lang w:val="en-US"/>
+        </w:rPr>
+        <w:t xml:space="preserve"> метода </w:t>
+      </w:r>
+      <w:proofErr w:type="spellStart"/>
+      <w:r>
+        <w:rPr>
+          <w:lang w:val="en-US"/>
+        </w:rPr>
+        <w:t>через</w:t>
       </w:r>
       <w:proofErr w:type="spellEnd"/>
       <w:r>
@@ -2365,129 +2550,22 @@
         <w:rPr>
           <w:lang w:val="en-US"/>
         </w:rPr>
-        <w:t>обхода</w:t>
-      </w:r>
-      <w:proofErr w:type="spellEnd"/>
-    </w:p>
-    <w:p>
-      <w:pPr>
-        <w:pStyle w:val="af0"/>
-        <w:rPr>
-          <w:lang w:val="en-US"/>
-        </w:rPr>
-      </w:pPr>
-      <w:r>
-        <w:rPr>
-          <w:lang w:val="en-US"/>
-        </w:rPr>
-        <w:t xml:space="preserve">            Figure[] figures = new Figure[] { circle, rectangle, triangle };</w:t>
-      </w:r>
-    </w:p>
-    <w:p>
-      <w:pPr>
-        <w:pStyle w:val="af0"/>
-      </w:pPr>
-      <w:r>
-        <w:rPr>
-          <w:lang w:val="en-US"/>
-        </w:rPr>
-        <w:t xml:space="preserve">            Console</w:t>
-      </w:r>
-      <w:r>
-        <w:t>.</w:t>
-      </w:r>
-      <w:r>
-        <w:rPr>
-          <w:lang w:val="en-US"/>
-        </w:rPr>
-        <w:t>WriteLine</w:t>
-      </w:r>
-      <w:r>
-        <w:t>("--- Динамический вызов вычисления площади через делегат ---\</w:t>
-      </w:r>
-      <w:r>
-        <w:rPr>
-          <w:lang w:val="en-US"/>
-        </w:rPr>
-        <w:t>n</w:t>
-      </w:r>
-      <w:r>
-        <w:t>");</w:t>
-      </w:r>
-    </w:p>
-    <w:p>
-      <w:pPr>
-        <w:pStyle w:val="af0"/>
-        <w:rPr>
-          <w:lang w:val="en-US"/>
-        </w:rPr>
-      </w:pPr>
-      <w:r>
-        <w:t xml:space="preserve">            </w:t>
-      </w:r>
-      <w:r>
-        <w:rPr>
-          <w:lang w:val="en-US"/>
-        </w:rPr>
-        <w:t>foreach (var figure in figures)</w:t>
-      </w:r>
-    </w:p>
-    <w:p>
-      <w:pPr>
-        <w:pStyle w:val="af0"/>
-      </w:pPr>
-      <w:r>
-        <w:rPr>
-          <w:lang w:val="en-US"/>
-        </w:rPr>
-        <w:t xml:space="preserve">            </w:t>
-      </w:r>
-      <w:r>
-        <w:t>{</w:t>
-      </w:r>
-    </w:p>
-    <w:p>
-      <w:pPr>
-        <w:pStyle w:val="af0"/>
-      </w:pPr>
-      <w:r>
-        <w:t xml:space="preserve">                // Привязка метода </w:t>
-      </w:r>
-      <w:proofErr w:type="spellStart"/>
-      <w:r>
-        <w:rPr>
-          <w:lang w:val="en-US"/>
-        </w:rPr>
-        <w:t>GetArea</w:t>
-      </w:r>
-      <w:proofErr w:type="spellEnd"/>
-      <w:r>
-        <w:t xml:space="preserve"> конкретного объекта к делегату</w:t>
-      </w:r>
-    </w:p>
-    <w:p>
-      <w:pPr>
-        <w:pStyle w:val="af0"/>
-        <w:rPr>
-          <w:lang w:val="en-US"/>
-        </w:rPr>
-      </w:pPr>
-      <w:r>
-        <w:t xml:space="preserve">                </w:t>
-      </w:r>
-      <w:proofErr w:type="spellStart"/>
-      <w:r>
-        <w:rPr>
-          <w:lang w:val="en-US"/>
-        </w:rPr>
-        <w:t>CalculateAreaDelegate</w:t>
-      </w:r>
-      <w:proofErr w:type="spellEnd"/>
-      <w:r>
-        <w:rPr>
-          <w:lang w:val="en-US"/>
-        </w:rPr>
-        <w:t xml:space="preserve"> </w:t>
+        <w:t>делегат</w:t>
+      </w:r>
+      <w:proofErr w:type="spellEnd"/>
+    </w:p>
+    <w:p>
+      <w:pPr>
+        <w:pStyle w:val="af0"/>
+        <w:rPr>
+          <w:lang w:val="en-US"/>
+        </w:rPr>
+      </w:pPr>
+      <w:r>
+        <w:rPr>
+          <w:lang w:val="en-US"/>
+        </w:rPr>
+        <w:t xml:space="preserve">                double area = </w:t>
       </w:r>
       <w:proofErr w:type="spellStart"/>
       <w:r>
@@ -2501,21 +2579,7 @@
         <w:rPr>
           <w:lang w:val="en-US"/>
         </w:rPr>
-        <w:t xml:space="preserve"> = </w:t>
-      </w:r>
-      <w:proofErr w:type="spellStart"/>
-      <w:r>
-        <w:rPr>
-          <w:lang w:val="en-US"/>
-        </w:rPr>
-        <w:t>figure.GetArea</w:t>
-      </w:r>
-      <w:proofErr w:type="spellEnd"/>
-      <w:r>
-        <w:rPr>
-          <w:lang w:val="en-US"/>
-        </w:rPr>
-        <w:t>;</w:t>
+        <w:t>();</w:t>
       </w:r>
     </w:p>
     <w:p>
@@ -2536,98 +2600,6 @@
         <w:rPr>
           <w:lang w:val="en-US"/>
         </w:rPr>
-        <w:t>Вызов</w:t>
-      </w:r>
-      <w:proofErr w:type="spellEnd"/>
-      <w:r>
-        <w:rPr>
-          <w:lang w:val="en-US"/>
-        </w:rPr>
-        <w:t xml:space="preserve"> </w:t>
-      </w:r>
-      <w:proofErr w:type="spellStart"/>
-      <w:r>
-        <w:rPr>
-          <w:lang w:val="en-US"/>
-        </w:rPr>
-        <w:t>метода</w:t>
-      </w:r>
-      <w:proofErr w:type="spellEnd"/>
-      <w:r>
-        <w:rPr>
-          <w:lang w:val="en-US"/>
-        </w:rPr>
-        <w:t xml:space="preserve"> </w:t>
-      </w:r>
-      <w:proofErr w:type="spellStart"/>
-      <w:r>
-        <w:rPr>
-          <w:lang w:val="en-US"/>
-        </w:rPr>
-        <w:t>через</w:t>
-      </w:r>
-      <w:proofErr w:type="spellEnd"/>
-      <w:r>
-        <w:rPr>
-          <w:lang w:val="en-US"/>
-        </w:rPr>
-        <w:t xml:space="preserve"> </w:t>
-      </w:r>
-      <w:proofErr w:type="spellStart"/>
-      <w:r>
-        <w:rPr>
-          <w:lang w:val="en-US"/>
-        </w:rPr>
-        <w:t>делегат</w:t>
-      </w:r>
-      <w:proofErr w:type="spellEnd"/>
-    </w:p>
-    <w:p>
-      <w:pPr>
-        <w:pStyle w:val="af0"/>
-        <w:rPr>
-          <w:lang w:val="en-US"/>
-        </w:rPr>
-      </w:pPr>
-      <w:r>
-        <w:rPr>
-          <w:lang w:val="en-US"/>
-        </w:rPr>
-        <w:t xml:space="preserve">                double area = </w:t>
-      </w:r>
-      <w:proofErr w:type="spellStart"/>
-      <w:r>
-        <w:rPr>
-          <w:lang w:val="en-US"/>
-        </w:rPr>
-        <w:t>areaCalculator</w:t>
-      </w:r>
-      <w:proofErr w:type="spellEnd"/>
-      <w:r>
-        <w:rPr>
-          <w:lang w:val="en-US"/>
-        </w:rPr>
-        <w:t>();</w:t>
-      </w:r>
-    </w:p>
-    <w:p>
-      <w:pPr>
-        <w:pStyle w:val="af0"/>
-        <w:rPr>
-          <w:lang w:val="en-US"/>
-        </w:rPr>
-      </w:pPr>
-      <w:r>
-        <w:rPr>
-          <w:lang w:val="en-US"/>
-        </w:rPr>
-        <w:t xml:space="preserve">                // </w:t>
-      </w:r>
-      <w:proofErr w:type="spellStart"/>
-      <w:r>
-        <w:rPr>
-          <w:lang w:val="en-US"/>
-        </w:rPr>
         <w:t>Вывод</w:t>
       </w:r>
       <w:proofErr w:type="spellEnd"/>
@@ -2635,21 +2607,7 @@
         <w:rPr>
           <w:lang w:val="en-US"/>
         </w:rPr>
-        <w:t xml:space="preserve"> </w:t>
-      </w:r>
-      <w:proofErr w:type="spellStart"/>
-      <w:r>
-        <w:rPr>
-          <w:lang w:val="en-US"/>
-        </w:rPr>
-        <w:t>результата</w:t>
-      </w:r>
-      <w:proofErr w:type="spellEnd"/>
-      <w:r>
-        <w:rPr>
-          <w:lang w:val="en-US"/>
-        </w:rPr>
-        <w:t xml:space="preserve"> в </w:t>
+        <w:t xml:space="preserve"> результата в </w:t>
       </w:r>
       <w:proofErr w:type="spellStart"/>
       <w:r>
@@ -3725,8 +3683,16 @@
         <w:rPr>
           <w:rFonts w:ascii="Courier New" w:hAnsi="Courier New"/>
           <w:sz w:val="20"/>
-        </w:rPr>
-        <w:t xml:space="preserve">    // Второй обработчик для сообщений (звуковой сигнал)</w:t>
+          <w:lang w:val="en-US"/>
+        </w:rPr>
+        <w:t xml:space="preserve">    </w:t>
+      </w:r>
+      <w:r>
+        <w:rPr>
+          <w:rFonts w:ascii="Courier New" w:hAnsi="Courier New"/>
+          <w:sz w:val="20"/>
+        </w:rPr>
+        <w:t>// Второй обработчик для сообщений (звуковой сигнал)</w:t>
       </w:r>
     </w:p>
     <w:p>
@@ -7510,37 +7476,7 @@
           <w:rFonts w:ascii="Courier New" w:hAnsi="Courier New"/>
           <w:sz w:val="20"/>
         </w:rPr>
-        <w:t xml:space="preserve">            // Замена главного </w:t>
-      </w:r>
-      <w:r>
-        <w:rPr>
-          <w:rFonts w:ascii="Courier New" w:hAnsi="Courier New"/>
-          <w:sz w:val="20"/>
-          <w:lang w:val="en-US"/>
-        </w:rPr>
-        <w:t>if</w:t>
-      </w:r>
-      <w:r>
-        <w:rPr>
-          <w:rFonts w:ascii="Courier New" w:hAnsi="Courier New"/>
-          <w:sz w:val="20"/>
-        </w:rPr>
-        <w:t>-</w:t>
-      </w:r>
-      <w:r>
-        <w:rPr>
-          <w:rFonts w:ascii="Courier New" w:hAnsi="Courier New"/>
-          <w:sz w:val="20"/>
-          <w:lang w:val="en-US"/>
-        </w:rPr>
-        <w:t>else</w:t>
-      </w:r>
-      <w:r>
-        <w:rPr>
-          <w:rFonts w:ascii="Courier New" w:hAnsi="Courier New"/>
-          <w:sz w:val="20"/>
-        </w:rPr>
-        <w:t xml:space="preserve"> на </w:t>
+        <w:t xml:space="preserve">            </w:t>
       </w:r>
       <w:r>
         <w:rPr>
@@ -7550,21 +7486,2022 @@
         </w:rPr>
         <w:t>switch</w:t>
       </w:r>
-    </w:p>
-    <w:p>
-      <w:pPr>
-        <w:ind w:firstLine="0"/>
-        <w:rPr>
-          <w:rFonts w:ascii="Courier New" w:hAnsi="Courier New"/>
-          <w:sz w:val="20"/>
-        </w:rPr>
-      </w:pPr>
-      <w:r>
-        <w:rPr>
-          <w:rFonts w:ascii="Courier New" w:hAnsi="Courier New"/>
-          <w:sz w:val="20"/>
-        </w:rPr>
-        <w:t xml:space="preserve">            </w:t>
+      <w:r>
+        <w:rPr>
+          <w:rFonts w:ascii="Courier New" w:hAnsi="Courier New"/>
+          <w:sz w:val="20"/>
+        </w:rPr>
+        <w:t xml:space="preserve"> (</w:t>
+      </w:r>
+      <w:r>
+        <w:rPr>
+          <w:rFonts w:ascii="Courier New" w:hAnsi="Courier New"/>
+          <w:sz w:val="20"/>
+          <w:lang w:val="en-US"/>
+        </w:rPr>
+        <w:t>choice</w:t>
+      </w:r>
+      <w:r>
+        <w:rPr>
+          <w:rFonts w:ascii="Courier New" w:hAnsi="Courier New"/>
+          <w:sz w:val="20"/>
+        </w:rPr>
+        <w:t>)</w:t>
+      </w:r>
+    </w:p>
+    <w:p>
+      <w:pPr>
+        <w:ind w:firstLine="0"/>
+        <w:rPr>
+          <w:rFonts w:ascii="Courier New" w:hAnsi="Courier New"/>
+          <w:sz w:val="20"/>
+        </w:rPr>
+      </w:pPr>
+      <w:r>
+        <w:rPr>
+          <w:rFonts w:ascii="Courier New" w:hAnsi="Courier New"/>
+          <w:sz w:val="20"/>
+        </w:rPr>
+        <w:t xml:space="preserve">            {</w:t>
+      </w:r>
+    </w:p>
+    <w:p>
+      <w:pPr>
+        <w:ind w:firstLine="0"/>
+        <w:rPr>
+          <w:rFonts w:ascii="Courier New" w:hAnsi="Courier New"/>
+          <w:sz w:val="20"/>
+        </w:rPr>
+      </w:pPr>
+      <w:r>
+        <w:rPr>
+          <w:rFonts w:ascii="Courier New" w:hAnsi="Courier New"/>
+          <w:sz w:val="20"/>
+        </w:rPr>
+        <w:t xml:space="preserve">                </w:t>
+      </w:r>
+      <w:r>
+        <w:rPr>
+          <w:rFonts w:ascii="Courier New" w:hAnsi="Courier New"/>
+          <w:sz w:val="20"/>
+          <w:lang w:val="en-US"/>
+        </w:rPr>
+        <w:t>case</w:t>
+      </w:r>
+      <w:r>
+        <w:rPr>
+          <w:rFonts w:ascii="Courier New" w:hAnsi="Courier New"/>
+          <w:sz w:val="20"/>
+        </w:rPr>
+        <w:t xml:space="preserve"> "1":</w:t>
+      </w:r>
+    </w:p>
+    <w:p>
+      <w:pPr>
+        <w:ind w:firstLine="0"/>
+        <w:rPr>
+          <w:rFonts w:ascii="Courier New" w:hAnsi="Courier New"/>
+          <w:sz w:val="20"/>
+        </w:rPr>
+      </w:pPr>
+      <w:r>
+        <w:rPr>
+          <w:rFonts w:ascii="Courier New" w:hAnsi="Courier New"/>
+          <w:sz w:val="20"/>
+        </w:rPr>
+        <w:t xml:space="preserve">                    // Ввод названия задачи</w:t>
+      </w:r>
+    </w:p>
+    <w:p>
+      <w:pPr>
+        <w:ind w:firstLine="0"/>
+        <w:rPr>
+          <w:rFonts w:ascii="Courier New" w:hAnsi="Courier New"/>
+          <w:sz w:val="20"/>
+          <w:lang w:val="en-US"/>
+        </w:rPr>
+      </w:pPr>
+      <w:r>
+        <w:rPr>
+          <w:rFonts w:ascii="Courier New" w:hAnsi="Courier New"/>
+          <w:sz w:val="20"/>
+        </w:rPr>
+        <w:t xml:space="preserve">                    </w:t>
+      </w:r>
+      <w:proofErr w:type="spellStart"/>
+      <w:r>
+        <w:rPr>
+          <w:rFonts w:ascii="Courier New" w:hAnsi="Courier New"/>
+          <w:sz w:val="20"/>
+          <w:lang w:val="en-US"/>
+        </w:rPr>
+        <w:t>Console.Write</w:t>
+      </w:r>
+      <w:proofErr w:type="spellEnd"/>
+      <w:r>
+        <w:rPr>
+          <w:rFonts w:ascii="Courier New" w:hAnsi="Courier New"/>
+          <w:sz w:val="20"/>
+          <w:lang w:val="en-US"/>
+        </w:rPr>
+        <w:t>("</w:t>
+      </w:r>
+      <w:proofErr w:type="spellStart"/>
+      <w:r>
+        <w:rPr>
+          <w:rFonts w:ascii="Courier New" w:hAnsi="Courier New"/>
+          <w:sz w:val="20"/>
+          <w:lang w:val="en-US"/>
+        </w:rPr>
+        <w:t>Название</w:t>
+      </w:r>
+      <w:proofErr w:type="spellEnd"/>
+      <w:r>
+        <w:rPr>
+          <w:rFonts w:ascii="Courier New" w:hAnsi="Courier New"/>
+          <w:sz w:val="20"/>
+          <w:lang w:val="en-US"/>
+        </w:rPr>
+        <w:t xml:space="preserve"> </w:t>
+      </w:r>
+      <w:proofErr w:type="spellStart"/>
+      <w:r>
+        <w:rPr>
+          <w:rFonts w:ascii="Courier New" w:hAnsi="Courier New"/>
+          <w:sz w:val="20"/>
+          <w:lang w:val="en-US"/>
+        </w:rPr>
+        <w:t>задачи</w:t>
+      </w:r>
+      <w:proofErr w:type="spellEnd"/>
+      <w:r>
+        <w:rPr>
+          <w:rFonts w:ascii="Courier New" w:hAnsi="Courier New"/>
+          <w:sz w:val="20"/>
+          <w:lang w:val="en-US"/>
+        </w:rPr>
+        <w:t>: ");</w:t>
+      </w:r>
+    </w:p>
+    <w:p>
+      <w:pPr>
+        <w:ind w:firstLine="0"/>
+        <w:rPr>
+          <w:rFonts w:ascii="Courier New" w:hAnsi="Courier New"/>
+          <w:sz w:val="20"/>
+        </w:rPr>
+      </w:pPr>
+      <w:r>
+        <w:rPr>
+          <w:rFonts w:ascii="Courier New" w:hAnsi="Courier New"/>
+          <w:sz w:val="20"/>
+          <w:lang w:val="en-US"/>
+        </w:rPr>
+        <w:t xml:space="preserve">                    string title = </w:t>
+      </w:r>
+      <w:proofErr w:type="spellStart"/>
+      <w:r>
+        <w:rPr>
+          <w:rFonts w:ascii="Courier New" w:hAnsi="Courier New"/>
+          <w:sz w:val="20"/>
+          <w:lang w:val="en-US"/>
+        </w:rPr>
+        <w:t>Console.ReadLine</w:t>
+      </w:r>
+      <w:proofErr w:type="spellEnd"/>
+      <w:r>
+        <w:rPr>
+          <w:rFonts w:ascii="Courier New" w:hAnsi="Courier New"/>
+          <w:sz w:val="20"/>
+          <w:lang w:val="en-US"/>
+        </w:rPr>
+        <w:t xml:space="preserve">() ?? </w:t>
+      </w:r>
+      <w:r>
+        <w:rPr>
+          <w:rFonts w:ascii="Courier New" w:hAnsi="Courier New"/>
+          <w:sz w:val="20"/>
+        </w:rPr>
+        <w:t>"";</w:t>
+      </w:r>
+    </w:p>
+    <w:p>
+      <w:pPr>
+        <w:ind w:firstLine="0"/>
+        <w:rPr>
+          <w:rFonts w:ascii="Courier New" w:hAnsi="Courier New"/>
+          <w:sz w:val="20"/>
+        </w:rPr>
+      </w:pPr>
+    </w:p>
+    <w:p>
+      <w:pPr>
+        <w:ind w:firstLine="0"/>
+        <w:rPr>
+          <w:rFonts w:ascii="Courier New" w:hAnsi="Courier New"/>
+          <w:sz w:val="20"/>
+        </w:rPr>
+      </w:pPr>
+      <w:r>
+        <w:rPr>
+          <w:rFonts w:ascii="Courier New" w:hAnsi="Courier New"/>
+          <w:sz w:val="20"/>
+        </w:rPr>
+        <w:t xml:space="preserve">                    // Выбор делегата для задачи</w:t>
+      </w:r>
+    </w:p>
+    <w:p>
+      <w:pPr>
+        <w:ind w:firstLine="0"/>
+        <w:rPr>
+          <w:rFonts w:ascii="Courier New" w:hAnsi="Courier New"/>
+          <w:sz w:val="20"/>
+        </w:rPr>
+      </w:pPr>
+      <w:r>
+        <w:rPr>
+          <w:rFonts w:ascii="Courier New" w:hAnsi="Courier New"/>
+          <w:sz w:val="20"/>
+        </w:rPr>
+        <w:t xml:space="preserve">                    </w:t>
+      </w:r>
+      <w:r>
+        <w:rPr>
+          <w:rFonts w:ascii="Courier New" w:hAnsi="Courier New"/>
+          <w:sz w:val="20"/>
+          <w:lang w:val="en-US"/>
+        </w:rPr>
+        <w:t>Console</w:t>
+      </w:r>
+      <w:r>
+        <w:rPr>
+          <w:rFonts w:ascii="Courier New" w:hAnsi="Courier New"/>
+          <w:sz w:val="20"/>
+        </w:rPr>
+        <w:t>.</w:t>
+      </w:r>
+      <w:r>
+        <w:rPr>
+          <w:rFonts w:ascii="Courier New" w:hAnsi="Courier New"/>
+          <w:sz w:val="20"/>
+          <w:lang w:val="en-US"/>
+        </w:rPr>
+        <w:t>WriteLine</w:t>
+      </w:r>
+      <w:r>
+        <w:rPr>
+          <w:rFonts w:ascii="Courier New" w:hAnsi="Courier New"/>
+          <w:sz w:val="20"/>
+        </w:rPr>
+        <w:t>("Действие: 1 - уведомление, 2 - запись в журнал");</w:t>
+      </w:r>
+    </w:p>
+    <w:p>
+      <w:pPr>
+        <w:ind w:firstLine="0"/>
+        <w:rPr>
+          <w:rFonts w:ascii="Courier New" w:hAnsi="Courier New"/>
+          <w:sz w:val="20"/>
+          <w:lang w:val="en-US"/>
+        </w:rPr>
+      </w:pPr>
+      <w:r>
+        <w:rPr>
+          <w:rFonts w:ascii="Courier New" w:hAnsi="Courier New"/>
+          <w:sz w:val="20"/>
+        </w:rPr>
+        <w:t xml:space="preserve">                    </w:t>
+      </w:r>
+      <w:proofErr w:type="spellStart"/>
+      <w:r>
+        <w:rPr>
+          <w:rFonts w:ascii="Courier New" w:hAnsi="Courier New"/>
+          <w:sz w:val="20"/>
+          <w:lang w:val="en-US"/>
+        </w:rPr>
+        <w:t>Console.Write</w:t>
+      </w:r>
+      <w:proofErr w:type="spellEnd"/>
+      <w:r>
+        <w:rPr>
+          <w:rFonts w:ascii="Courier New" w:hAnsi="Courier New"/>
+          <w:sz w:val="20"/>
+          <w:lang w:val="en-US"/>
+        </w:rPr>
+        <w:t>("</w:t>
+      </w:r>
+      <w:proofErr w:type="spellStart"/>
+      <w:r>
+        <w:rPr>
+          <w:rFonts w:ascii="Courier New" w:hAnsi="Courier New"/>
+          <w:sz w:val="20"/>
+          <w:lang w:val="en-US"/>
+        </w:rPr>
+        <w:t>Выбор</w:t>
+      </w:r>
+      <w:proofErr w:type="spellEnd"/>
+      <w:r>
+        <w:rPr>
+          <w:rFonts w:ascii="Courier New" w:hAnsi="Courier New"/>
+          <w:sz w:val="20"/>
+          <w:lang w:val="en-US"/>
+        </w:rPr>
+        <w:t>: ");</w:t>
+      </w:r>
+    </w:p>
+    <w:p>
+      <w:pPr>
+        <w:ind w:firstLine="0"/>
+        <w:rPr>
+          <w:rFonts w:ascii="Courier New" w:hAnsi="Courier New"/>
+          <w:sz w:val="20"/>
+          <w:lang w:val="en-US"/>
+        </w:rPr>
+      </w:pPr>
+      <w:r>
+        <w:rPr>
+          <w:rFonts w:ascii="Courier New" w:hAnsi="Courier New"/>
+          <w:sz w:val="20"/>
+          <w:lang w:val="en-US"/>
+        </w:rPr>
+        <w:t xml:space="preserve">                    string action = </w:t>
+      </w:r>
+      <w:proofErr w:type="spellStart"/>
+      <w:r>
+        <w:rPr>
+          <w:rFonts w:ascii="Courier New" w:hAnsi="Courier New"/>
+          <w:sz w:val="20"/>
+          <w:lang w:val="en-US"/>
+        </w:rPr>
+        <w:t>Console.ReadLine</w:t>
+      </w:r>
+      <w:proofErr w:type="spellEnd"/>
+      <w:r>
+        <w:rPr>
+          <w:rFonts w:ascii="Courier New" w:hAnsi="Courier New"/>
+          <w:sz w:val="20"/>
+          <w:lang w:val="en-US"/>
+        </w:rPr>
+        <w:t>() ?? "";</w:t>
+      </w:r>
+    </w:p>
+    <w:p>
+      <w:pPr>
+        <w:ind w:firstLine="0"/>
+        <w:rPr>
+          <w:rFonts w:ascii="Courier New" w:hAnsi="Courier New"/>
+          <w:sz w:val="20"/>
+          <w:lang w:val="en-US"/>
+        </w:rPr>
+      </w:pPr>
+      <w:r>
+        <w:rPr>
+          <w:rFonts w:ascii="Courier New" w:hAnsi="Courier New"/>
+          <w:sz w:val="20"/>
+          <w:lang w:val="en-US"/>
+        </w:rPr>
+        <w:t xml:space="preserve">                    while (action != "1" &amp;&amp; action != "2")</w:t>
+      </w:r>
+    </w:p>
+    <w:p>
+      <w:pPr>
+        <w:ind w:firstLine="0"/>
+        <w:rPr>
+          <w:rFonts w:ascii="Courier New" w:hAnsi="Courier New"/>
+          <w:sz w:val="20"/>
+        </w:rPr>
+      </w:pPr>
+      <w:r>
+        <w:rPr>
+          <w:rFonts w:ascii="Courier New" w:hAnsi="Courier New"/>
+          <w:sz w:val="20"/>
+          <w:lang w:val="en-US"/>
+        </w:rPr>
+        <w:t xml:space="preserve">                    </w:t>
+      </w:r>
+      <w:r>
+        <w:rPr>
+          <w:rFonts w:ascii="Courier New" w:hAnsi="Courier New"/>
+          <w:sz w:val="20"/>
+        </w:rPr>
+        <w:t>{</w:t>
+      </w:r>
+    </w:p>
+    <w:p>
+      <w:pPr>
+        <w:ind w:firstLine="0"/>
+        <w:rPr>
+          <w:rFonts w:ascii="Courier New" w:hAnsi="Courier New"/>
+          <w:sz w:val="20"/>
+        </w:rPr>
+      </w:pPr>
+      <w:r>
+        <w:rPr>
+          <w:rFonts w:ascii="Courier New" w:hAnsi="Courier New"/>
+          <w:sz w:val="20"/>
+        </w:rPr>
+        <w:t xml:space="preserve">                        </w:t>
+      </w:r>
+      <w:r>
+        <w:rPr>
+          <w:rFonts w:ascii="Courier New" w:hAnsi="Courier New"/>
+          <w:sz w:val="20"/>
+          <w:lang w:val="en-US"/>
+        </w:rPr>
+        <w:t>Console</w:t>
+      </w:r>
+      <w:r>
+        <w:rPr>
+          <w:rFonts w:ascii="Courier New" w:hAnsi="Courier New"/>
+          <w:sz w:val="20"/>
+        </w:rPr>
+        <w:t>.</w:t>
+      </w:r>
+      <w:r>
+        <w:rPr>
+          <w:rFonts w:ascii="Courier New" w:hAnsi="Courier New"/>
+          <w:sz w:val="20"/>
+          <w:lang w:val="en-US"/>
+        </w:rPr>
+        <w:t>Write</w:t>
+      </w:r>
+      <w:r>
+        <w:rPr>
+          <w:rFonts w:ascii="Courier New" w:hAnsi="Courier New"/>
+          <w:sz w:val="20"/>
+        </w:rPr>
+        <w:t>("Нужно 1 или 2. Повторите ввод: ");</w:t>
+      </w:r>
+    </w:p>
+    <w:p>
+      <w:pPr>
+        <w:ind w:firstLine="0"/>
+        <w:rPr>
+          <w:rFonts w:ascii="Courier New" w:hAnsi="Courier New"/>
+          <w:sz w:val="20"/>
+        </w:rPr>
+      </w:pPr>
+      <w:r>
+        <w:rPr>
+          <w:rFonts w:ascii="Courier New" w:hAnsi="Courier New"/>
+          <w:sz w:val="20"/>
+        </w:rPr>
+        <w:lastRenderedPageBreak/>
+        <w:t xml:space="preserve">                        </w:t>
+      </w:r>
+      <w:r>
+        <w:rPr>
+          <w:rFonts w:ascii="Courier New" w:hAnsi="Courier New"/>
+          <w:sz w:val="20"/>
+          <w:lang w:val="en-US"/>
+        </w:rPr>
+        <w:t>action</w:t>
+      </w:r>
+      <w:r>
+        <w:rPr>
+          <w:rFonts w:ascii="Courier New" w:hAnsi="Courier New"/>
+          <w:sz w:val="20"/>
+        </w:rPr>
+        <w:t xml:space="preserve"> = </w:t>
+      </w:r>
+      <w:r>
+        <w:rPr>
+          <w:rFonts w:ascii="Courier New" w:hAnsi="Courier New"/>
+          <w:sz w:val="20"/>
+          <w:lang w:val="en-US"/>
+        </w:rPr>
+        <w:t>Console</w:t>
+      </w:r>
+      <w:r>
+        <w:rPr>
+          <w:rFonts w:ascii="Courier New" w:hAnsi="Courier New"/>
+          <w:sz w:val="20"/>
+        </w:rPr>
+        <w:t>.</w:t>
+      </w:r>
+      <w:proofErr w:type="spellStart"/>
+      <w:r>
+        <w:rPr>
+          <w:rFonts w:ascii="Courier New" w:hAnsi="Courier New"/>
+          <w:sz w:val="20"/>
+          <w:lang w:val="en-US"/>
+        </w:rPr>
+        <w:t>ReadLine</w:t>
+      </w:r>
+      <w:proofErr w:type="spellEnd"/>
+      <w:r>
+        <w:rPr>
+          <w:rFonts w:ascii="Courier New" w:hAnsi="Courier New"/>
+          <w:sz w:val="20"/>
+        </w:rPr>
+        <w:t>() ?? "";</w:t>
+      </w:r>
+    </w:p>
+    <w:p>
+      <w:pPr>
+        <w:ind w:firstLine="0"/>
+        <w:rPr>
+          <w:rFonts w:ascii="Courier New" w:hAnsi="Courier New"/>
+          <w:sz w:val="20"/>
+        </w:rPr>
+      </w:pPr>
+      <w:r>
+        <w:rPr>
+          <w:rFonts w:ascii="Courier New" w:hAnsi="Courier New"/>
+          <w:sz w:val="20"/>
+        </w:rPr>
+        <w:t xml:space="preserve">                    }</w:t>
+      </w:r>
+    </w:p>
+    <w:p>
+      <w:pPr>
+        <w:ind w:firstLine="0"/>
+        <w:rPr>
+          <w:rFonts w:ascii="Courier New" w:hAnsi="Courier New"/>
+          <w:sz w:val="20"/>
+        </w:rPr>
+      </w:pPr>
+    </w:p>
+    <w:p>
+      <w:pPr>
+        <w:ind w:firstLine="0"/>
+        <w:rPr>
+          <w:rFonts w:ascii="Courier New" w:hAnsi="Courier New"/>
+          <w:sz w:val="20"/>
+          <w:lang w:val="en-US"/>
+        </w:rPr>
+      </w:pPr>
+      <w:r>
+        <w:rPr>
+          <w:rFonts w:ascii="Courier New" w:hAnsi="Courier New"/>
+          <w:sz w:val="20"/>
+        </w:rPr>
+        <w:t xml:space="preserve">                    </w:t>
+      </w:r>
+      <w:r>
+        <w:rPr>
+          <w:rFonts w:ascii="Courier New" w:hAnsi="Courier New"/>
+          <w:sz w:val="20"/>
+          <w:lang w:val="en-US"/>
+        </w:rPr>
+        <w:t>switch (action)</w:t>
+      </w:r>
+    </w:p>
+    <w:p>
+      <w:pPr>
+        <w:ind w:firstLine="0"/>
+        <w:rPr>
+          <w:rFonts w:ascii="Courier New" w:hAnsi="Courier New"/>
+          <w:sz w:val="20"/>
+          <w:lang w:val="en-US"/>
+        </w:rPr>
+      </w:pPr>
+      <w:r>
+        <w:rPr>
+          <w:rFonts w:ascii="Courier New" w:hAnsi="Courier New"/>
+          <w:sz w:val="20"/>
+          <w:lang w:val="en-US"/>
+        </w:rPr>
+        <w:t xml:space="preserve">                    {</w:t>
+      </w:r>
+    </w:p>
+    <w:p>
+      <w:pPr>
+        <w:ind w:firstLine="0"/>
+        <w:rPr>
+          <w:rFonts w:ascii="Courier New" w:hAnsi="Courier New"/>
+          <w:sz w:val="20"/>
+          <w:lang w:val="en-US"/>
+        </w:rPr>
+      </w:pPr>
+      <w:r>
+        <w:rPr>
+          <w:rFonts w:ascii="Courier New" w:hAnsi="Courier New"/>
+          <w:sz w:val="20"/>
+          <w:lang w:val="en-US"/>
+        </w:rPr>
+        <w:t xml:space="preserve">                        case "1":</w:t>
+      </w:r>
+    </w:p>
+    <w:p>
+      <w:pPr>
+        <w:ind w:firstLine="0"/>
+        <w:rPr>
+          <w:rFonts w:ascii="Courier New" w:hAnsi="Courier New"/>
+          <w:sz w:val="20"/>
+          <w:lang w:val="en-US"/>
+        </w:rPr>
+      </w:pPr>
+      <w:r>
+        <w:rPr>
+          <w:rFonts w:ascii="Courier New" w:hAnsi="Courier New"/>
+          <w:sz w:val="20"/>
+          <w:lang w:val="en-US"/>
+        </w:rPr>
+        <w:t xml:space="preserve">                            </w:t>
+      </w:r>
+      <w:proofErr w:type="spellStart"/>
+      <w:r>
+        <w:rPr>
+          <w:rFonts w:ascii="Courier New" w:hAnsi="Courier New"/>
+          <w:sz w:val="20"/>
+          <w:lang w:val="en-US"/>
+        </w:rPr>
+        <w:t>tasks.Add</w:t>
+      </w:r>
+      <w:proofErr w:type="spellEnd"/>
+      <w:r>
+        <w:rPr>
+          <w:rFonts w:ascii="Courier New" w:hAnsi="Courier New"/>
+          <w:sz w:val="20"/>
+          <w:lang w:val="en-US"/>
+        </w:rPr>
+        <w:t>(new TaskItem(title, "</w:t>
+      </w:r>
+      <w:proofErr w:type="spellStart"/>
+      <w:r>
+        <w:rPr>
+          <w:rFonts w:ascii="Courier New" w:hAnsi="Courier New"/>
+          <w:sz w:val="20"/>
+          <w:lang w:val="en-US"/>
+        </w:rPr>
+        <w:t>уведомление</w:t>
+      </w:r>
+      <w:proofErr w:type="spellEnd"/>
+      <w:r>
+        <w:rPr>
+          <w:rFonts w:ascii="Courier New" w:hAnsi="Courier New"/>
+          <w:sz w:val="20"/>
+          <w:lang w:val="en-US"/>
+        </w:rPr>
+        <w:t>", Notify));</w:t>
+      </w:r>
+    </w:p>
+    <w:p>
+      <w:pPr>
+        <w:ind w:firstLine="0"/>
+        <w:rPr>
+          <w:rFonts w:ascii="Courier New" w:hAnsi="Courier New"/>
+          <w:sz w:val="20"/>
+          <w:lang w:val="en-US"/>
+        </w:rPr>
+      </w:pPr>
+      <w:r>
+        <w:rPr>
+          <w:rFonts w:ascii="Courier New" w:hAnsi="Courier New"/>
+          <w:sz w:val="20"/>
+          <w:lang w:val="en-US"/>
+        </w:rPr>
+        <w:t xml:space="preserve">                            break;</w:t>
+      </w:r>
+    </w:p>
+    <w:p>
+      <w:pPr>
+        <w:ind w:firstLine="0"/>
+        <w:rPr>
+          <w:rFonts w:ascii="Courier New" w:hAnsi="Courier New"/>
+          <w:sz w:val="20"/>
+          <w:lang w:val="en-US"/>
+        </w:rPr>
+      </w:pPr>
+      <w:r>
+        <w:rPr>
+          <w:rFonts w:ascii="Courier New" w:hAnsi="Courier New"/>
+          <w:sz w:val="20"/>
+          <w:lang w:val="en-US"/>
+        </w:rPr>
+        <w:t xml:space="preserve">                        case "2":</w:t>
+      </w:r>
+    </w:p>
+    <w:p>
+      <w:pPr>
+        <w:ind w:firstLine="0"/>
+        <w:rPr>
+          <w:rFonts w:ascii="Courier New" w:hAnsi="Courier New"/>
+          <w:sz w:val="20"/>
+          <w:lang w:val="en-US"/>
+        </w:rPr>
+      </w:pPr>
+      <w:r>
+        <w:rPr>
+          <w:rFonts w:ascii="Courier New" w:hAnsi="Courier New"/>
+          <w:sz w:val="20"/>
+          <w:lang w:val="en-US"/>
+        </w:rPr>
+        <w:t xml:space="preserve">                            </w:t>
+      </w:r>
+      <w:proofErr w:type="spellStart"/>
+      <w:r>
+        <w:rPr>
+          <w:rFonts w:ascii="Courier New" w:hAnsi="Courier New"/>
+          <w:sz w:val="20"/>
+          <w:lang w:val="en-US"/>
+        </w:rPr>
+        <w:t>tasks.Add</w:t>
+      </w:r>
+      <w:proofErr w:type="spellEnd"/>
+      <w:r>
+        <w:rPr>
+          <w:rFonts w:ascii="Courier New" w:hAnsi="Courier New"/>
+          <w:sz w:val="20"/>
+          <w:lang w:val="en-US"/>
+        </w:rPr>
+        <w:t xml:space="preserve">(new </w:t>
+      </w:r>
+      <w:proofErr w:type="spellStart"/>
+      <w:r>
+        <w:rPr>
+          <w:rFonts w:ascii="Courier New" w:hAnsi="Courier New"/>
+          <w:sz w:val="20"/>
+          <w:lang w:val="en-US"/>
+        </w:rPr>
+        <w:t>TaskItem</w:t>
+      </w:r>
+      <w:proofErr w:type="spellEnd"/>
+      <w:r>
+        <w:rPr>
+          <w:rFonts w:ascii="Courier New" w:hAnsi="Courier New"/>
+          <w:sz w:val="20"/>
+          <w:lang w:val="en-US"/>
+        </w:rPr>
+        <w:t>(title, "</w:t>
+      </w:r>
+      <w:proofErr w:type="spellStart"/>
+      <w:r>
+        <w:rPr>
+          <w:rFonts w:ascii="Courier New" w:hAnsi="Courier New"/>
+          <w:sz w:val="20"/>
+          <w:lang w:val="en-US"/>
+        </w:rPr>
+        <w:t>запись</w:t>
+      </w:r>
+      <w:proofErr w:type="spellEnd"/>
+      <w:r>
+        <w:rPr>
+          <w:rFonts w:ascii="Courier New" w:hAnsi="Courier New"/>
+          <w:sz w:val="20"/>
+          <w:lang w:val="en-US"/>
+        </w:rPr>
+        <w:t xml:space="preserve"> в </w:t>
+      </w:r>
+      <w:proofErr w:type="spellStart"/>
+      <w:r>
+        <w:rPr>
+          <w:rFonts w:ascii="Courier New" w:hAnsi="Courier New"/>
+          <w:sz w:val="20"/>
+          <w:lang w:val="en-US"/>
+        </w:rPr>
+        <w:t>журнал</w:t>
+      </w:r>
+      <w:proofErr w:type="spellEnd"/>
+      <w:r>
+        <w:rPr>
+          <w:rFonts w:ascii="Courier New" w:hAnsi="Courier New"/>
+          <w:sz w:val="20"/>
+          <w:lang w:val="en-US"/>
+        </w:rPr>
+        <w:t>", WriteToJournal));</w:t>
+      </w:r>
+    </w:p>
+    <w:p>
+      <w:pPr>
+        <w:ind w:firstLine="0"/>
+        <w:rPr>
+          <w:rFonts w:ascii="Courier New" w:hAnsi="Courier New"/>
+          <w:sz w:val="20"/>
+        </w:rPr>
+      </w:pPr>
+      <w:r>
+        <w:rPr>
+          <w:rFonts w:ascii="Courier New" w:hAnsi="Courier New"/>
+          <w:sz w:val="20"/>
+          <w:lang w:val="en-US"/>
+        </w:rPr>
+        <w:t xml:space="preserve">                            break</w:t>
+      </w:r>
+      <w:r>
+        <w:rPr>
+          <w:rFonts w:ascii="Courier New" w:hAnsi="Courier New"/>
+          <w:sz w:val="20"/>
+        </w:rPr>
+        <w:t>;</w:t>
+      </w:r>
+    </w:p>
+    <w:p>
+      <w:pPr>
+        <w:ind w:firstLine="0"/>
+        <w:rPr>
+          <w:rFonts w:ascii="Courier New" w:hAnsi="Courier New"/>
+          <w:sz w:val="20"/>
+        </w:rPr>
+      </w:pPr>
+      <w:r>
+        <w:rPr>
+          <w:rFonts w:ascii="Courier New" w:hAnsi="Courier New"/>
+          <w:sz w:val="20"/>
+        </w:rPr>
+        <w:t xml:space="preserve">                    }</w:t>
+      </w:r>
+    </w:p>
+    <w:p>
+      <w:pPr>
+        <w:ind w:firstLine="0"/>
+        <w:rPr>
+          <w:rFonts w:ascii="Courier New" w:hAnsi="Courier New"/>
+          <w:sz w:val="20"/>
+        </w:rPr>
+      </w:pPr>
+      <w:r>
+        <w:rPr>
+          <w:rFonts w:ascii="Courier New" w:hAnsi="Courier New"/>
+          <w:sz w:val="20"/>
+        </w:rPr>
+        <w:t xml:space="preserve">                    </w:t>
+      </w:r>
+      <w:r>
+        <w:rPr>
+          <w:rFonts w:ascii="Courier New" w:hAnsi="Courier New"/>
+          <w:sz w:val="20"/>
+          <w:lang w:val="en-US"/>
+        </w:rPr>
+        <w:t>break</w:t>
+      </w:r>
+      <w:r>
+        <w:rPr>
+          <w:rFonts w:ascii="Courier New" w:hAnsi="Courier New"/>
+          <w:sz w:val="20"/>
+        </w:rPr>
+        <w:t>;</w:t>
+      </w:r>
+    </w:p>
+    <w:p>
+      <w:pPr>
+        <w:ind w:firstLine="0"/>
+        <w:rPr>
+          <w:rFonts w:ascii="Courier New" w:hAnsi="Courier New"/>
+          <w:sz w:val="20"/>
+        </w:rPr>
+      </w:pPr>
+    </w:p>
+    <w:p>
+      <w:pPr>
+        <w:ind w:firstLine="0"/>
+        <w:rPr>
+          <w:rFonts w:ascii="Courier New" w:hAnsi="Courier New"/>
+          <w:sz w:val="20"/>
+        </w:rPr>
+      </w:pPr>
+      <w:r>
+        <w:rPr>
+          <w:rFonts w:ascii="Courier New" w:hAnsi="Courier New"/>
+          <w:sz w:val="20"/>
+        </w:rPr>
+        <w:t xml:space="preserve">                </w:t>
+      </w:r>
+      <w:r>
+        <w:rPr>
+          <w:rFonts w:ascii="Courier New" w:hAnsi="Courier New"/>
+          <w:sz w:val="20"/>
+          <w:lang w:val="en-US"/>
+        </w:rPr>
+        <w:t>case</w:t>
+      </w:r>
+      <w:r>
+        <w:rPr>
+          <w:rFonts w:ascii="Courier New" w:hAnsi="Courier New"/>
+          <w:sz w:val="20"/>
+        </w:rPr>
+        <w:t xml:space="preserve"> "2":</w:t>
+      </w:r>
+    </w:p>
+    <w:p>
+      <w:pPr>
+        <w:ind w:firstLine="0"/>
+        <w:rPr>
+          <w:rFonts w:ascii="Courier New" w:hAnsi="Courier New"/>
+          <w:sz w:val="20"/>
+        </w:rPr>
+      </w:pPr>
+      <w:r>
+        <w:rPr>
+          <w:rFonts w:ascii="Courier New" w:hAnsi="Courier New"/>
+          <w:sz w:val="20"/>
+        </w:rPr>
+        <w:t xml:space="preserve">                    // Вывод списка задач</w:t>
+      </w:r>
+    </w:p>
+    <w:p>
+      <w:pPr>
+        <w:ind w:firstLine="0"/>
+        <w:rPr>
+          <w:rFonts w:ascii="Courier New" w:hAnsi="Courier New"/>
+          <w:sz w:val="20"/>
+          <w:lang w:val="en-US"/>
+        </w:rPr>
+      </w:pPr>
+      <w:r>
+        <w:rPr>
+          <w:rFonts w:ascii="Courier New" w:hAnsi="Courier New"/>
+          <w:sz w:val="20"/>
+        </w:rPr>
+        <w:t xml:space="preserve">                    </w:t>
+      </w:r>
+      <w:r>
+        <w:rPr>
+          <w:rFonts w:ascii="Courier New" w:hAnsi="Courier New"/>
+          <w:sz w:val="20"/>
+          <w:lang w:val="en-US"/>
+        </w:rPr>
+        <w:t>if (</w:t>
+      </w:r>
+      <w:proofErr w:type="spellStart"/>
+      <w:r>
+        <w:rPr>
+          <w:rFonts w:ascii="Courier New" w:hAnsi="Courier New"/>
+          <w:sz w:val="20"/>
+          <w:lang w:val="en-US"/>
+        </w:rPr>
+        <w:t>tasks.Count</w:t>
+      </w:r>
+      <w:proofErr w:type="spellEnd"/>
+      <w:r>
+        <w:rPr>
+          <w:rFonts w:ascii="Courier New" w:hAnsi="Courier New"/>
+          <w:sz w:val="20"/>
+          <w:lang w:val="en-US"/>
+        </w:rPr>
+        <w:t xml:space="preserve"> == 0)</w:t>
+      </w:r>
+    </w:p>
+    <w:p>
+      <w:pPr>
+        <w:ind w:firstLine="0"/>
+        <w:rPr>
+          <w:rFonts w:ascii="Courier New" w:hAnsi="Courier New"/>
+          <w:sz w:val="20"/>
+          <w:lang w:val="en-US"/>
+        </w:rPr>
+      </w:pPr>
+      <w:r>
+        <w:rPr>
+          <w:rFonts w:ascii="Courier New" w:hAnsi="Courier New"/>
+          <w:sz w:val="20"/>
+          <w:lang w:val="en-US"/>
+        </w:rPr>
+        <w:t xml:space="preserve">                    {</w:t>
+      </w:r>
+    </w:p>
+    <w:p>
+      <w:pPr>
+        <w:ind w:firstLine="0"/>
+        <w:rPr>
+          <w:rFonts w:ascii="Courier New" w:hAnsi="Courier New"/>
+          <w:sz w:val="20"/>
+          <w:lang w:val="en-US"/>
+        </w:rPr>
+      </w:pPr>
+      <w:r>
+        <w:rPr>
+          <w:rFonts w:ascii="Courier New" w:hAnsi="Courier New"/>
+          <w:sz w:val="20"/>
+          <w:lang w:val="en-US"/>
+        </w:rPr>
+        <w:t xml:space="preserve">                        </w:t>
+      </w:r>
+      <w:proofErr w:type="spellStart"/>
+      <w:r>
+        <w:rPr>
+          <w:rFonts w:ascii="Courier New" w:hAnsi="Courier New"/>
+          <w:sz w:val="20"/>
+          <w:lang w:val="en-US"/>
+        </w:rPr>
+        <w:t>Console.WriteLine</w:t>
+      </w:r>
+      <w:proofErr w:type="spellEnd"/>
+      <w:r>
+        <w:rPr>
+          <w:rFonts w:ascii="Courier New" w:hAnsi="Courier New"/>
+          <w:sz w:val="20"/>
+          <w:lang w:val="en-US"/>
+        </w:rPr>
+        <w:t>("</w:t>
+      </w:r>
+      <w:proofErr w:type="spellStart"/>
+      <w:r>
+        <w:rPr>
+          <w:rFonts w:ascii="Courier New" w:hAnsi="Courier New"/>
+          <w:sz w:val="20"/>
+          <w:lang w:val="en-US"/>
+        </w:rPr>
+        <w:t>Задач</w:t>
+      </w:r>
+      <w:proofErr w:type="spellEnd"/>
+      <w:r>
+        <w:rPr>
+          <w:rFonts w:ascii="Courier New" w:hAnsi="Courier New"/>
+          <w:sz w:val="20"/>
+          <w:lang w:val="en-US"/>
+        </w:rPr>
+        <w:t xml:space="preserve"> нет.");</w:t>
+      </w:r>
+    </w:p>
+    <w:p>
+      <w:pPr>
+        <w:ind w:firstLine="0"/>
+        <w:rPr>
+          <w:rFonts w:ascii="Courier New" w:hAnsi="Courier New"/>
+          <w:sz w:val="20"/>
+          <w:lang w:val="en-US"/>
+        </w:rPr>
+      </w:pPr>
+      <w:r>
+        <w:rPr>
+          <w:rFonts w:ascii="Courier New" w:hAnsi="Courier New"/>
+          <w:sz w:val="20"/>
+          <w:lang w:val="en-US"/>
+        </w:rPr>
+        <w:t xml:space="preserve">                    }</w:t>
+      </w:r>
+    </w:p>
+    <w:p>
+      <w:pPr>
+        <w:ind w:firstLine="0"/>
+        <w:rPr>
+          <w:rFonts w:ascii="Courier New" w:hAnsi="Courier New"/>
+          <w:sz w:val="20"/>
+          <w:lang w:val="en-US"/>
+        </w:rPr>
+      </w:pPr>
+      <w:r>
+        <w:rPr>
+          <w:rFonts w:ascii="Courier New" w:hAnsi="Courier New"/>
+          <w:sz w:val="20"/>
+          <w:lang w:val="en-US"/>
+        </w:rPr>
+        <w:t xml:space="preserve">                    for (int </w:t>
+      </w:r>
+      <w:proofErr w:type="spellStart"/>
+      <w:r>
+        <w:rPr>
+          <w:rFonts w:ascii="Courier New" w:hAnsi="Courier New"/>
+          <w:sz w:val="20"/>
+          <w:lang w:val="en-US"/>
+        </w:rPr>
+        <w:t>i</w:t>
+      </w:r>
+      <w:proofErr w:type="spellEnd"/>
+      <w:r>
+        <w:rPr>
+          <w:rFonts w:ascii="Courier New" w:hAnsi="Courier New"/>
+          <w:sz w:val="20"/>
+          <w:lang w:val="en-US"/>
+        </w:rPr>
+        <w:t xml:space="preserve"> = 0; </w:t>
+      </w:r>
+      <w:proofErr w:type="spellStart"/>
+      <w:r>
+        <w:rPr>
+          <w:rFonts w:ascii="Courier New" w:hAnsi="Courier New"/>
+          <w:sz w:val="20"/>
+          <w:lang w:val="en-US"/>
+        </w:rPr>
+        <w:t>i</w:t>
+      </w:r>
+      <w:proofErr w:type="spellEnd"/>
+      <w:r>
+        <w:rPr>
+          <w:rFonts w:ascii="Courier New" w:hAnsi="Courier New"/>
+          <w:sz w:val="20"/>
+          <w:lang w:val="en-US"/>
+        </w:rPr>
+        <w:t xml:space="preserve"> &lt; </w:t>
+      </w:r>
+      <w:proofErr w:type="spellStart"/>
+      <w:r>
+        <w:rPr>
+          <w:rFonts w:ascii="Courier New" w:hAnsi="Courier New"/>
+          <w:sz w:val="20"/>
+          <w:lang w:val="en-US"/>
+        </w:rPr>
+        <w:t>tasks.Count</w:t>
+      </w:r>
+      <w:proofErr w:type="spellEnd"/>
+      <w:r>
+        <w:rPr>
+          <w:rFonts w:ascii="Courier New" w:hAnsi="Courier New"/>
+          <w:sz w:val="20"/>
+          <w:lang w:val="en-US"/>
+        </w:rPr>
+        <w:t>; i++)</w:t>
+      </w:r>
+    </w:p>
+    <w:p>
+      <w:pPr>
+        <w:ind w:firstLine="0"/>
+        <w:rPr>
+          <w:rFonts w:ascii="Courier New" w:hAnsi="Courier New"/>
+          <w:sz w:val="20"/>
+          <w:lang w:val="en-US"/>
+        </w:rPr>
+      </w:pPr>
+      <w:r>
+        <w:rPr>
+          <w:rFonts w:ascii="Courier New" w:hAnsi="Courier New"/>
+          <w:sz w:val="20"/>
+          <w:lang w:val="en-US"/>
+        </w:rPr>
+        <w:t xml:space="preserve">                    {</w:t>
+      </w:r>
+    </w:p>
+    <w:p>
+      <w:pPr>
+        <w:ind w:firstLine="0"/>
+        <w:rPr>
+          <w:rFonts w:ascii="Courier New" w:hAnsi="Courier New"/>
+          <w:sz w:val="20"/>
+          <w:lang w:val="en-US"/>
+        </w:rPr>
+      </w:pPr>
+      <w:r>
+        <w:rPr>
+          <w:rFonts w:ascii="Courier New" w:hAnsi="Courier New"/>
+          <w:sz w:val="20"/>
+          <w:lang w:val="en-US"/>
+        </w:rPr>
+        <w:t xml:space="preserve">                        </w:t>
+      </w:r>
+      <w:proofErr w:type="spellStart"/>
+      <w:r>
+        <w:rPr>
+          <w:rFonts w:ascii="Courier New" w:hAnsi="Courier New"/>
+          <w:sz w:val="20"/>
+          <w:lang w:val="en-US"/>
+        </w:rPr>
+        <w:t>Console.WriteLine</w:t>
+      </w:r>
+      <w:proofErr w:type="spellEnd"/>
+      <w:r>
+        <w:rPr>
+          <w:rFonts w:ascii="Courier New" w:hAnsi="Courier New"/>
+          <w:sz w:val="20"/>
+          <w:lang w:val="en-US"/>
+        </w:rPr>
+        <w:t>((</w:t>
+      </w:r>
+      <w:proofErr w:type="spellStart"/>
+      <w:r>
+        <w:rPr>
+          <w:rFonts w:ascii="Courier New" w:hAnsi="Courier New"/>
+          <w:sz w:val="20"/>
+          <w:lang w:val="en-US"/>
+        </w:rPr>
+        <w:t>i</w:t>
+      </w:r>
+      <w:proofErr w:type="spellEnd"/>
+      <w:r>
+        <w:rPr>
+          <w:rFonts w:ascii="Courier New" w:hAnsi="Courier New"/>
+          <w:sz w:val="20"/>
+          <w:lang w:val="en-US"/>
+        </w:rPr>
+        <w:t xml:space="preserve"> + 1) + ". " + tasks[</w:t>
+      </w:r>
+      <w:proofErr w:type="spellStart"/>
+      <w:r>
+        <w:rPr>
+          <w:rFonts w:ascii="Courier New" w:hAnsi="Courier New"/>
+          <w:sz w:val="20"/>
+          <w:lang w:val="en-US"/>
+        </w:rPr>
+        <w:t>i</w:t>
+      </w:r>
+      <w:proofErr w:type="spellEnd"/>
+      <w:r>
+        <w:rPr>
+          <w:rFonts w:ascii="Courier New" w:hAnsi="Courier New"/>
+          <w:sz w:val="20"/>
+          <w:lang w:val="en-US"/>
+        </w:rPr>
+        <w:t>].Title + " (" + tasks[</w:t>
+      </w:r>
+      <w:proofErr w:type="spellStart"/>
+      <w:r>
+        <w:rPr>
+          <w:rFonts w:ascii="Courier New" w:hAnsi="Courier New"/>
+          <w:sz w:val="20"/>
+          <w:lang w:val="en-US"/>
+        </w:rPr>
+        <w:t>i</w:t>
+      </w:r>
+      <w:proofErr w:type="spellEnd"/>
+      <w:r>
+        <w:rPr>
+          <w:rFonts w:ascii="Courier New" w:hAnsi="Courier New"/>
+          <w:sz w:val="20"/>
+          <w:lang w:val="en-US"/>
+        </w:rPr>
+        <w:t>].</w:t>
+      </w:r>
+      <w:proofErr w:type="spellStart"/>
+      <w:r>
+        <w:rPr>
+          <w:rFonts w:ascii="Courier New" w:hAnsi="Courier New"/>
+          <w:sz w:val="20"/>
+          <w:lang w:val="en-US"/>
+        </w:rPr>
+        <w:t>ActionName</w:t>
+      </w:r>
+      <w:proofErr w:type="spellEnd"/>
+      <w:r>
+        <w:rPr>
+          <w:rFonts w:ascii="Courier New" w:hAnsi="Courier New"/>
+          <w:sz w:val="20"/>
+          <w:lang w:val="en-US"/>
+        </w:rPr>
+        <w:t xml:space="preserve"> + ")");</w:t>
+      </w:r>
+    </w:p>
+    <w:p>
+      <w:pPr>
+        <w:ind w:firstLine="0"/>
+        <w:rPr>
+          <w:rFonts w:ascii="Courier New" w:hAnsi="Courier New"/>
+          <w:sz w:val="20"/>
+        </w:rPr>
+      </w:pPr>
+      <w:r>
+        <w:rPr>
+          <w:rFonts w:ascii="Courier New" w:hAnsi="Courier New"/>
+          <w:sz w:val="20"/>
+          <w:lang w:val="en-US"/>
+        </w:rPr>
+        <w:t xml:space="preserve">                    </w:t>
+      </w:r>
+      <w:r>
+        <w:rPr>
+          <w:rFonts w:ascii="Courier New" w:hAnsi="Courier New"/>
+          <w:sz w:val="20"/>
+        </w:rPr>
+        <w:t>}</w:t>
+      </w:r>
+    </w:p>
+    <w:p>
+      <w:pPr>
+        <w:ind w:firstLine="0"/>
+        <w:rPr>
+          <w:rFonts w:ascii="Courier New" w:hAnsi="Courier New"/>
+          <w:sz w:val="20"/>
+        </w:rPr>
+      </w:pPr>
+      <w:r>
+        <w:rPr>
+          <w:rFonts w:ascii="Courier New" w:hAnsi="Courier New"/>
+          <w:sz w:val="20"/>
+        </w:rPr>
+        <w:t xml:space="preserve">                    </w:t>
+      </w:r>
+      <w:r>
+        <w:rPr>
+          <w:rFonts w:ascii="Courier New" w:hAnsi="Courier New"/>
+          <w:sz w:val="20"/>
+          <w:lang w:val="en-US"/>
+        </w:rPr>
+        <w:t>break</w:t>
+      </w:r>
+      <w:r>
+        <w:rPr>
+          <w:rFonts w:ascii="Courier New" w:hAnsi="Courier New"/>
+          <w:sz w:val="20"/>
+        </w:rPr>
+        <w:t>;</w:t>
+      </w:r>
+    </w:p>
+    <w:p>
+      <w:pPr>
+        <w:ind w:firstLine="0"/>
+        <w:rPr>
+          <w:rFonts w:ascii="Courier New" w:hAnsi="Courier New"/>
+          <w:sz w:val="20"/>
+        </w:rPr>
+      </w:pPr>
+    </w:p>
+    <w:p>
+      <w:pPr>
+        <w:ind w:firstLine="0"/>
+        <w:rPr>
+          <w:rFonts w:ascii="Courier New" w:hAnsi="Courier New"/>
+          <w:sz w:val="20"/>
+        </w:rPr>
+      </w:pPr>
+      <w:r>
+        <w:rPr>
+          <w:rFonts w:ascii="Courier New" w:hAnsi="Courier New"/>
+          <w:sz w:val="20"/>
+        </w:rPr>
+        <w:t xml:space="preserve">                </w:t>
+      </w:r>
+      <w:r>
+        <w:rPr>
+          <w:rFonts w:ascii="Courier New" w:hAnsi="Courier New"/>
+          <w:sz w:val="20"/>
+          <w:lang w:val="en-US"/>
+        </w:rPr>
+        <w:t>case</w:t>
+      </w:r>
+      <w:r>
+        <w:rPr>
+          <w:rFonts w:ascii="Courier New" w:hAnsi="Courier New"/>
+          <w:sz w:val="20"/>
+        </w:rPr>
+        <w:t xml:space="preserve"> "3":</w:t>
+      </w:r>
+    </w:p>
+    <w:p>
+      <w:pPr>
+        <w:ind w:firstLine="0"/>
+        <w:rPr>
+          <w:rFonts w:ascii="Courier New" w:hAnsi="Courier New"/>
+          <w:sz w:val="20"/>
+        </w:rPr>
+      </w:pPr>
+      <w:r>
+        <w:rPr>
+          <w:rFonts w:ascii="Courier New" w:hAnsi="Courier New"/>
+          <w:sz w:val="20"/>
+        </w:rPr>
+        <w:t xml:space="preserve">                    // Вызов делегата каждой задачи</w:t>
+      </w:r>
+    </w:p>
+    <w:p>
+      <w:pPr>
+        <w:ind w:firstLine="0"/>
+        <w:rPr>
+          <w:rFonts w:ascii="Courier New" w:hAnsi="Courier New"/>
+          <w:sz w:val="20"/>
+          <w:lang w:val="en-US"/>
+        </w:rPr>
+      </w:pPr>
+      <w:r>
+        <w:rPr>
+          <w:rFonts w:ascii="Courier New" w:hAnsi="Courier New"/>
+          <w:sz w:val="20"/>
+        </w:rPr>
+        <w:t xml:space="preserve">                    </w:t>
+      </w:r>
+      <w:r>
+        <w:rPr>
+          <w:rFonts w:ascii="Courier New" w:hAnsi="Courier New"/>
+          <w:sz w:val="20"/>
+          <w:lang w:val="en-US"/>
+        </w:rPr>
+        <w:t>if (</w:t>
+      </w:r>
+      <w:proofErr w:type="spellStart"/>
+      <w:r>
+        <w:rPr>
+          <w:rFonts w:ascii="Courier New" w:hAnsi="Courier New"/>
+          <w:sz w:val="20"/>
+          <w:lang w:val="en-US"/>
+        </w:rPr>
+        <w:t>tasks.Count</w:t>
+      </w:r>
+      <w:proofErr w:type="spellEnd"/>
+      <w:r>
+        <w:rPr>
+          <w:rFonts w:ascii="Courier New" w:hAnsi="Courier New"/>
+          <w:sz w:val="20"/>
+          <w:lang w:val="en-US"/>
+        </w:rPr>
+        <w:t xml:space="preserve"> == 0)</w:t>
+      </w:r>
+    </w:p>
+    <w:p>
+      <w:pPr>
+        <w:ind w:firstLine="0"/>
+        <w:rPr>
+          <w:rFonts w:ascii="Courier New" w:hAnsi="Courier New"/>
+          <w:sz w:val="20"/>
+          <w:lang w:val="en-US"/>
+        </w:rPr>
+      </w:pPr>
+      <w:r>
+        <w:rPr>
+          <w:rFonts w:ascii="Courier New" w:hAnsi="Courier New"/>
+          <w:sz w:val="20"/>
+          <w:lang w:val="en-US"/>
+        </w:rPr>
+        <w:t xml:space="preserve">                    {</w:t>
+      </w:r>
+    </w:p>
+    <w:p>
+      <w:pPr>
+        <w:ind w:firstLine="0"/>
+        <w:rPr>
+          <w:rFonts w:ascii="Courier New" w:hAnsi="Courier New"/>
+          <w:sz w:val="20"/>
+          <w:lang w:val="en-US"/>
+        </w:rPr>
+      </w:pPr>
+      <w:r>
+        <w:rPr>
+          <w:rFonts w:ascii="Courier New" w:hAnsi="Courier New"/>
+          <w:sz w:val="20"/>
+          <w:lang w:val="en-US"/>
+        </w:rPr>
+        <w:t xml:space="preserve">                        </w:t>
+      </w:r>
+      <w:proofErr w:type="spellStart"/>
+      <w:r>
+        <w:rPr>
+          <w:rFonts w:ascii="Courier New" w:hAnsi="Courier New"/>
+          <w:sz w:val="20"/>
+          <w:lang w:val="en-US"/>
+        </w:rPr>
+        <w:t>Console.WriteLine</w:t>
+      </w:r>
+      <w:proofErr w:type="spellEnd"/>
+      <w:r>
+        <w:rPr>
+          <w:rFonts w:ascii="Courier New" w:hAnsi="Courier New"/>
+          <w:sz w:val="20"/>
+          <w:lang w:val="en-US"/>
+        </w:rPr>
+        <w:t>("</w:t>
+      </w:r>
+      <w:proofErr w:type="spellStart"/>
+      <w:r>
+        <w:rPr>
+          <w:rFonts w:ascii="Courier New" w:hAnsi="Courier New"/>
+          <w:sz w:val="20"/>
+          <w:lang w:val="en-US"/>
+        </w:rPr>
+        <w:t>Задач</w:t>
+      </w:r>
+      <w:proofErr w:type="spellEnd"/>
+      <w:r>
+        <w:rPr>
+          <w:rFonts w:ascii="Courier New" w:hAnsi="Courier New"/>
+          <w:sz w:val="20"/>
+          <w:lang w:val="en-US"/>
+        </w:rPr>
+        <w:t xml:space="preserve"> нет.");</w:t>
+      </w:r>
+    </w:p>
+    <w:p>
+      <w:pPr>
+        <w:ind w:firstLine="0"/>
+        <w:rPr>
+          <w:rFonts w:ascii="Courier New" w:hAnsi="Courier New"/>
+          <w:sz w:val="20"/>
+          <w:lang w:val="en-US"/>
+        </w:rPr>
+      </w:pPr>
+      <w:r>
+        <w:rPr>
+          <w:rFonts w:ascii="Courier New" w:hAnsi="Courier New"/>
+          <w:sz w:val="20"/>
+          <w:lang w:val="en-US"/>
+        </w:rPr>
+        <w:t xml:space="preserve">                    }</w:t>
+      </w:r>
+    </w:p>
+    <w:p>
+      <w:pPr>
+        <w:ind w:firstLine="0"/>
+        <w:rPr>
+          <w:rFonts w:ascii="Courier New" w:hAnsi="Courier New"/>
+          <w:sz w:val="20"/>
+          <w:lang w:val="en-US"/>
+        </w:rPr>
+      </w:pPr>
+      <w:r>
+        <w:rPr>
+          <w:rFonts w:ascii="Courier New" w:hAnsi="Courier New"/>
+          <w:sz w:val="20"/>
+          <w:lang w:val="en-US"/>
+        </w:rPr>
+        <w:t xml:space="preserve">                    foreach (</w:t>
+      </w:r>
+      <w:proofErr w:type="spellStart"/>
+      <w:r>
+        <w:rPr>
+          <w:rFonts w:ascii="Courier New" w:hAnsi="Courier New"/>
+          <w:sz w:val="20"/>
+          <w:lang w:val="en-US"/>
+        </w:rPr>
+        <w:t>TaskItem</w:t>
+      </w:r>
+      <w:proofErr w:type="spellEnd"/>
+      <w:r>
+        <w:rPr>
+          <w:rFonts w:ascii="Courier New" w:hAnsi="Courier New"/>
+          <w:sz w:val="20"/>
+          <w:lang w:val="en-US"/>
+        </w:rPr>
+        <w:t xml:space="preserve"> task in tasks)</w:t>
+      </w:r>
+    </w:p>
+    <w:p>
+      <w:pPr>
+        <w:ind w:firstLine="0"/>
+        <w:rPr>
+          <w:rFonts w:ascii="Courier New" w:hAnsi="Courier New"/>
+          <w:sz w:val="20"/>
+          <w:lang w:val="en-US"/>
+        </w:rPr>
+      </w:pPr>
+      <w:r>
+        <w:rPr>
+          <w:rFonts w:ascii="Courier New" w:hAnsi="Courier New"/>
+          <w:sz w:val="20"/>
+          <w:lang w:val="en-US"/>
+        </w:rPr>
+        <w:t xml:space="preserve">                    {</w:t>
+      </w:r>
+    </w:p>
+    <w:p>
+      <w:pPr>
+        <w:ind w:firstLine="0"/>
+        <w:rPr>
+          <w:rFonts w:ascii="Courier New" w:hAnsi="Courier New"/>
+          <w:sz w:val="20"/>
+          <w:lang w:val="en-US"/>
+        </w:rPr>
+      </w:pPr>
+      <w:r>
+        <w:rPr>
+          <w:rFonts w:ascii="Courier New" w:hAnsi="Courier New"/>
+          <w:sz w:val="20"/>
+          <w:lang w:val="en-US"/>
+        </w:rPr>
+        <w:t xml:space="preserve">                        </w:t>
+      </w:r>
+      <w:proofErr w:type="spellStart"/>
+      <w:r>
+        <w:rPr>
+          <w:rFonts w:ascii="Courier New" w:hAnsi="Courier New"/>
+          <w:sz w:val="20"/>
+          <w:lang w:val="en-US"/>
+        </w:rPr>
+        <w:t>task.Action</w:t>
+      </w:r>
+      <w:proofErr w:type="spellEnd"/>
+      <w:r>
+        <w:rPr>
+          <w:rFonts w:ascii="Courier New" w:hAnsi="Courier New"/>
+          <w:sz w:val="20"/>
+          <w:lang w:val="en-US"/>
+        </w:rPr>
+        <w:t>(</w:t>
+      </w:r>
+      <w:proofErr w:type="spellStart"/>
+      <w:r>
+        <w:rPr>
+          <w:rFonts w:ascii="Courier New" w:hAnsi="Courier New"/>
+          <w:sz w:val="20"/>
+          <w:lang w:val="en-US"/>
+        </w:rPr>
+        <w:t>task.Title</w:t>
+      </w:r>
+      <w:proofErr w:type="spellEnd"/>
+      <w:r>
+        <w:rPr>
+          <w:rFonts w:ascii="Courier New" w:hAnsi="Courier New"/>
+          <w:sz w:val="20"/>
+          <w:lang w:val="en-US"/>
+        </w:rPr>
+        <w:t>);</w:t>
+      </w:r>
+    </w:p>
+    <w:p>
+      <w:pPr>
+        <w:ind w:firstLine="0"/>
+        <w:rPr>
+          <w:rFonts w:ascii="Courier New" w:hAnsi="Courier New"/>
+          <w:sz w:val="20"/>
+          <w:lang w:val="en-US"/>
+        </w:rPr>
+      </w:pPr>
+      <w:r>
+        <w:rPr>
+          <w:rFonts w:ascii="Courier New" w:hAnsi="Courier New"/>
+          <w:sz w:val="20"/>
+          <w:lang w:val="en-US"/>
+        </w:rPr>
+        <w:t xml:space="preserve">                    }</w:t>
+      </w:r>
+    </w:p>
+    <w:p>
+      <w:pPr>
+        <w:ind w:firstLine="0"/>
+        <w:rPr>
+          <w:rFonts w:ascii="Courier New" w:hAnsi="Courier New"/>
+          <w:sz w:val="20"/>
+          <w:lang w:val="en-US"/>
+        </w:rPr>
+      </w:pPr>
+      <w:r>
+        <w:rPr>
+          <w:rFonts w:ascii="Courier New" w:hAnsi="Courier New"/>
+          <w:sz w:val="20"/>
+          <w:lang w:val="en-US"/>
+        </w:rPr>
+        <w:t xml:space="preserve">                    break;</w:t>
+      </w:r>
+    </w:p>
+    <w:p>
+      <w:pPr>
+        <w:ind w:firstLine="0"/>
+        <w:rPr>
+          <w:rFonts w:ascii="Courier New" w:hAnsi="Courier New"/>
+          <w:sz w:val="20"/>
+          <w:lang w:val="en-US"/>
+        </w:rPr>
+      </w:pPr>
+    </w:p>
+    <w:p>
+      <w:pPr>
+        <w:ind w:firstLine="0"/>
+        <w:rPr>
+          <w:rFonts w:ascii="Courier New" w:hAnsi="Courier New"/>
+          <w:sz w:val="20"/>
+          <w:lang w:val="en-US"/>
+        </w:rPr>
+      </w:pPr>
+      <w:r>
+        <w:rPr>
+          <w:rFonts w:ascii="Courier New" w:hAnsi="Courier New"/>
+          <w:sz w:val="20"/>
+          <w:lang w:val="en-US"/>
+        </w:rPr>
+        <w:t xml:space="preserve">                case "4":</w:t>
+      </w:r>
+    </w:p>
+    <w:p>
+      <w:pPr>
+        <w:ind w:firstLine="0"/>
+        <w:rPr>
+          <w:rFonts w:ascii="Courier New" w:hAnsi="Courier New"/>
+          <w:sz w:val="20"/>
+          <w:lang w:val="en-US"/>
+        </w:rPr>
+      </w:pPr>
+      <w:r>
+        <w:rPr>
+          <w:rFonts w:ascii="Courier New" w:hAnsi="Courier New"/>
+          <w:sz w:val="20"/>
+          <w:lang w:val="en-US"/>
+        </w:rPr>
+        <w:t xml:space="preserve">                    // </w:t>
+      </w:r>
+      <w:proofErr w:type="spellStart"/>
+      <w:r>
+        <w:rPr>
+          <w:rFonts w:ascii="Courier New" w:hAnsi="Courier New"/>
+          <w:sz w:val="20"/>
+          <w:lang w:val="en-US"/>
+        </w:rPr>
+        <w:t>Вывод</w:t>
+      </w:r>
+      <w:proofErr w:type="spellEnd"/>
+      <w:r>
+        <w:rPr>
+          <w:rFonts w:ascii="Courier New" w:hAnsi="Courier New"/>
+          <w:sz w:val="20"/>
+          <w:lang w:val="en-US"/>
+        </w:rPr>
+        <w:t xml:space="preserve"> журнала</w:t>
+      </w:r>
+    </w:p>
+    <w:p>
+      <w:pPr>
+        <w:ind w:firstLine="0"/>
+        <w:rPr>
+          <w:rFonts w:ascii="Courier New" w:hAnsi="Courier New"/>
+          <w:sz w:val="20"/>
+          <w:lang w:val="en-US"/>
+        </w:rPr>
+      </w:pPr>
+      <w:r>
+        <w:rPr>
+          <w:rFonts w:ascii="Courier New" w:hAnsi="Courier New"/>
+          <w:sz w:val="20"/>
+          <w:lang w:val="en-US"/>
+        </w:rPr>
+        <w:t xml:space="preserve">                    if (</w:t>
+      </w:r>
+      <w:proofErr w:type="spellStart"/>
+      <w:r>
+        <w:rPr>
+          <w:rFonts w:ascii="Courier New" w:hAnsi="Courier New"/>
+          <w:sz w:val="20"/>
+          <w:lang w:val="en-US"/>
+        </w:rPr>
+        <w:t>journal.Count</w:t>
+      </w:r>
+      <w:proofErr w:type="spellEnd"/>
+      <w:r>
+        <w:rPr>
+          <w:rFonts w:ascii="Courier New" w:hAnsi="Courier New"/>
+          <w:sz w:val="20"/>
+          <w:lang w:val="en-US"/>
+        </w:rPr>
+        <w:t xml:space="preserve"> == 0)</w:t>
+      </w:r>
+    </w:p>
+    <w:p>
+      <w:pPr>
+        <w:ind w:firstLine="0"/>
+        <w:rPr>
+          <w:rFonts w:ascii="Courier New" w:hAnsi="Courier New"/>
+          <w:sz w:val="20"/>
+          <w:lang w:val="en-US"/>
+        </w:rPr>
+      </w:pPr>
+      <w:r>
+        <w:rPr>
+          <w:rFonts w:ascii="Courier New" w:hAnsi="Courier New"/>
+          <w:sz w:val="20"/>
+          <w:lang w:val="en-US"/>
+        </w:rPr>
+        <w:t xml:space="preserve">                    {</w:t>
+      </w:r>
+    </w:p>
+    <w:p>
+      <w:pPr>
+        <w:ind w:firstLine="0"/>
+        <w:rPr>
+          <w:rFonts w:ascii="Courier New" w:hAnsi="Courier New"/>
+          <w:sz w:val="20"/>
+          <w:lang w:val="en-US"/>
+        </w:rPr>
+      </w:pPr>
+      <w:r>
+        <w:rPr>
+          <w:rFonts w:ascii="Courier New" w:hAnsi="Courier New"/>
+          <w:sz w:val="20"/>
+          <w:lang w:val="en-US"/>
+        </w:rPr>
+        <w:t xml:space="preserve">                        </w:t>
+      </w:r>
+      <w:proofErr w:type="spellStart"/>
+      <w:r>
+        <w:rPr>
+          <w:rFonts w:ascii="Courier New" w:hAnsi="Courier New"/>
+          <w:sz w:val="20"/>
+          <w:lang w:val="en-US"/>
+        </w:rPr>
+        <w:t>Console.WriteLine</w:t>
+      </w:r>
+      <w:proofErr w:type="spellEnd"/>
+      <w:r>
+        <w:rPr>
+          <w:rFonts w:ascii="Courier New" w:hAnsi="Courier New"/>
+          <w:sz w:val="20"/>
+          <w:lang w:val="en-US"/>
+        </w:rPr>
+        <w:t>("</w:t>
+      </w:r>
+      <w:proofErr w:type="spellStart"/>
+      <w:r>
+        <w:rPr>
+          <w:rFonts w:ascii="Courier New" w:hAnsi="Courier New"/>
+          <w:sz w:val="20"/>
+          <w:lang w:val="en-US"/>
+        </w:rPr>
+        <w:t>Журнал</w:t>
+      </w:r>
+      <w:proofErr w:type="spellEnd"/>
+      <w:r>
+        <w:rPr>
+          <w:rFonts w:ascii="Courier New" w:hAnsi="Courier New"/>
+          <w:sz w:val="20"/>
+          <w:lang w:val="en-US"/>
+        </w:rPr>
+        <w:t xml:space="preserve"> пуст.");</w:t>
+      </w:r>
+    </w:p>
+    <w:p>
+      <w:pPr>
+        <w:ind w:firstLine="0"/>
+        <w:rPr>
+          <w:rFonts w:ascii="Courier New" w:hAnsi="Courier New"/>
+          <w:sz w:val="20"/>
+          <w:lang w:val="en-US"/>
+        </w:rPr>
+      </w:pPr>
+      <w:r>
+        <w:rPr>
+          <w:rFonts w:ascii="Courier New" w:hAnsi="Courier New"/>
+          <w:sz w:val="20"/>
+          <w:lang w:val="en-US"/>
+        </w:rPr>
+        <w:t xml:space="preserve">                    }</w:t>
+      </w:r>
+    </w:p>
+    <w:p>
+      <w:pPr>
+        <w:ind w:firstLine="0"/>
+        <w:rPr>
+          <w:rFonts w:ascii="Courier New" w:hAnsi="Courier New"/>
+          <w:sz w:val="20"/>
+          <w:lang w:val="en-US"/>
+        </w:rPr>
+      </w:pPr>
+      <w:r>
+        <w:rPr>
+          <w:rFonts w:ascii="Courier New" w:hAnsi="Courier New"/>
+          <w:sz w:val="20"/>
+          <w:lang w:val="en-US"/>
+        </w:rPr>
+        <w:t xml:space="preserve">                    foreach (string line in journal)</w:t>
+      </w:r>
+    </w:p>
+    <w:p>
+      <w:pPr>
+        <w:ind w:firstLine="0"/>
+        <w:rPr>
+          <w:rFonts w:ascii="Courier New" w:hAnsi="Courier New"/>
+          <w:sz w:val="20"/>
+          <w:lang w:val="en-US"/>
+        </w:rPr>
+      </w:pPr>
+      <w:r>
+        <w:rPr>
+          <w:rFonts w:ascii="Courier New" w:hAnsi="Courier New"/>
+          <w:sz w:val="20"/>
+          <w:lang w:val="en-US"/>
+        </w:rPr>
+        <w:t xml:space="preserve">                    {</w:t>
+      </w:r>
+    </w:p>
+    <w:p>
+      <w:pPr>
+        <w:ind w:firstLine="0"/>
+        <w:rPr>
+          <w:rFonts w:ascii="Courier New" w:hAnsi="Courier New"/>
+          <w:sz w:val="20"/>
+          <w:lang w:val="en-US"/>
+        </w:rPr>
+      </w:pPr>
+      <w:r>
+        <w:rPr>
+          <w:rFonts w:ascii="Courier New" w:hAnsi="Courier New"/>
+          <w:sz w:val="20"/>
+          <w:lang w:val="en-US"/>
+        </w:rPr>
+        <w:t xml:space="preserve">                        </w:t>
+      </w:r>
+      <w:proofErr w:type="spellStart"/>
+      <w:r>
+        <w:rPr>
+          <w:rFonts w:ascii="Courier New" w:hAnsi="Courier New"/>
+          <w:sz w:val="20"/>
+          <w:lang w:val="en-US"/>
+        </w:rPr>
+        <w:t>Console.WriteLine</w:t>
+      </w:r>
+      <w:proofErr w:type="spellEnd"/>
+      <w:r>
+        <w:rPr>
+          <w:rFonts w:ascii="Courier New" w:hAnsi="Courier New"/>
+          <w:sz w:val="20"/>
+          <w:lang w:val="en-US"/>
+        </w:rPr>
+        <w:t>(line);</w:t>
+      </w:r>
+    </w:p>
+    <w:p>
+      <w:pPr>
+        <w:ind w:firstLine="0"/>
+        <w:rPr>
+          <w:rFonts w:ascii="Courier New" w:hAnsi="Courier New"/>
+          <w:sz w:val="20"/>
+          <w:lang w:val="en-US"/>
+        </w:rPr>
+      </w:pPr>
+      <w:r>
+        <w:rPr>
+          <w:rFonts w:ascii="Courier New" w:hAnsi="Courier New"/>
+          <w:sz w:val="20"/>
+          <w:lang w:val="en-US"/>
+        </w:rPr>
+        <w:t xml:space="preserve">                    }</w:t>
+      </w:r>
+    </w:p>
+    <w:p>
+      <w:pPr>
+        <w:ind w:firstLine="0"/>
+        <w:rPr>
+          <w:rFonts w:ascii="Courier New" w:hAnsi="Courier New"/>
+          <w:sz w:val="20"/>
+          <w:lang w:val="en-US"/>
+        </w:rPr>
+      </w:pPr>
+      <w:r>
+        <w:rPr>
+          <w:rFonts w:ascii="Courier New" w:hAnsi="Courier New"/>
+          <w:sz w:val="20"/>
+          <w:lang w:val="en-US"/>
+        </w:rPr>
+        <w:t xml:space="preserve">                    break;</w:t>
+      </w:r>
+    </w:p>
+    <w:p>
+      <w:pPr>
+        <w:ind w:firstLine="0"/>
+        <w:rPr>
+          <w:rFonts w:ascii="Courier New" w:hAnsi="Courier New"/>
+          <w:sz w:val="20"/>
+          <w:lang w:val="en-US"/>
+        </w:rPr>
+      </w:pPr>
+    </w:p>
+    <w:p>
+      <w:pPr>
+        <w:ind w:firstLine="0"/>
+        <w:rPr>
+          <w:rFonts w:ascii="Courier New" w:hAnsi="Courier New"/>
+          <w:sz w:val="20"/>
+          <w:lang w:val="en-US"/>
+        </w:rPr>
+      </w:pPr>
+      <w:r>
+        <w:rPr>
+          <w:rFonts w:ascii="Courier New" w:hAnsi="Courier New"/>
+          <w:sz w:val="20"/>
+          <w:lang w:val="en-US"/>
+        </w:rPr>
+        <w:t xml:space="preserve">                case "0":</w:t>
+      </w:r>
+    </w:p>
+    <w:p>
+      <w:pPr>
+        <w:ind w:firstLine="0"/>
+        <w:rPr>
+          <w:rFonts w:ascii="Courier New" w:hAnsi="Courier New"/>
+          <w:sz w:val="20"/>
+        </w:rPr>
+      </w:pPr>
+      <w:r>
+        <w:rPr>
+          <w:rFonts w:ascii="Courier New" w:hAnsi="Courier New"/>
+          <w:sz w:val="20"/>
+          <w:lang w:val="en-US"/>
+        </w:rPr>
+        <w:t xml:space="preserve">                    return</w:t>
+      </w:r>
+      <w:r>
+        <w:rPr>
+          <w:rFonts w:ascii="Courier New" w:hAnsi="Courier New"/>
+          <w:sz w:val="20"/>
+        </w:rPr>
+        <w:t xml:space="preserve">; // Полный выход из </w:t>
+      </w:r>
+      <w:r>
+        <w:rPr>
+          <w:rFonts w:ascii="Courier New" w:hAnsi="Courier New"/>
+          <w:sz w:val="20"/>
+          <w:lang w:val="en-US"/>
+        </w:rPr>
+        <w:t>Main</w:t>
+      </w:r>
+      <w:r>
+        <w:rPr>
+          <w:rFonts w:ascii="Courier New" w:hAnsi="Courier New"/>
+          <w:sz w:val="20"/>
+        </w:rPr>
+        <w:t xml:space="preserve"> вместо </w:t>
+      </w:r>
+      <w:r>
+        <w:rPr>
+          <w:rFonts w:ascii="Courier New" w:hAnsi="Courier New"/>
+          <w:sz w:val="20"/>
+          <w:lang w:val="en-US"/>
+        </w:rPr>
+        <w:t>break</w:t>
+      </w:r>
+      <w:r>
+        <w:rPr>
+          <w:rFonts w:ascii="Courier New" w:hAnsi="Courier New"/>
+          <w:sz w:val="20"/>
+        </w:rPr>
+        <w:t xml:space="preserve">, так как </w:t>
+      </w:r>
+      <w:r>
+        <w:rPr>
+          <w:rFonts w:ascii="Courier New" w:hAnsi="Courier New"/>
+          <w:sz w:val="20"/>
+          <w:lang w:val="en-US"/>
+        </w:rPr>
+        <w:t>break</w:t>
+      </w:r>
+      <w:r>
+        <w:rPr>
+          <w:rFonts w:ascii="Courier New" w:hAnsi="Courier New"/>
+          <w:sz w:val="20"/>
+        </w:rPr>
+        <w:t xml:space="preserve"> теперь относится к </w:t>
       </w:r>
       <w:r>
         <w:rPr>
@@ -7574,44 +9511,15 @@
         </w:rPr>
         <w:t>switch</w:t>
       </w:r>
-      <w:r>
-        <w:rPr>
-          <w:rFonts w:ascii="Courier New" w:hAnsi="Courier New"/>
-          <w:sz w:val="20"/>
-        </w:rPr>
-        <w:t xml:space="preserve"> (</w:t>
-      </w:r>
-      <w:r>
-        <w:rPr>
-          <w:rFonts w:ascii="Courier New" w:hAnsi="Courier New"/>
-          <w:sz w:val="20"/>
-          <w:lang w:val="en-US"/>
-        </w:rPr>
-        <w:t>choice</w:t>
-      </w:r>
-      <w:r>
-        <w:rPr>
-          <w:rFonts w:ascii="Courier New" w:hAnsi="Courier New"/>
-          <w:sz w:val="20"/>
-        </w:rPr>
-        <w:t>)</w:t>
-      </w:r>
-    </w:p>
-    <w:p>
-      <w:pPr>
-        <w:ind w:firstLine="0"/>
-        <w:rPr>
-          <w:rFonts w:ascii="Courier New" w:hAnsi="Courier New"/>
-          <w:sz w:val="20"/>
-        </w:rPr>
-      </w:pPr>
-      <w:r>
-        <w:rPr>
-          <w:rFonts w:ascii="Courier New" w:hAnsi="Courier New"/>
-          <w:sz w:val="20"/>
-        </w:rPr>
-        <w:t xml:space="preserve">            {</w:t>
-      </w:r>
+    </w:p>
+    <w:p>
+      <w:pPr>
+        <w:ind w:firstLine="0"/>
+        <w:rPr>
+          <w:rFonts w:ascii="Courier New" w:hAnsi="Courier New"/>
+          <w:sz w:val="20"/>
+        </w:rPr>
+      </w:pPr>
     </w:p>
     <w:p>
       <w:pPr>
@@ -7634,39 +9542,22 @@
           <w:sz w:val="20"/>
           <w:lang w:val="en-US"/>
         </w:rPr>
-        <w:t>case</w:t>
-      </w:r>
-      <w:r>
-        <w:rPr>
-          <w:rFonts w:ascii="Courier New" w:hAnsi="Courier New"/>
-          <w:sz w:val="20"/>
-        </w:rPr>
-        <w:t xml:space="preserve"> "1":</w:t>
-      </w:r>
-    </w:p>
-    <w:p>
-      <w:pPr>
-        <w:ind w:firstLine="0"/>
-        <w:rPr>
-          <w:rFonts w:ascii="Courier New" w:hAnsi="Courier New"/>
-          <w:sz w:val="20"/>
-        </w:rPr>
-      </w:pPr>
-      <w:r>
-        <w:rPr>
-          <w:rFonts w:ascii="Courier New" w:hAnsi="Courier New"/>
-          <w:sz w:val="20"/>
-        </w:rPr>
-        <w:t xml:space="preserve">                    // Ввод названия задачи</w:t>
-      </w:r>
-    </w:p>
-    <w:p>
-      <w:pPr>
-        <w:ind w:firstLine="0"/>
-        <w:rPr>
-          <w:rFonts w:ascii="Courier New" w:hAnsi="Courier New"/>
-          <w:sz w:val="20"/>
-          <w:lang w:val="en-US"/>
+        <w:t>default</w:t>
+      </w:r>
+      <w:r>
+        <w:rPr>
+          <w:rFonts w:ascii="Courier New" w:hAnsi="Courier New"/>
+          <w:sz w:val="20"/>
+        </w:rPr>
+        <w:t>:</w:t>
+      </w:r>
+    </w:p>
+    <w:p>
+      <w:pPr>
+        <w:ind w:firstLine="0"/>
+        <w:rPr>
+          <w:rFonts w:ascii="Courier New" w:hAnsi="Courier New"/>
+          <w:sz w:val="20"/>
         </w:rPr>
       </w:pPr>
       <w:r>
@@ -7676,108 +9567,35 @@
         </w:rPr>
         <w:t xml:space="preserve">                    </w:t>
       </w:r>
-      <w:proofErr w:type="spellStart"/>
-      <w:r>
-        <w:rPr>
-          <w:rFonts w:ascii="Courier New" w:hAnsi="Courier New"/>
-          <w:sz w:val="20"/>
-          <w:lang w:val="en-US"/>
-        </w:rPr>
-        <w:t>Console.Write</w:t>
-      </w:r>
-      <w:proofErr w:type="spellEnd"/>
-      <w:r>
-        <w:rPr>
-          <w:rFonts w:ascii="Courier New" w:hAnsi="Courier New"/>
-          <w:sz w:val="20"/>
-          <w:lang w:val="en-US"/>
-        </w:rPr>
-        <w:t>("</w:t>
-      </w:r>
-      <w:proofErr w:type="spellStart"/>
-      <w:r>
-        <w:rPr>
-          <w:rFonts w:ascii="Courier New" w:hAnsi="Courier New"/>
-          <w:sz w:val="20"/>
-          <w:lang w:val="en-US"/>
-        </w:rPr>
-        <w:t>Название</w:t>
-      </w:r>
-      <w:proofErr w:type="spellEnd"/>
-      <w:r>
-        <w:rPr>
-          <w:rFonts w:ascii="Courier New" w:hAnsi="Courier New"/>
-          <w:sz w:val="20"/>
-          <w:lang w:val="en-US"/>
-        </w:rPr>
-        <w:t xml:space="preserve"> задачи: ");</w:t>
-      </w:r>
-    </w:p>
-    <w:p>
-      <w:pPr>
-        <w:ind w:firstLine="0"/>
-        <w:rPr>
-          <w:rFonts w:ascii="Courier New" w:hAnsi="Courier New"/>
-          <w:sz w:val="20"/>
-        </w:rPr>
-      </w:pPr>
-      <w:r>
-        <w:rPr>
-          <w:rFonts w:ascii="Courier New" w:hAnsi="Courier New"/>
-          <w:sz w:val="20"/>
-          <w:lang w:val="en-US"/>
-        </w:rPr>
-        <w:t xml:space="preserve">                    string title = </w:t>
-      </w:r>
-      <w:proofErr w:type="spellStart"/>
-      <w:r>
-        <w:rPr>
-          <w:rFonts w:ascii="Courier New" w:hAnsi="Courier New"/>
-          <w:sz w:val="20"/>
-          <w:lang w:val="en-US"/>
-        </w:rPr>
-        <w:t>Console.ReadLine</w:t>
-      </w:r>
-      <w:proofErr w:type="spellEnd"/>
-      <w:r>
-        <w:rPr>
-          <w:rFonts w:ascii="Courier New" w:hAnsi="Courier New"/>
-          <w:sz w:val="20"/>
-          <w:lang w:val="en-US"/>
-        </w:rPr>
-        <w:t xml:space="preserve">() ?? </w:t>
-      </w:r>
-      <w:r>
-        <w:rPr>
-          <w:rFonts w:ascii="Courier New" w:hAnsi="Courier New"/>
-          <w:sz w:val="20"/>
-        </w:rPr>
-        <w:t>"";</w:t>
-      </w:r>
-    </w:p>
-    <w:p>
-      <w:pPr>
-        <w:ind w:firstLine="0"/>
-        <w:rPr>
-          <w:rFonts w:ascii="Courier New" w:hAnsi="Courier New"/>
-          <w:sz w:val="20"/>
-        </w:rPr>
-      </w:pPr>
-    </w:p>
-    <w:p>
-      <w:pPr>
-        <w:ind w:firstLine="0"/>
-        <w:rPr>
-          <w:rFonts w:ascii="Courier New" w:hAnsi="Courier New"/>
-          <w:sz w:val="20"/>
-        </w:rPr>
-      </w:pPr>
-      <w:r>
-        <w:rPr>
-          <w:rFonts w:ascii="Courier New" w:hAnsi="Courier New"/>
-          <w:sz w:val="20"/>
-        </w:rPr>
-        <w:t xml:space="preserve">                    // Выбор делегата для задачи</w:t>
+      <w:r>
+        <w:rPr>
+          <w:rFonts w:ascii="Courier New" w:hAnsi="Courier New"/>
+          <w:sz w:val="20"/>
+          <w:lang w:val="en-US"/>
+        </w:rPr>
+        <w:t>Console</w:t>
+      </w:r>
+      <w:r>
+        <w:rPr>
+          <w:rFonts w:ascii="Courier New" w:hAnsi="Courier New"/>
+          <w:sz w:val="20"/>
+        </w:rPr>
+        <w:t>.</w:t>
+      </w:r>
+      <w:r>
+        <w:rPr>
+          <w:rFonts w:ascii="Courier New" w:hAnsi="Courier New"/>
+          <w:sz w:val="20"/>
+          <w:lang w:val="en-US"/>
+        </w:rPr>
+        <w:t>WriteLine</w:t>
+      </w:r>
+      <w:r>
+        <w:rPr>
+          <w:rFonts w:ascii="Courier New" w:hAnsi="Courier New"/>
+          <w:sz w:val="20"/>
+        </w:rPr>
+        <w:t>("Нет такого пункта меню.");</w:t>
       </w:r>
     </w:p>
     <w:p>
@@ -7801,582 +9619,7 @@
           <w:sz w:val="20"/>
           <w:lang w:val="en-US"/>
         </w:rPr>
-        <w:t>Console</w:t>
-      </w:r>
-      <w:r>
-        <w:rPr>
-          <w:rFonts w:ascii="Courier New" w:hAnsi="Courier New"/>
-          <w:sz w:val="20"/>
-        </w:rPr>
-        <w:t>.</w:t>
-      </w:r>
-      <w:r>
-        <w:rPr>
-          <w:rFonts w:ascii="Courier New" w:hAnsi="Courier New"/>
-          <w:sz w:val="20"/>
-          <w:lang w:val="en-US"/>
-        </w:rPr>
-        <w:t>WriteLine</w:t>
-      </w:r>
-      <w:r>
-        <w:rPr>
-          <w:rFonts w:ascii="Courier New" w:hAnsi="Courier New"/>
-          <w:sz w:val="20"/>
-        </w:rPr>
-        <w:t>("Действие: 1 - уведомление, 2 - запись в журнал");</w:t>
-      </w:r>
-    </w:p>
-    <w:p>
-      <w:pPr>
-        <w:ind w:firstLine="0"/>
-        <w:rPr>
-          <w:rFonts w:ascii="Courier New" w:hAnsi="Courier New"/>
-          <w:sz w:val="20"/>
-          <w:lang w:val="en-US"/>
-        </w:rPr>
-      </w:pPr>
-      <w:r>
-        <w:rPr>
-          <w:rFonts w:ascii="Courier New" w:hAnsi="Courier New"/>
-          <w:sz w:val="20"/>
-        </w:rPr>
-        <w:t xml:space="preserve">                    </w:t>
-      </w:r>
-      <w:proofErr w:type="spellStart"/>
-      <w:r>
-        <w:rPr>
-          <w:rFonts w:ascii="Courier New" w:hAnsi="Courier New"/>
-          <w:sz w:val="20"/>
-          <w:lang w:val="en-US"/>
-        </w:rPr>
-        <w:t>Console.Write</w:t>
-      </w:r>
-      <w:proofErr w:type="spellEnd"/>
-      <w:r>
-        <w:rPr>
-          <w:rFonts w:ascii="Courier New" w:hAnsi="Courier New"/>
-          <w:sz w:val="20"/>
-          <w:lang w:val="en-US"/>
-        </w:rPr>
-        <w:t>("Выбор: ");</w:t>
-      </w:r>
-    </w:p>
-    <w:p>
-      <w:pPr>
-        <w:ind w:firstLine="0"/>
-        <w:rPr>
-          <w:rFonts w:ascii="Courier New" w:hAnsi="Courier New"/>
-          <w:sz w:val="20"/>
-          <w:lang w:val="en-US"/>
-        </w:rPr>
-      </w:pPr>
-      <w:r>
-        <w:rPr>
-          <w:rFonts w:ascii="Courier New" w:hAnsi="Courier New"/>
-          <w:sz w:val="20"/>
-          <w:lang w:val="en-US"/>
-        </w:rPr>
-        <w:t xml:space="preserve">                    string action = </w:t>
-      </w:r>
-      <w:proofErr w:type="spellStart"/>
-      <w:r>
-        <w:rPr>
-          <w:rFonts w:ascii="Courier New" w:hAnsi="Courier New"/>
-          <w:sz w:val="20"/>
-          <w:lang w:val="en-US"/>
-        </w:rPr>
-        <w:t>Console.ReadLine</w:t>
-      </w:r>
-      <w:proofErr w:type="spellEnd"/>
-      <w:r>
-        <w:rPr>
-          <w:rFonts w:ascii="Courier New" w:hAnsi="Courier New"/>
-          <w:sz w:val="20"/>
-          <w:lang w:val="en-US"/>
-        </w:rPr>
-        <w:t>() ?? "";</w:t>
-      </w:r>
-    </w:p>
-    <w:p>
-      <w:pPr>
-        <w:ind w:firstLine="0"/>
-        <w:rPr>
-          <w:rFonts w:ascii="Courier New" w:hAnsi="Courier New"/>
-          <w:sz w:val="20"/>
-          <w:lang w:val="en-US"/>
-        </w:rPr>
-      </w:pPr>
-      <w:r>
-        <w:rPr>
-          <w:rFonts w:ascii="Courier New" w:hAnsi="Courier New"/>
-          <w:sz w:val="20"/>
-          <w:lang w:val="en-US"/>
-        </w:rPr>
-        <w:t xml:space="preserve">                    while (action != "1" &amp;&amp; action != "2")</w:t>
-      </w:r>
-    </w:p>
-    <w:p>
-      <w:pPr>
-        <w:ind w:firstLine="0"/>
-        <w:rPr>
-          <w:rFonts w:ascii="Courier New" w:hAnsi="Courier New"/>
-          <w:sz w:val="20"/>
-          <w:lang w:val="en-US"/>
-        </w:rPr>
-      </w:pPr>
-      <w:r>
-        <w:rPr>
-          <w:rFonts w:ascii="Courier New" w:hAnsi="Courier New"/>
-          <w:sz w:val="20"/>
-          <w:lang w:val="en-US"/>
-        </w:rPr>
-        <w:t xml:space="preserve">                    {</w:t>
-      </w:r>
-    </w:p>
-    <w:p>
-      <w:pPr>
-        <w:ind w:firstLine="0"/>
-        <w:rPr>
-          <w:rFonts w:ascii="Courier New" w:hAnsi="Courier New"/>
-          <w:sz w:val="20"/>
-        </w:rPr>
-      </w:pPr>
-      <w:r>
-        <w:rPr>
-          <w:rFonts w:ascii="Courier New" w:hAnsi="Courier New"/>
-          <w:sz w:val="20"/>
-          <w:lang w:val="en-US"/>
-        </w:rPr>
-        <w:lastRenderedPageBreak/>
-        <w:t xml:space="preserve">                        Console</w:t>
-      </w:r>
-      <w:r>
-        <w:rPr>
-          <w:rFonts w:ascii="Courier New" w:hAnsi="Courier New"/>
-          <w:sz w:val="20"/>
-        </w:rPr>
-        <w:t>.</w:t>
-      </w:r>
-      <w:r>
-        <w:rPr>
-          <w:rFonts w:ascii="Courier New" w:hAnsi="Courier New"/>
-          <w:sz w:val="20"/>
-          <w:lang w:val="en-US"/>
-        </w:rPr>
-        <w:t>Write</w:t>
-      </w:r>
-      <w:r>
-        <w:rPr>
-          <w:rFonts w:ascii="Courier New" w:hAnsi="Courier New"/>
-          <w:sz w:val="20"/>
-        </w:rPr>
-        <w:t>("Нужно 1 или 2. Повторите ввод: ");</w:t>
-      </w:r>
-    </w:p>
-    <w:p>
-      <w:pPr>
-        <w:ind w:firstLine="0"/>
-        <w:rPr>
-          <w:rFonts w:ascii="Courier New" w:hAnsi="Courier New"/>
-          <w:sz w:val="20"/>
-        </w:rPr>
-      </w:pPr>
-      <w:r>
-        <w:rPr>
-          <w:rFonts w:ascii="Courier New" w:hAnsi="Courier New"/>
-          <w:sz w:val="20"/>
-        </w:rPr>
-        <w:t xml:space="preserve">                        </w:t>
-      </w:r>
-      <w:r>
-        <w:rPr>
-          <w:rFonts w:ascii="Courier New" w:hAnsi="Courier New"/>
-          <w:sz w:val="20"/>
-          <w:lang w:val="en-US"/>
-        </w:rPr>
-        <w:t>action</w:t>
-      </w:r>
-      <w:r>
-        <w:rPr>
-          <w:rFonts w:ascii="Courier New" w:hAnsi="Courier New"/>
-          <w:sz w:val="20"/>
-        </w:rPr>
-        <w:t xml:space="preserve"> = </w:t>
-      </w:r>
-      <w:r>
-        <w:rPr>
-          <w:rFonts w:ascii="Courier New" w:hAnsi="Courier New"/>
-          <w:sz w:val="20"/>
-          <w:lang w:val="en-US"/>
-        </w:rPr>
-        <w:t>Console</w:t>
-      </w:r>
-      <w:r>
-        <w:rPr>
-          <w:rFonts w:ascii="Courier New" w:hAnsi="Courier New"/>
-          <w:sz w:val="20"/>
-        </w:rPr>
-        <w:t>.</w:t>
-      </w:r>
-      <w:proofErr w:type="spellStart"/>
-      <w:r>
-        <w:rPr>
-          <w:rFonts w:ascii="Courier New" w:hAnsi="Courier New"/>
-          <w:sz w:val="20"/>
-          <w:lang w:val="en-US"/>
-        </w:rPr>
-        <w:t>ReadLine</w:t>
-      </w:r>
-      <w:proofErr w:type="spellEnd"/>
-      <w:r>
-        <w:rPr>
-          <w:rFonts w:ascii="Courier New" w:hAnsi="Courier New"/>
-          <w:sz w:val="20"/>
-        </w:rPr>
-        <w:t>() ?? "";</w:t>
-      </w:r>
-    </w:p>
-    <w:p>
-      <w:pPr>
-        <w:ind w:firstLine="0"/>
-        <w:rPr>
-          <w:rFonts w:ascii="Courier New" w:hAnsi="Courier New"/>
-          <w:sz w:val="20"/>
-        </w:rPr>
-      </w:pPr>
-      <w:r>
-        <w:rPr>
-          <w:rFonts w:ascii="Courier New" w:hAnsi="Courier New"/>
-          <w:sz w:val="20"/>
-        </w:rPr>
-        <w:t xml:space="preserve">                    }</w:t>
-      </w:r>
-    </w:p>
-    <w:p>
-      <w:pPr>
-        <w:ind w:firstLine="0"/>
-        <w:rPr>
-          <w:rFonts w:ascii="Courier New" w:hAnsi="Courier New"/>
-          <w:sz w:val="20"/>
-        </w:rPr>
-      </w:pPr>
-    </w:p>
-    <w:p>
-      <w:pPr>
-        <w:ind w:firstLine="0"/>
-        <w:rPr>
-          <w:rFonts w:ascii="Courier New" w:hAnsi="Courier New"/>
-          <w:sz w:val="20"/>
-        </w:rPr>
-      </w:pPr>
-      <w:r>
-        <w:rPr>
-          <w:rFonts w:ascii="Courier New" w:hAnsi="Courier New"/>
-          <w:sz w:val="20"/>
-        </w:rPr>
-        <w:t xml:space="preserve">                    // Замена выбора действия на </w:t>
-      </w:r>
-      <w:r>
-        <w:rPr>
-          <w:rFonts w:ascii="Courier New" w:hAnsi="Courier New"/>
-          <w:sz w:val="20"/>
-          <w:lang w:val="en-US"/>
-        </w:rPr>
-        <w:t>switch</w:t>
-      </w:r>
-    </w:p>
-    <w:p>
-      <w:pPr>
-        <w:ind w:firstLine="0"/>
-        <w:rPr>
-          <w:rFonts w:ascii="Courier New" w:hAnsi="Courier New"/>
-          <w:sz w:val="20"/>
-          <w:lang w:val="en-US"/>
-        </w:rPr>
-      </w:pPr>
-      <w:r>
-        <w:rPr>
-          <w:rFonts w:ascii="Courier New" w:hAnsi="Courier New"/>
-          <w:sz w:val="20"/>
-        </w:rPr>
-        <w:t xml:space="preserve">                    </w:t>
-      </w:r>
-      <w:r>
-        <w:rPr>
-          <w:rFonts w:ascii="Courier New" w:hAnsi="Courier New"/>
-          <w:sz w:val="20"/>
-          <w:lang w:val="en-US"/>
-        </w:rPr>
-        <w:t>switch (action)</w:t>
-      </w:r>
-    </w:p>
-    <w:p>
-      <w:pPr>
-        <w:ind w:firstLine="0"/>
-        <w:rPr>
-          <w:rFonts w:ascii="Courier New" w:hAnsi="Courier New"/>
-          <w:sz w:val="20"/>
-          <w:lang w:val="en-US"/>
-        </w:rPr>
-      </w:pPr>
-      <w:r>
-        <w:rPr>
-          <w:rFonts w:ascii="Courier New" w:hAnsi="Courier New"/>
-          <w:sz w:val="20"/>
-          <w:lang w:val="en-US"/>
-        </w:rPr>
-        <w:t xml:space="preserve">                    {</w:t>
-      </w:r>
-    </w:p>
-    <w:p>
-      <w:pPr>
-        <w:ind w:firstLine="0"/>
-        <w:rPr>
-          <w:rFonts w:ascii="Courier New" w:hAnsi="Courier New"/>
-          <w:sz w:val="20"/>
-          <w:lang w:val="en-US"/>
-        </w:rPr>
-      </w:pPr>
-      <w:r>
-        <w:rPr>
-          <w:rFonts w:ascii="Courier New" w:hAnsi="Courier New"/>
-          <w:sz w:val="20"/>
-          <w:lang w:val="en-US"/>
-        </w:rPr>
-        <w:t xml:space="preserve">                        case "1":</w:t>
-      </w:r>
-    </w:p>
-    <w:p>
-      <w:pPr>
-        <w:ind w:firstLine="0"/>
-        <w:rPr>
-          <w:rFonts w:ascii="Courier New" w:hAnsi="Courier New"/>
-          <w:sz w:val="20"/>
-          <w:lang w:val="en-US"/>
-        </w:rPr>
-      </w:pPr>
-      <w:r>
-        <w:rPr>
-          <w:rFonts w:ascii="Courier New" w:hAnsi="Courier New"/>
-          <w:sz w:val="20"/>
-          <w:lang w:val="en-US"/>
-        </w:rPr>
-        <w:t xml:space="preserve">                            </w:t>
-      </w:r>
-      <w:proofErr w:type="spellStart"/>
-      <w:r>
-        <w:rPr>
-          <w:rFonts w:ascii="Courier New" w:hAnsi="Courier New"/>
-          <w:sz w:val="20"/>
-          <w:lang w:val="en-US"/>
-        </w:rPr>
-        <w:t>tasks.Add</w:t>
-      </w:r>
-      <w:proofErr w:type="spellEnd"/>
-      <w:r>
-        <w:rPr>
-          <w:rFonts w:ascii="Courier New" w:hAnsi="Courier New"/>
-          <w:sz w:val="20"/>
-          <w:lang w:val="en-US"/>
-        </w:rPr>
-        <w:t xml:space="preserve">(new </w:t>
-      </w:r>
-      <w:proofErr w:type="spellStart"/>
-      <w:r>
-        <w:rPr>
-          <w:rFonts w:ascii="Courier New" w:hAnsi="Courier New"/>
-          <w:sz w:val="20"/>
-          <w:lang w:val="en-US"/>
-        </w:rPr>
-        <w:t>TaskItem</w:t>
-      </w:r>
-      <w:proofErr w:type="spellEnd"/>
-      <w:r>
-        <w:rPr>
-          <w:rFonts w:ascii="Courier New" w:hAnsi="Courier New"/>
-          <w:sz w:val="20"/>
-          <w:lang w:val="en-US"/>
-        </w:rPr>
-        <w:t>(title, "</w:t>
-      </w:r>
-      <w:proofErr w:type="spellStart"/>
-      <w:r>
-        <w:rPr>
-          <w:rFonts w:ascii="Courier New" w:hAnsi="Courier New"/>
-          <w:sz w:val="20"/>
-          <w:lang w:val="en-US"/>
-        </w:rPr>
-        <w:t>уведомление</w:t>
-      </w:r>
-      <w:proofErr w:type="spellEnd"/>
-      <w:r>
-        <w:rPr>
-          <w:rFonts w:ascii="Courier New" w:hAnsi="Courier New"/>
-          <w:sz w:val="20"/>
-          <w:lang w:val="en-US"/>
-        </w:rPr>
-        <w:t>", Notify));</w:t>
-      </w:r>
-    </w:p>
-    <w:p>
-      <w:pPr>
-        <w:ind w:firstLine="0"/>
-        <w:rPr>
-          <w:rFonts w:ascii="Courier New" w:hAnsi="Courier New"/>
-          <w:sz w:val="20"/>
-          <w:lang w:val="en-US"/>
-        </w:rPr>
-      </w:pPr>
-      <w:r>
-        <w:rPr>
-          <w:rFonts w:ascii="Courier New" w:hAnsi="Courier New"/>
-          <w:sz w:val="20"/>
-          <w:lang w:val="en-US"/>
-        </w:rPr>
-        <w:t xml:space="preserve">                            break;</w:t>
-      </w:r>
-    </w:p>
-    <w:p>
-      <w:pPr>
-        <w:ind w:firstLine="0"/>
-        <w:rPr>
-          <w:rFonts w:ascii="Courier New" w:hAnsi="Courier New"/>
-          <w:sz w:val="20"/>
-          <w:lang w:val="en-US"/>
-        </w:rPr>
-      </w:pPr>
-      <w:r>
-        <w:rPr>
-          <w:rFonts w:ascii="Courier New" w:hAnsi="Courier New"/>
-          <w:sz w:val="20"/>
-          <w:lang w:val="en-US"/>
-        </w:rPr>
-        <w:t xml:space="preserve">                        case "2":</w:t>
-      </w:r>
-    </w:p>
-    <w:p>
-      <w:pPr>
-        <w:ind w:firstLine="0"/>
-        <w:rPr>
-          <w:rFonts w:ascii="Courier New" w:hAnsi="Courier New"/>
-          <w:sz w:val="20"/>
-          <w:lang w:val="en-US"/>
-        </w:rPr>
-      </w:pPr>
-      <w:r>
-        <w:rPr>
-          <w:rFonts w:ascii="Courier New" w:hAnsi="Courier New"/>
-          <w:sz w:val="20"/>
-          <w:lang w:val="en-US"/>
-        </w:rPr>
-        <w:t xml:space="preserve">                            </w:t>
-      </w:r>
-      <w:proofErr w:type="spellStart"/>
-      <w:r>
-        <w:rPr>
-          <w:rFonts w:ascii="Courier New" w:hAnsi="Courier New"/>
-          <w:sz w:val="20"/>
-          <w:lang w:val="en-US"/>
-        </w:rPr>
-        <w:t>tasks.Add</w:t>
-      </w:r>
-      <w:proofErr w:type="spellEnd"/>
-      <w:r>
-        <w:rPr>
-          <w:rFonts w:ascii="Courier New" w:hAnsi="Courier New"/>
-          <w:sz w:val="20"/>
-          <w:lang w:val="en-US"/>
-        </w:rPr>
-        <w:t xml:space="preserve">(new </w:t>
-      </w:r>
-      <w:proofErr w:type="spellStart"/>
-      <w:r>
-        <w:rPr>
-          <w:rFonts w:ascii="Courier New" w:hAnsi="Courier New"/>
-          <w:sz w:val="20"/>
-          <w:lang w:val="en-US"/>
-        </w:rPr>
-        <w:t>TaskItem</w:t>
-      </w:r>
-      <w:proofErr w:type="spellEnd"/>
-      <w:r>
-        <w:rPr>
-          <w:rFonts w:ascii="Courier New" w:hAnsi="Courier New"/>
-          <w:sz w:val="20"/>
-          <w:lang w:val="en-US"/>
-        </w:rPr>
-        <w:t>(title, "</w:t>
-      </w:r>
-      <w:proofErr w:type="spellStart"/>
-      <w:r>
-        <w:rPr>
-          <w:rFonts w:ascii="Courier New" w:hAnsi="Courier New"/>
-          <w:sz w:val="20"/>
-          <w:lang w:val="en-US"/>
-        </w:rPr>
-        <w:t>запись</w:t>
-      </w:r>
-      <w:proofErr w:type="spellEnd"/>
-      <w:r>
-        <w:rPr>
-          <w:rFonts w:ascii="Courier New" w:hAnsi="Courier New"/>
-          <w:sz w:val="20"/>
-          <w:lang w:val="en-US"/>
-        </w:rPr>
-        <w:t xml:space="preserve"> в </w:t>
-      </w:r>
-      <w:proofErr w:type="spellStart"/>
-      <w:r>
-        <w:rPr>
-          <w:rFonts w:ascii="Courier New" w:hAnsi="Courier New"/>
-          <w:sz w:val="20"/>
-          <w:lang w:val="en-US"/>
-        </w:rPr>
-        <w:t>журнал</w:t>
-      </w:r>
-      <w:proofErr w:type="spellEnd"/>
-      <w:r>
-        <w:rPr>
-          <w:rFonts w:ascii="Courier New" w:hAnsi="Courier New"/>
-          <w:sz w:val="20"/>
-          <w:lang w:val="en-US"/>
-        </w:rPr>
-        <w:t xml:space="preserve">", </w:t>
-      </w:r>
-      <w:proofErr w:type="spellStart"/>
-      <w:r>
-        <w:rPr>
-          <w:rFonts w:ascii="Courier New" w:hAnsi="Courier New"/>
-          <w:sz w:val="20"/>
-          <w:lang w:val="en-US"/>
-        </w:rPr>
-        <w:t>WriteToJournal</w:t>
-      </w:r>
-      <w:proofErr w:type="spellEnd"/>
-      <w:r>
-        <w:rPr>
-          <w:rFonts w:ascii="Courier New" w:hAnsi="Courier New"/>
-          <w:sz w:val="20"/>
-          <w:lang w:val="en-US"/>
-        </w:rPr>
-        <w:t>));</w:t>
-      </w:r>
-    </w:p>
-    <w:p>
-      <w:pPr>
-        <w:ind w:firstLine="0"/>
-        <w:rPr>
-          <w:rFonts w:ascii="Courier New" w:hAnsi="Courier New"/>
-          <w:sz w:val="20"/>
-        </w:rPr>
-      </w:pPr>
-      <w:r>
-        <w:rPr>
-          <w:rFonts w:ascii="Courier New" w:hAnsi="Courier New"/>
-          <w:sz w:val="20"/>
-          <w:lang w:val="en-US"/>
-        </w:rPr>
-        <w:t xml:space="preserve">                            break</w:t>
+        <w:t>break</w:t>
       </w:r>
       <w:r>
         <w:rPr>
@@ -8399,1426 +9642,6 @@
           <w:rFonts w:ascii="Courier New" w:hAnsi="Courier New"/>
           <w:sz w:val="20"/>
         </w:rPr>
-        <w:t xml:space="preserve">                    }</w:t>
-      </w:r>
-    </w:p>
-    <w:p>
-      <w:pPr>
-        <w:ind w:firstLine="0"/>
-        <w:rPr>
-          <w:rFonts w:ascii="Courier New" w:hAnsi="Courier New"/>
-          <w:sz w:val="20"/>
-        </w:rPr>
-      </w:pPr>
-      <w:r>
-        <w:rPr>
-          <w:rFonts w:ascii="Courier New" w:hAnsi="Courier New"/>
-          <w:sz w:val="20"/>
-        </w:rPr>
-        <w:t xml:space="preserve">                    </w:t>
-      </w:r>
-      <w:r>
-        <w:rPr>
-          <w:rFonts w:ascii="Courier New" w:hAnsi="Courier New"/>
-          <w:sz w:val="20"/>
-          <w:lang w:val="en-US"/>
-        </w:rPr>
-        <w:t>break</w:t>
-      </w:r>
-      <w:r>
-        <w:rPr>
-          <w:rFonts w:ascii="Courier New" w:hAnsi="Courier New"/>
-          <w:sz w:val="20"/>
-        </w:rPr>
-        <w:t>;</w:t>
-      </w:r>
-    </w:p>
-    <w:p>
-      <w:pPr>
-        <w:ind w:firstLine="0"/>
-        <w:rPr>
-          <w:rFonts w:ascii="Courier New" w:hAnsi="Courier New"/>
-          <w:sz w:val="20"/>
-        </w:rPr>
-      </w:pPr>
-    </w:p>
-    <w:p>
-      <w:pPr>
-        <w:ind w:firstLine="0"/>
-        <w:rPr>
-          <w:rFonts w:ascii="Courier New" w:hAnsi="Courier New"/>
-          <w:sz w:val="20"/>
-        </w:rPr>
-      </w:pPr>
-      <w:r>
-        <w:rPr>
-          <w:rFonts w:ascii="Courier New" w:hAnsi="Courier New"/>
-          <w:sz w:val="20"/>
-        </w:rPr>
-        <w:t xml:space="preserve">                </w:t>
-      </w:r>
-      <w:r>
-        <w:rPr>
-          <w:rFonts w:ascii="Courier New" w:hAnsi="Courier New"/>
-          <w:sz w:val="20"/>
-          <w:lang w:val="en-US"/>
-        </w:rPr>
-        <w:t>case</w:t>
-      </w:r>
-      <w:r>
-        <w:rPr>
-          <w:rFonts w:ascii="Courier New" w:hAnsi="Courier New"/>
-          <w:sz w:val="20"/>
-        </w:rPr>
-        <w:t xml:space="preserve"> "2":</w:t>
-      </w:r>
-    </w:p>
-    <w:p>
-      <w:pPr>
-        <w:ind w:firstLine="0"/>
-        <w:rPr>
-          <w:rFonts w:ascii="Courier New" w:hAnsi="Courier New"/>
-          <w:sz w:val="20"/>
-        </w:rPr>
-      </w:pPr>
-      <w:r>
-        <w:rPr>
-          <w:rFonts w:ascii="Courier New" w:hAnsi="Courier New"/>
-          <w:sz w:val="20"/>
-        </w:rPr>
-        <w:t xml:space="preserve">                    // Вывод списка задач</w:t>
-      </w:r>
-    </w:p>
-    <w:p>
-      <w:pPr>
-        <w:ind w:firstLine="0"/>
-        <w:rPr>
-          <w:rFonts w:ascii="Courier New" w:hAnsi="Courier New"/>
-          <w:sz w:val="20"/>
-          <w:lang w:val="en-US"/>
-        </w:rPr>
-      </w:pPr>
-      <w:r>
-        <w:rPr>
-          <w:rFonts w:ascii="Courier New" w:hAnsi="Courier New"/>
-          <w:sz w:val="20"/>
-        </w:rPr>
-        <w:t xml:space="preserve">                    </w:t>
-      </w:r>
-      <w:r>
-        <w:rPr>
-          <w:rFonts w:ascii="Courier New" w:hAnsi="Courier New"/>
-          <w:sz w:val="20"/>
-          <w:lang w:val="en-US"/>
-        </w:rPr>
-        <w:t>if (</w:t>
-      </w:r>
-      <w:proofErr w:type="spellStart"/>
-      <w:r>
-        <w:rPr>
-          <w:rFonts w:ascii="Courier New" w:hAnsi="Courier New"/>
-          <w:sz w:val="20"/>
-          <w:lang w:val="en-US"/>
-        </w:rPr>
-        <w:t>tasks.Count</w:t>
-      </w:r>
-      <w:proofErr w:type="spellEnd"/>
-      <w:r>
-        <w:rPr>
-          <w:rFonts w:ascii="Courier New" w:hAnsi="Courier New"/>
-          <w:sz w:val="20"/>
-          <w:lang w:val="en-US"/>
-        </w:rPr>
-        <w:t xml:space="preserve"> == 0)</w:t>
-      </w:r>
-    </w:p>
-    <w:p>
-      <w:pPr>
-        <w:ind w:firstLine="0"/>
-        <w:rPr>
-          <w:rFonts w:ascii="Courier New" w:hAnsi="Courier New"/>
-          <w:sz w:val="20"/>
-          <w:lang w:val="en-US"/>
-        </w:rPr>
-      </w:pPr>
-      <w:r>
-        <w:rPr>
-          <w:rFonts w:ascii="Courier New" w:hAnsi="Courier New"/>
-          <w:sz w:val="20"/>
-          <w:lang w:val="en-US"/>
-        </w:rPr>
-        <w:t xml:space="preserve">                    {</w:t>
-      </w:r>
-    </w:p>
-    <w:p>
-      <w:pPr>
-        <w:ind w:firstLine="0"/>
-        <w:rPr>
-          <w:rFonts w:ascii="Courier New" w:hAnsi="Courier New"/>
-          <w:sz w:val="20"/>
-          <w:lang w:val="en-US"/>
-        </w:rPr>
-      </w:pPr>
-      <w:r>
-        <w:rPr>
-          <w:rFonts w:ascii="Courier New" w:hAnsi="Courier New"/>
-          <w:sz w:val="20"/>
-          <w:lang w:val="en-US"/>
-        </w:rPr>
-        <w:t xml:space="preserve">                        </w:t>
-      </w:r>
-      <w:proofErr w:type="spellStart"/>
-      <w:r>
-        <w:rPr>
-          <w:rFonts w:ascii="Courier New" w:hAnsi="Courier New"/>
-          <w:sz w:val="20"/>
-          <w:lang w:val="en-US"/>
-        </w:rPr>
-        <w:t>Console.WriteLine</w:t>
-      </w:r>
-      <w:proofErr w:type="spellEnd"/>
-      <w:r>
-        <w:rPr>
-          <w:rFonts w:ascii="Courier New" w:hAnsi="Courier New"/>
-          <w:sz w:val="20"/>
-          <w:lang w:val="en-US"/>
-        </w:rPr>
-        <w:t>("</w:t>
-      </w:r>
-      <w:proofErr w:type="spellStart"/>
-      <w:r>
-        <w:rPr>
-          <w:rFonts w:ascii="Courier New" w:hAnsi="Courier New"/>
-          <w:sz w:val="20"/>
-          <w:lang w:val="en-US"/>
-        </w:rPr>
-        <w:t>Задач</w:t>
-      </w:r>
-      <w:proofErr w:type="spellEnd"/>
-      <w:r>
-        <w:rPr>
-          <w:rFonts w:ascii="Courier New" w:hAnsi="Courier New"/>
-          <w:sz w:val="20"/>
-          <w:lang w:val="en-US"/>
-        </w:rPr>
-        <w:t xml:space="preserve"> </w:t>
-      </w:r>
-      <w:proofErr w:type="spellStart"/>
-      <w:r>
-        <w:rPr>
-          <w:rFonts w:ascii="Courier New" w:hAnsi="Courier New"/>
-          <w:sz w:val="20"/>
-          <w:lang w:val="en-US"/>
-        </w:rPr>
-        <w:t>нет</w:t>
-      </w:r>
-      <w:proofErr w:type="spellEnd"/>
-      <w:r>
-        <w:rPr>
-          <w:rFonts w:ascii="Courier New" w:hAnsi="Courier New"/>
-          <w:sz w:val="20"/>
-          <w:lang w:val="en-US"/>
-        </w:rPr>
-        <w:t>.");</w:t>
-      </w:r>
-    </w:p>
-    <w:p>
-      <w:pPr>
-        <w:ind w:firstLine="0"/>
-        <w:rPr>
-          <w:rFonts w:ascii="Courier New" w:hAnsi="Courier New"/>
-          <w:sz w:val="20"/>
-          <w:lang w:val="en-US"/>
-        </w:rPr>
-      </w:pPr>
-      <w:r>
-        <w:rPr>
-          <w:rFonts w:ascii="Courier New" w:hAnsi="Courier New"/>
-          <w:sz w:val="20"/>
-          <w:lang w:val="en-US"/>
-        </w:rPr>
-        <w:t xml:space="preserve">                    }</w:t>
-      </w:r>
-    </w:p>
-    <w:p>
-      <w:pPr>
-        <w:ind w:firstLine="0"/>
-        <w:rPr>
-          <w:rFonts w:ascii="Courier New" w:hAnsi="Courier New"/>
-          <w:sz w:val="20"/>
-          <w:lang w:val="en-US"/>
-        </w:rPr>
-      </w:pPr>
-      <w:r>
-        <w:rPr>
-          <w:rFonts w:ascii="Courier New" w:hAnsi="Courier New"/>
-          <w:sz w:val="20"/>
-          <w:lang w:val="en-US"/>
-        </w:rPr>
-        <w:t xml:space="preserve">                    for (int </w:t>
-      </w:r>
-      <w:proofErr w:type="spellStart"/>
-      <w:r>
-        <w:rPr>
-          <w:rFonts w:ascii="Courier New" w:hAnsi="Courier New"/>
-          <w:sz w:val="20"/>
-          <w:lang w:val="en-US"/>
-        </w:rPr>
-        <w:t>i</w:t>
-      </w:r>
-      <w:proofErr w:type="spellEnd"/>
-      <w:r>
-        <w:rPr>
-          <w:rFonts w:ascii="Courier New" w:hAnsi="Courier New"/>
-          <w:sz w:val="20"/>
-          <w:lang w:val="en-US"/>
-        </w:rPr>
-        <w:t xml:space="preserve"> = 0; </w:t>
-      </w:r>
-      <w:proofErr w:type="spellStart"/>
-      <w:r>
-        <w:rPr>
-          <w:rFonts w:ascii="Courier New" w:hAnsi="Courier New"/>
-          <w:sz w:val="20"/>
-          <w:lang w:val="en-US"/>
-        </w:rPr>
-        <w:t>i</w:t>
-      </w:r>
-      <w:proofErr w:type="spellEnd"/>
-      <w:r>
-        <w:rPr>
-          <w:rFonts w:ascii="Courier New" w:hAnsi="Courier New"/>
-          <w:sz w:val="20"/>
-          <w:lang w:val="en-US"/>
-        </w:rPr>
-        <w:t xml:space="preserve"> &lt; </w:t>
-      </w:r>
-      <w:proofErr w:type="spellStart"/>
-      <w:r>
-        <w:rPr>
-          <w:rFonts w:ascii="Courier New" w:hAnsi="Courier New"/>
-          <w:sz w:val="20"/>
-          <w:lang w:val="en-US"/>
-        </w:rPr>
-        <w:t>tasks.Count</w:t>
-      </w:r>
-      <w:proofErr w:type="spellEnd"/>
-      <w:r>
-        <w:rPr>
-          <w:rFonts w:ascii="Courier New" w:hAnsi="Courier New"/>
-          <w:sz w:val="20"/>
-          <w:lang w:val="en-US"/>
-        </w:rPr>
-        <w:t xml:space="preserve">; </w:t>
-      </w:r>
-      <w:proofErr w:type="spellStart"/>
-      <w:r>
-        <w:rPr>
-          <w:rFonts w:ascii="Courier New" w:hAnsi="Courier New"/>
-          <w:sz w:val="20"/>
-          <w:lang w:val="en-US"/>
-        </w:rPr>
-        <w:t>i</w:t>
-      </w:r>
-      <w:proofErr w:type="spellEnd"/>
-      <w:r>
-        <w:rPr>
-          <w:rFonts w:ascii="Courier New" w:hAnsi="Courier New"/>
-          <w:sz w:val="20"/>
-          <w:lang w:val="en-US"/>
-        </w:rPr>
-        <w:t>++)</w:t>
-      </w:r>
-    </w:p>
-    <w:p>
-      <w:pPr>
-        <w:ind w:firstLine="0"/>
-        <w:rPr>
-          <w:rFonts w:ascii="Courier New" w:hAnsi="Courier New"/>
-          <w:sz w:val="20"/>
-          <w:lang w:val="en-US"/>
-        </w:rPr>
-      </w:pPr>
-      <w:r>
-        <w:rPr>
-          <w:rFonts w:ascii="Courier New" w:hAnsi="Courier New"/>
-          <w:sz w:val="20"/>
-          <w:lang w:val="en-US"/>
-        </w:rPr>
-        <w:t xml:space="preserve">                    {</w:t>
-      </w:r>
-    </w:p>
-    <w:p>
-      <w:pPr>
-        <w:ind w:firstLine="0"/>
-        <w:rPr>
-          <w:rFonts w:ascii="Courier New" w:hAnsi="Courier New"/>
-          <w:sz w:val="20"/>
-          <w:lang w:val="en-US"/>
-        </w:rPr>
-      </w:pPr>
-      <w:r>
-        <w:rPr>
-          <w:rFonts w:ascii="Courier New" w:hAnsi="Courier New"/>
-          <w:sz w:val="20"/>
-          <w:lang w:val="en-US"/>
-        </w:rPr>
-        <w:t xml:space="preserve">                        </w:t>
-      </w:r>
-      <w:proofErr w:type="spellStart"/>
-      <w:r>
-        <w:rPr>
-          <w:rFonts w:ascii="Courier New" w:hAnsi="Courier New"/>
-          <w:sz w:val="20"/>
-          <w:lang w:val="en-US"/>
-        </w:rPr>
-        <w:t>Console.WriteLine</w:t>
-      </w:r>
-      <w:proofErr w:type="spellEnd"/>
-      <w:r>
-        <w:rPr>
-          <w:rFonts w:ascii="Courier New" w:hAnsi="Courier New"/>
-          <w:sz w:val="20"/>
-          <w:lang w:val="en-US"/>
-        </w:rPr>
-        <w:t>((</w:t>
-      </w:r>
-      <w:proofErr w:type="spellStart"/>
-      <w:r>
-        <w:rPr>
-          <w:rFonts w:ascii="Courier New" w:hAnsi="Courier New"/>
-          <w:sz w:val="20"/>
-          <w:lang w:val="en-US"/>
-        </w:rPr>
-        <w:t>i</w:t>
-      </w:r>
-      <w:proofErr w:type="spellEnd"/>
-      <w:r>
-        <w:rPr>
-          <w:rFonts w:ascii="Courier New" w:hAnsi="Courier New"/>
-          <w:sz w:val="20"/>
-          <w:lang w:val="en-US"/>
-        </w:rPr>
-        <w:t xml:space="preserve"> + 1) + ". " + tasks[</w:t>
-      </w:r>
-      <w:proofErr w:type="spellStart"/>
-      <w:r>
-        <w:rPr>
-          <w:rFonts w:ascii="Courier New" w:hAnsi="Courier New"/>
-          <w:sz w:val="20"/>
-          <w:lang w:val="en-US"/>
-        </w:rPr>
-        <w:t>i</w:t>
-      </w:r>
-      <w:proofErr w:type="spellEnd"/>
-      <w:r>
-        <w:rPr>
-          <w:rFonts w:ascii="Courier New" w:hAnsi="Courier New"/>
-          <w:sz w:val="20"/>
-          <w:lang w:val="en-US"/>
-        </w:rPr>
-        <w:t>].Title + " (" + tasks[</w:t>
-      </w:r>
-      <w:proofErr w:type="spellStart"/>
-      <w:r>
-        <w:rPr>
-          <w:rFonts w:ascii="Courier New" w:hAnsi="Courier New"/>
-          <w:sz w:val="20"/>
-          <w:lang w:val="en-US"/>
-        </w:rPr>
-        <w:t>i</w:t>
-      </w:r>
-      <w:proofErr w:type="spellEnd"/>
-      <w:r>
-        <w:rPr>
-          <w:rFonts w:ascii="Courier New" w:hAnsi="Courier New"/>
-          <w:sz w:val="20"/>
-          <w:lang w:val="en-US"/>
-        </w:rPr>
-        <w:t>].</w:t>
-      </w:r>
-      <w:proofErr w:type="spellStart"/>
-      <w:r>
-        <w:rPr>
-          <w:rFonts w:ascii="Courier New" w:hAnsi="Courier New"/>
-          <w:sz w:val="20"/>
-          <w:lang w:val="en-US"/>
-        </w:rPr>
-        <w:t>ActionName</w:t>
-      </w:r>
-      <w:proofErr w:type="spellEnd"/>
-      <w:r>
-        <w:rPr>
-          <w:rFonts w:ascii="Courier New" w:hAnsi="Courier New"/>
-          <w:sz w:val="20"/>
-          <w:lang w:val="en-US"/>
-        </w:rPr>
-        <w:t xml:space="preserve"> + ")");</w:t>
-      </w:r>
-    </w:p>
-    <w:p>
-      <w:pPr>
-        <w:ind w:firstLine="0"/>
-        <w:rPr>
-          <w:rFonts w:ascii="Courier New" w:hAnsi="Courier New"/>
-          <w:sz w:val="20"/>
-        </w:rPr>
-      </w:pPr>
-      <w:r>
-        <w:rPr>
-          <w:rFonts w:ascii="Courier New" w:hAnsi="Courier New"/>
-          <w:sz w:val="20"/>
-          <w:lang w:val="en-US"/>
-        </w:rPr>
-        <w:t xml:space="preserve">                    </w:t>
-      </w:r>
-      <w:r>
-        <w:rPr>
-          <w:rFonts w:ascii="Courier New" w:hAnsi="Courier New"/>
-          <w:sz w:val="20"/>
-        </w:rPr>
-        <w:t>}</w:t>
-      </w:r>
-    </w:p>
-    <w:p>
-      <w:pPr>
-        <w:ind w:firstLine="0"/>
-        <w:rPr>
-          <w:rFonts w:ascii="Courier New" w:hAnsi="Courier New"/>
-          <w:sz w:val="20"/>
-        </w:rPr>
-      </w:pPr>
-      <w:r>
-        <w:rPr>
-          <w:rFonts w:ascii="Courier New" w:hAnsi="Courier New"/>
-          <w:sz w:val="20"/>
-        </w:rPr>
-        <w:t xml:space="preserve">                    </w:t>
-      </w:r>
-      <w:r>
-        <w:rPr>
-          <w:rFonts w:ascii="Courier New" w:hAnsi="Courier New"/>
-          <w:sz w:val="20"/>
-          <w:lang w:val="en-US"/>
-        </w:rPr>
-        <w:t>break</w:t>
-      </w:r>
-      <w:r>
-        <w:rPr>
-          <w:rFonts w:ascii="Courier New" w:hAnsi="Courier New"/>
-          <w:sz w:val="20"/>
-        </w:rPr>
-        <w:t>;</w:t>
-      </w:r>
-    </w:p>
-    <w:p>
-      <w:pPr>
-        <w:ind w:firstLine="0"/>
-        <w:rPr>
-          <w:rFonts w:ascii="Courier New" w:hAnsi="Courier New"/>
-          <w:sz w:val="20"/>
-        </w:rPr>
-      </w:pPr>
-    </w:p>
-    <w:p>
-      <w:pPr>
-        <w:ind w:firstLine="0"/>
-        <w:rPr>
-          <w:rFonts w:ascii="Courier New" w:hAnsi="Courier New"/>
-          <w:sz w:val="20"/>
-        </w:rPr>
-      </w:pPr>
-      <w:r>
-        <w:rPr>
-          <w:rFonts w:ascii="Courier New" w:hAnsi="Courier New"/>
-          <w:sz w:val="20"/>
-        </w:rPr>
-        <w:t xml:space="preserve">                </w:t>
-      </w:r>
-      <w:r>
-        <w:rPr>
-          <w:rFonts w:ascii="Courier New" w:hAnsi="Courier New"/>
-          <w:sz w:val="20"/>
-          <w:lang w:val="en-US"/>
-        </w:rPr>
-        <w:t>case</w:t>
-      </w:r>
-      <w:r>
-        <w:rPr>
-          <w:rFonts w:ascii="Courier New" w:hAnsi="Courier New"/>
-          <w:sz w:val="20"/>
-        </w:rPr>
-        <w:t xml:space="preserve"> "3":</w:t>
-      </w:r>
-    </w:p>
-    <w:p>
-      <w:pPr>
-        <w:ind w:firstLine="0"/>
-        <w:rPr>
-          <w:rFonts w:ascii="Courier New" w:hAnsi="Courier New"/>
-          <w:sz w:val="20"/>
-        </w:rPr>
-      </w:pPr>
-      <w:r>
-        <w:rPr>
-          <w:rFonts w:ascii="Courier New" w:hAnsi="Courier New"/>
-          <w:sz w:val="20"/>
-        </w:rPr>
-        <w:t xml:space="preserve">                    // Вызов делегата каждой задачи</w:t>
-      </w:r>
-    </w:p>
-    <w:p>
-      <w:pPr>
-        <w:ind w:firstLine="0"/>
-        <w:rPr>
-          <w:rFonts w:ascii="Courier New" w:hAnsi="Courier New"/>
-          <w:sz w:val="20"/>
-          <w:lang w:val="en-US"/>
-        </w:rPr>
-      </w:pPr>
-      <w:r>
-        <w:rPr>
-          <w:rFonts w:ascii="Courier New" w:hAnsi="Courier New"/>
-          <w:sz w:val="20"/>
-        </w:rPr>
-        <w:t xml:space="preserve">                    </w:t>
-      </w:r>
-      <w:r>
-        <w:rPr>
-          <w:rFonts w:ascii="Courier New" w:hAnsi="Courier New"/>
-          <w:sz w:val="20"/>
-          <w:lang w:val="en-US"/>
-        </w:rPr>
-        <w:t>if (</w:t>
-      </w:r>
-      <w:proofErr w:type="spellStart"/>
-      <w:r>
-        <w:rPr>
-          <w:rFonts w:ascii="Courier New" w:hAnsi="Courier New"/>
-          <w:sz w:val="20"/>
-          <w:lang w:val="en-US"/>
-        </w:rPr>
-        <w:t>tasks.Count</w:t>
-      </w:r>
-      <w:proofErr w:type="spellEnd"/>
-      <w:r>
-        <w:rPr>
-          <w:rFonts w:ascii="Courier New" w:hAnsi="Courier New"/>
-          <w:sz w:val="20"/>
-          <w:lang w:val="en-US"/>
-        </w:rPr>
-        <w:t xml:space="preserve"> == 0)</w:t>
-      </w:r>
-    </w:p>
-    <w:p>
-      <w:pPr>
-        <w:ind w:firstLine="0"/>
-        <w:rPr>
-          <w:rFonts w:ascii="Courier New" w:hAnsi="Courier New"/>
-          <w:sz w:val="20"/>
-          <w:lang w:val="en-US"/>
-        </w:rPr>
-      </w:pPr>
-      <w:r>
-        <w:rPr>
-          <w:rFonts w:ascii="Courier New" w:hAnsi="Courier New"/>
-          <w:sz w:val="20"/>
-          <w:lang w:val="en-US"/>
-        </w:rPr>
-        <w:t xml:space="preserve">                    {</w:t>
-      </w:r>
-    </w:p>
-    <w:p>
-      <w:pPr>
-        <w:ind w:firstLine="0"/>
-        <w:rPr>
-          <w:rFonts w:ascii="Courier New" w:hAnsi="Courier New"/>
-          <w:sz w:val="20"/>
-          <w:lang w:val="en-US"/>
-        </w:rPr>
-      </w:pPr>
-      <w:r>
-        <w:rPr>
-          <w:rFonts w:ascii="Courier New" w:hAnsi="Courier New"/>
-          <w:sz w:val="20"/>
-          <w:lang w:val="en-US"/>
-        </w:rPr>
-        <w:t xml:space="preserve">                        </w:t>
-      </w:r>
-      <w:proofErr w:type="spellStart"/>
-      <w:r>
-        <w:rPr>
-          <w:rFonts w:ascii="Courier New" w:hAnsi="Courier New"/>
-          <w:sz w:val="20"/>
-          <w:lang w:val="en-US"/>
-        </w:rPr>
-        <w:t>Console.WriteLine</w:t>
-      </w:r>
-      <w:proofErr w:type="spellEnd"/>
-      <w:r>
-        <w:rPr>
-          <w:rFonts w:ascii="Courier New" w:hAnsi="Courier New"/>
-          <w:sz w:val="20"/>
-          <w:lang w:val="en-US"/>
-        </w:rPr>
-        <w:t>("</w:t>
-      </w:r>
-      <w:proofErr w:type="spellStart"/>
-      <w:r>
-        <w:rPr>
-          <w:rFonts w:ascii="Courier New" w:hAnsi="Courier New"/>
-          <w:sz w:val="20"/>
-          <w:lang w:val="en-US"/>
-        </w:rPr>
-        <w:t>Задач</w:t>
-      </w:r>
-      <w:proofErr w:type="spellEnd"/>
-      <w:r>
-        <w:rPr>
-          <w:rFonts w:ascii="Courier New" w:hAnsi="Courier New"/>
-          <w:sz w:val="20"/>
-          <w:lang w:val="en-US"/>
-        </w:rPr>
-        <w:t xml:space="preserve"> </w:t>
-      </w:r>
-      <w:proofErr w:type="spellStart"/>
-      <w:r>
-        <w:rPr>
-          <w:rFonts w:ascii="Courier New" w:hAnsi="Courier New"/>
-          <w:sz w:val="20"/>
-          <w:lang w:val="en-US"/>
-        </w:rPr>
-        <w:t>нет</w:t>
-      </w:r>
-      <w:proofErr w:type="spellEnd"/>
-      <w:r>
-        <w:rPr>
-          <w:rFonts w:ascii="Courier New" w:hAnsi="Courier New"/>
-          <w:sz w:val="20"/>
-          <w:lang w:val="en-US"/>
-        </w:rPr>
-        <w:t>.");</w:t>
-      </w:r>
-    </w:p>
-    <w:p>
-      <w:pPr>
-        <w:ind w:firstLine="0"/>
-        <w:rPr>
-          <w:rFonts w:ascii="Courier New" w:hAnsi="Courier New"/>
-          <w:sz w:val="20"/>
-          <w:lang w:val="en-US"/>
-        </w:rPr>
-      </w:pPr>
-      <w:r>
-        <w:rPr>
-          <w:rFonts w:ascii="Courier New" w:hAnsi="Courier New"/>
-          <w:sz w:val="20"/>
-          <w:lang w:val="en-US"/>
-        </w:rPr>
-        <w:t xml:space="preserve">                    }</w:t>
-      </w:r>
-    </w:p>
-    <w:p>
-      <w:pPr>
-        <w:ind w:firstLine="0"/>
-        <w:rPr>
-          <w:rFonts w:ascii="Courier New" w:hAnsi="Courier New"/>
-          <w:sz w:val="20"/>
-          <w:lang w:val="en-US"/>
-        </w:rPr>
-      </w:pPr>
-      <w:r>
-        <w:rPr>
-          <w:rFonts w:ascii="Courier New" w:hAnsi="Courier New"/>
-          <w:sz w:val="20"/>
-          <w:lang w:val="en-US"/>
-        </w:rPr>
-        <w:t xml:space="preserve">                    foreach (</w:t>
-      </w:r>
-      <w:proofErr w:type="spellStart"/>
-      <w:r>
-        <w:rPr>
-          <w:rFonts w:ascii="Courier New" w:hAnsi="Courier New"/>
-          <w:sz w:val="20"/>
-          <w:lang w:val="en-US"/>
-        </w:rPr>
-        <w:t>TaskItem</w:t>
-      </w:r>
-      <w:proofErr w:type="spellEnd"/>
-      <w:r>
-        <w:rPr>
-          <w:rFonts w:ascii="Courier New" w:hAnsi="Courier New"/>
-          <w:sz w:val="20"/>
-          <w:lang w:val="en-US"/>
-        </w:rPr>
-        <w:t xml:space="preserve"> task in tasks)</w:t>
-      </w:r>
-    </w:p>
-    <w:p>
-      <w:pPr>
-        <w:ind w:firstLine="0"/>
-        <w:rPr>
-          <w:rFonts w:ascii="Courier New" w:hAnsi="Courier New"/>
-          <w:sz w:val="20"/>
-          <w:lang w:val="en-US"/>
-        </w:rPr>
-      </w:pPr>
-      <w:r>
-        <w:rPr>
-          <w:rFonts w:ascii="Courier New" w:hAnsi="Courier New"/>
-          <w:sz w:val="20"/>
-          <w:lang w:val="en-US"/>
-        </w:rPr>
-        <w:t xml:space="preserve">                    {</w:t>
-      </w:r>
-    </w:p>
-    <w:p>
-      <w:pPr>
-        <w:ind w:firstLine="0"/>
-        <w:rPr>
-          <w:rFonts w:ascii="Courier New" w:hAnsi="Courier New"/>
-          <w:sz w:val="20"/>
-          <w:lang w:val="en-US"/>
-        </w:rPr>
-      </w:pPr>
-      <w:r>
-        <w:rPr>
-          <w:rFonts w:ascii="Courier New" w:hAnsi="Courier New"/>
-          <w:sz w:val="20"/>
-          <w:lang w:val="en-US"/>
-        </w:rPr>
-        <w:t xml:space="preserve">                        </w:t>
-      </w:r>
-      <w:proofErr w:type="spellStart"/>
-      <w:r>
-        <w:rPr>
-          <w:rFonts w:ascii="Courier New" w:hAnsi="Courier New"/>
-          <w:sz w:val="20"/>
-          <w:lang w:val="en-US"/>
-        </w:rPr>
-        <w:t>task.Action</w:t>
-      </w:r>
-      <w:proofErr w:type="spellEnd"/>
-      <w:r>
-        <w:rPr>
-          <w:rFonts w:ascii="Courier New" w:hAnsi="Courier New"/>
-          <w:sz w:val="20"/>
-          <w:lang w:val="en-US"/>
-        </w:rPr>
-        <w:t>(</w:t>
-      </w:r>
-      <w:proofErr w:type="spellStart"/>
-      <w:r>
-        <w:rPr>
-          <w:rFonts w:ascii="Courier New" w:hAnsi="Courier New"/>
-          <w:sz w:val="20"/>
-          <w:lang w:val="en-US"/>
-        </w:rPr>
-        <w:t>task.Title</w:t>
-      </w:r>
-      <w:proofErr w:type="spellEnd"/>
-      <w:r>
-        <w:rPr>
-          <w:rFonts w:ascii="Courier New" w:hAnsi="Courier New"/>
-          <w:sz w:val="20"/>
-          <w:lang w:val="en-US"/>
-        </w:rPr>
-        <w:t>);</w:t>
-      </w:r>
-    </w:p>
-    <w:p>
-      <w:pPr>
-        <w:ind w:firstLine="0"/>
-        <w:rPr>
-          <w:rFonts w:ascii="Courier New" w:hAnsi="Courier New"/>
-          <w:sz w:val="20"/>
-          <w:lang w:val="en-US"/>
-        </w:rPr>
-      </w:pPr>
-      <w:r>
-        <w:rPr>
-          <w:rFonts w:ascii="Courier New" w:hAnsi="Courier New"/>
-          <w:sz w:val="20"/>
-          <w:lang w:val="en-US"/>
-        </w:rPr>
-        <w:t xml:space="preserve">                    }</w:t>
-      </w:r>
-    </w:p>
-    <w:p>
-      <w:pPr>
-        <w:ind w:firstLine="0"/>
-        <w:rPr>
-          <w:rFonts w:ascii="Courier New" w:hAnsi="Courier New"/>
-          <w:sz w:val="20"/>
-          <w:lang w:val="en-US"/>
-        </w:rPr>
-      </w:pPr>
-      <w:r>
-        <w:rPr>
-          <w:rFonts w:ascii="Courier New" w:hAnsi="Courier New"/>
-          <w:sz w:val="20"/>
-          <w:lang w:val="en-US"/>
-        </w:rPr>
-        <w:t xml:space="preserve">                    break;</w:t>
-      </w:r>
-    </w:p>
-    <w:p>
-      <w:pPr>
-        <w:ind w:firstLine="0"/>
-        <w:rPr>
-          <w:rFonts w:ascii="Courier New" w:hAnsi="Courier New"/>
-          <w:sz w:val="20"/>
-          <w:lang w:val="en-US"/>
-        </w:rPr>
-      </w:pPr>
-    </w:p>
-    <w:p>
-      <w:pPr>
-        <w:ind w:firstLine="0"/>
-        <w:rPr>
-          <w:rFonts w:ascii="Courier New" w:hAnsi="Courier New"/>
-          <w:sz w:val="20"/>
-          <w:lang w:val="en-US"/>
-        </w:rPr>
-      </w:pPr>
-      <w:r>
-        <w:rPr>
-          <w:rFonts w:ascii="Courier New" w:hAnsi="Courier New"/>
-          <w:sz w:val="20"/>
-          <w:lang w:val="en-US"/>
-        </w:rPr>
-        <w:t xml:space="preserve">                case "4":</w:t>
-      </w:r>
-    </w:p>
-    <w:p>
-      <w:pPr>
-        <w:ind w:firstLine="0"/>
-        <w:rPr>
-          <w:rFonts w:ascii="Courier New" w:hAnsi="Courier New"/>
-          <w:sz w:val="20"/>
-          <w:lang w:val="en-US"/>
-        </w:rPr>
-      </w:pPr>
-      <w:r>
-        <w:rPr>
-          <w:rFonts w:ascii="Courier New" w:hAnsi="Courier New"/>
-          <w:sz w:val="20"/>
-          <w:lang w:val="en-US"/>
-        </w:rPr>
-        <w:t xml:space="preserve">                    // </w:t>
-      </w:r>
-      <w:proofErr w:type="spellStart"/>
-      <w:r>
-        <w:rPr>
-          <w:rFonts w:ascii="Courier New" w:hAnsi="Courier New"/>
-          <w:sz w:val="20"/>
-          <w:lang w:val="en-US"/>
-        </w:rPr>
-        <w:t>Вывод</w:t>
-      </w:r>
-      <w:proofErr w:type="spellEnd"/>
-      <w:r>
-        <w:rPr>
-          <w:rFonts w:ascii="Courier New" w:hAnsi="Courier New"/>
-          <w:sz w:val="20"/>
-          <w:lang w:val="en-US"/>
-        </w:rPr>
-        <w:t xml:space="preserve"> </w:t>
-      </w:r>
-      <w:proofErr w:type="spellStart"/>
-      <w:r>
-        <w:rPr>
-          <w:rFonts w:ascii="Courier New" w:hAnsi="Courier New"/>
-          <w:sz w:val="20"/>
-          <w:lang w:val="en-US"/>
-        </w:rPr>
-        <w:t>журнала</w:t>
-      </w:r>
-      <w:proofErr w:type="spellEnd"/>
-    </w:p>
-    <w:p>
-      <w:pPr>
-        <w:ind w:firstLine="0"/>
-        <w:rPr>
-          <w:rFonts w:ascii="Courier New" w:hAnsi="Courier New"/>
-          <w:sz w:val="20"/>
-          <w:lang w:val="en-US"/>
-        </w:rPr>
-      </w:pPr>
-      <w:r>
-        <w:rPr>
-          <w:rFonts w:ascii="Courier New" w:hAnsi="Courier New"/>
-          <w:sz w:val="20"/>
-          <w:lang w:val="en-US"/>
-        </w:rPr>
-        <w:t xml:space="preserve">                    if (</w:t>
-      </w:r>
-      <w:proofErr w:type="spellStart"/>
-      <w:r>
-        <w:rPr>
-          <w:rFonts w:ascii="Courier New" w:hAnsi="Courier New"/>
-          <w:sz w:val="20"/>
-          <w:lang w:val="en-US"/>
-        </w:rPr>
-        <w:t>journal.Count</w:t>
-      </w:r>
-      <w:proofErr w:type="spellEnd"/>
-      <w:r>
-        <w:rPr>
-          <w:rFonts w:ascii="Courier New" w:hAnsi="Courier New"/>
-          <w:sz w:val="20"/>
-          <w:lang w:val="en-US"/>
-        </w:rPr>
-        <w:t xml:space="preserve"> == 0)</w:t>
-      </w:r>
-    </w:p>
-    <w:p>
-      <w:pPr>
-        <w:ind w:firstLine="0"/>
-        <w:rPr>
-          <w:rFonts w:ascii="Courier New" w:hAnsi="Courier New"/>
-          <w:sz w:val="20"/>
-          <w:lang w:val="en-US"/>
-        </w:rPr>
-      </w:pPr>
-      <w:r>
-        <w:rPr>
-          <w:rFonts w:ascii="Courier New" w:hAnsi="Courier New"/>
-          <w:sz w:val="20"/>
-          <w:lang w:val="en-US"/>
-        </w:rPr>
-        <w:t xml:space="preserve">                    {</w:t>
-      </w:r>
-    </w:p>
-    <w:p>
-      <w:pPr>
-        <w:ind w:firstLine="0"/>
-        <w:rPr>
-          <w:rFonts w:ascii="Courier New" w:hAnsi="Courier New"/>
-          <w:sz w:val="20"/>
-          <w:lang w:val="en-US"/>
-        </w:rPr>
-      </w:pPr>
-      <w:r>
-        <w:rPr>
-          <w:rFonts w:ascii="Courier New" w:hAnsi="Courier New"/>
-          <w:sz w:val="20"/>
-          <w:lang w:val="en-US"/>
-        </w:rPr>
-        <w:t xml:space="preserve">                        </w:t>
-      </w:r>
-      <w:proofErr w:type="spellStart"/>
-      <w:r>
-        <w:rPr>
-          <w:rFonts w:ascii="Courier New" w:hAnsi="Courier New"/>
-          <w:sz w:val="20"/>
-          <w:lang w:val="en-US"/>
-        </w:rPr>
-        <w:t>Console.WriteLine</w:t>
-      </w:r>
-      <w:proofErr w:type="spellEnd"/>
-      <w:r>
-        <w:rPr>
-          <w:rFonts w:ascii="Courier New" w:hAnsi="Courier New"/>
-          <w:sz w:val="20"/>
-          <w:lang w:val="en-US"/>
-        </w:rPr>
-        <w:t>("</w:t>
-      </w:r>
-      <w:proofErr w:type="spellStart"/>
-      <w:r>
-        <w:rPr>
-          <w:rFonts w:ascii="Courier New" w:hAnsi="Courier New"/>
-          <w:sz w:val="20"/>
-          <w:lang w:val="en-US"/>
-        </w:rPr>
-        <w:t>Журнал</w:t>
-      </w:r>
-      <w:proofErr w:type="spellEnd"/>
-      <w:r>
-        <w:rPr>
-          <w:rFonts w:ascii="Courier New" w:hAnsi="Courier New"/>
-          <w:sz w:val="20"/>
-          <w:lang w:val="en-US"/>
-        </w:rPr>
-        <w:t xml:space="preserve"> </w:t>
-      </w:r>
-      <w:proofErr w:type="spellStart"/>
-      <w:r>
-        <w:rPr>
-          <w:rFonts w:ascii="Courier New" w:hAnsi="Courier New"/>
-          <w:sz w:val="20"/>
-          <w:lang w:val="en-US"/>
-        </w:rPr>
-        <w:t>пуст</w:t>
-      </w:r>
-      <w:proofErr w:type="spellEnd"/>
-      <w:r>
-        <w:rPr>
-          <w:rFonts w:ascii="Courier New" w:hAnsi="Courier New"/>
-          <w:sz w:val="20"/>
-          <w:lang w:val="en-US"/>
-        </w:rPr>
-        <w:t>.");</w:t>
-      </w:r>
-    </w:p>
-    <w:p>
-      <w:pPr>
-        <w:ind w:firstLine="0"/>
-        <w:rPr>
-          <w:rFonts w:ascii="Courier New" w:hAnsi="Courier New"/>
-          <w:sz w:val="20"/>
-          <w:lang w:val="en-US"/>
-        </w:rPr>
-      </w:pPr>
-      <w:r>
-        <w:rPr>
-          <w:rFonts w:ascii="Courier New" w:hAnsi="Courier New"/>
-          <w:sz w:val="20"/>
-          <w:lang w:val="en-US"/>
-        </w:rPr>
-        <w:t xml:space="preserve">                    }</w:t>
-      </w:r>
-    </w:p>
-    <w:p>
-      <w:pPr>
-        <w:ind w:firstLine="0"/>
-        <w:rPr>
-          <w:rFonts w:ascii="Courier New" w:hAnsi="Courier New"/>
-          <w:sz w:val="20"/>
-          <w:lang w:val="en-US"/>
-        </w:rPr>
-      </w:pPr>
-      <w:r>
-        <w:rPr>
-          <w:rFonts w:ascii="Courier New" w:hAnsi="Courier New"/>
-          <w:sz w:val="20"/>
-          <w:lang w:val="en-US"/>
-        </w:rPr>
-        <w:t xml:space="preserve">                    foreach (string line in journal)</w:t>
-      </w:r>
-    </w:p>
-    <w:p>
-      <w:pPr>
-        <w:ind w:firstLine="0"/>
-        <w:rPr>
-          <w:rFonts w:ascii="Courier New" w:hAnsi="Courier New"/>
-          <w:sz w:val="20"/>
-          <w:lang w:val="en-US"/>
-        </w:rPr>
-      </w:pPr>
-      <w:r>
-        <w:rPr>
-          <w:rFonts w:ascii="Courier New" w:hAnsi="Courier New"/>
-          <w:sz w:val="20"/>
-          <w:lang w:val="en-US"/>
-        </w:rPr>
-        <w:t xml:space="preserve">                    {</w:t>
-      </w:r>
-    </w:p>
-    <w:p>
-      <w:pPr>
-        <w:ind w:firstLine="0"/>
-        <w:rPr>
-          <w:rFonts w:ascii="Courier New" w:hAnsi="Courier New"/>
-          <w:sz w:val="20"/>
-          <w:lang w:val="en-US"/>
-        </w:rPr>
-      </w:pPr>
-      <w:r>
-        <w:rPr>
-          <w:rFonts w:ascii="Courier New" w:hAnsi="Courier New"/>
-          <w:sz w:val="20"/>
-          <w:lang w:val="en-US"/>
-        </w:rPr>
-        <w:t xml:space="preserve">                        </w:t>
-      </w:r>
-      <w:proofErr w:type="spellStart"/>
-      <w:r>
-        <w:rPr>
-          <w:rFonts w:ascii="Courier New" w:hAnsi="Courier New"/>
-          <w:sz w:val="20"/>
-          <w:lang w:val="en-US"/>
-        </w:rPr>
-        <w:t>Console.WriteLine</w:t>
-      </w:r>
-      <w:proofErr w:type="spellEnd"/>
-      <w:r>
-        <w:rPr>
-          <w:rFonts w:ascii="Courier New" w:hAnsi="Courier New"/>
-          <w:sz w:val="20"/>
-          <w:lang w:val="en-US"/>
-        </w:rPr>
-        <w:t>(line);</w:t>
-      </w:r>
-    </w:p>
-    <w:p>
-      <w:pPr>
-        <w:ind w:firstLine="0"/>
-        <w:rPr>
-          <w:rFonts w:ascii="Courier New" w:hAnsi="Courier New"/>
-          <w:sz w:val="20"/>
-          <w:lang w:val="en-US"/>
-        </w:rPr>
-      </w:pPr>
-      <w:r>
-        <w:rPr>
-          <w:rFonts w:ascii="Courier New" w:hAnsi="Courier New"/>
-          <w:sz w:val="20"/>
-          <w:lang w:val="en-US"/>
-        </w:rPr>
-        <w:t xml:space="preserve">                    }</w:t>
-      </w:r>
-    </w:p>
-    <w:p>
-      <w:pPr>
-        <w:ind w:firstLine="0"/>
-        <w:rPr>
-          <w:rFonts w:ascii="Courier New" w:hAnsi="Courier New"/>
-          <w:sz w:val="20"/>
-          <w:lang w:val="en-US"/>
-        </w:rPr>
-      </w:pPr>
-      <w:r>
-        <w:rPr>
-          <w:rFonts w:ascii="Courier New" w:hAnsi="Courier New"/>
-          <w:sz w:val="20"/>
-          <w:lang w:val="en-US"/>
-        </w:rPr>
-        <w:t xml:space="preserve">                    break;</w:t>
-      </w:r>
-    </w:p>
-    <w:p>
-      <w:pPr>
-        <w:ind w:firstLine="0"/>
-        <w:rPr>
-          <w:rFonts w:ascii="Courier New" w:hAnsi="Courier New"/>
-          <w:sz w:val="20"/>
-          <w:lang w:val="en-US"/>
-        </w:rPr>
-      </w:pPr>
-    </w:p>
-    <w:p>
-      <w:pPr>
-        <w:ind w:firstLine="0"/>
-        <w:rPr>
-          <w:rFonts w:ascii="Courier New" w:hAnsi="Courier New"/>
-          <w:sz w:val="20"/>
-          <w:lang w:val="en-US"/>
-        </w:rPr>
-      </w:pPr>
-      <w:r>
-        <w:rPr>
-          <w:rFonts w:ascii="Courier New" w:hAnsi="Courier New"/>
-          <w:sz w:val="20"/>
-          <w:lang w:val="en-US"/>
-        </w:rPr>
-        <w:t xml:space="preserve">                case "0":</w:t>
-      </w:r>
-    </w:p>
-    <w:p>
-      <w:pPr>
-        <w:ind w:firstLine="0"/>
-        <w:rPr>
-          <w:rFonts w:ascii="Courier New" w:hAnsi="Courier New"/>
-          <w:sz w:val="20"/>
-        </w:rPr>
-      </w:pPr>
-      <w:r>
-        <w:rPr>
-          <w:rFonts w:ascii="Courier New" w:hAnsi="Courier New"/>
-          <w:sz w:val="20"/>
-          <w:lang w:val="en-US"/>
-        </w:rPr>
-        <w:t xml:space="preserve">                    return</w:t>
-      </w:r>
-      <w:r>
-        <w:rPr>
-          <w:rFonts w:ascii="Courier New" w:hAnsi="Courier New"/>
-          <w:sz w:val="20"/>
-        </w:rPr>
-        <w:t xml:space="preserve">; // Полный выход из </w:t>
-      </w:r>
-      <w:r>
-        <w:rPr>
-          <w:rFonts w:ascii="Courier New" w:hAnsi="Courier New"/>
-          <w:sz w:val="20"/>
-          <w:lang w:val="en-US"/>
-        </w:rPr>
-        <w:t>Main</w:t>
-      </w:r>
-      <w:r>
-        <w:rPr>
-          <w:rFonts w:ascii="Courier New" w:hAnsi="Courier New"/>
-          <w:sz w:val="20"/>
-        </w:rPr>
-        <w:t xml:space="preserve"> вместо </w:t>
-      </w:r>
-      <w:r>
-        <w:rPr>
-          <w:rFonts w:ascii="Courier New" w:hAnsi="Courier New"/>
-          <w:sz w:val="20"/>
-          <w:lang w:val="en-US"/>
-        </w:rPr>
-        <w:t>break</w:t>
-      </w:r>
-      <w:r>
-        <w:rPr>
-          <w:rFonts w:ascii="Courier New" w:hAnsi="Courier New"/>
-          <w:sz w:val="20"/>
-        </w:rPr>
-        <w:t xml:space="preserve">, так как </w:t>
-      </w:r>
-      <w:r>
-        <w:rPr>
-          <w:rFonts w:ascii="Courier New" w:hAnsi="Courier New"/>
-          <w:sz w:val="20"/>
-          <w:lang w:val="en-US"/>
-        </w:rPr>
-        <w:t>break</w:t>
-      </w:r>
-      <w:r>
-        <w:rPr>
-          <w:rFonts w:ascii="Courier New" w:hAnsi="Courier New"/>
-          <w:sz w:val="20"/>
-        </w:rPr>
-        <w:t xml:space="preserve"> теперь относится к </w:t>
-      </w:r>
-      <w:r>
-        <w:rPr>
-          <w:rFonts w:ascii="Courier New" w:hAnsi="Courier New"/>
-          <w:sz w:val="20"/>
-          <w:lang w:val="en-US"/>
-        </w:rPr>
-        <w:t>switch</w:t>
-      </w:r>
-    </w:p>
-    <w:p>
-      <w:pPr>
-        <w:ind w:firstLine="0"/>
-        <w:rPr>
-          <w:rFonts w:ascii="Courier New" w:hAnsi="Courier New"/>
-          <w:sz w:val="20"/>
-        </w:rPr>
-      </w:pPr>
-    </w:p>
-    <w:p>
-      <w:pPr>
-        <w:ind w:firstLine="0"/>
-        <w:rPr>
-          <w:rFonts w:ascii="Courier New" w:hAnsi="Courier New"/>
-          <w:sz w:val="20"/>
-        </w:rPr>
-      </w:pPr>
-      <w:r>
-        <w:rPr>
-          <w:rFonts w:ascii="Courier New" w:hAnsi="Courier New"/>
-          <w:sz w:val="20"/>
-        </w:rPr>
-        <w:t xml:space="preserve">                </w:t>
-      </w:r>
-      <w:r>
-        <w:rPr>
-          <w:rFonts w:ascii="Courier New" w:hAnsi="Courier New"/>
-          <w:sz w:val="20"/>
-          <w:lang w:val="en-US"/>
-        </w:rPr>
-        <w:t>default</w:t>
-      </w:r>
-      <w:r>
-        <w:rPr>
-          <w:rFonts w:ascii="Courier New" w:hAnsi="Courier New"/>
-          <w:sz w:val="20"/>
-        </w:rPr>
-        <w:t>:</w:t>
-      </w:r>
-    </w:p>
-    <w:p>
-      <w:pPr>
-        <w:ind w:firstLine="0"/>
-        <w:rPr>
-          <w:rFonts w:ascii="Courier New" w:hAnsi="Courier New"/>
-          <w:sz w:val="20"/>
-        </w:rPr>
-      </w:pPr>
-      <w:r>
-        <w:rPr>
-          <w:rFonts w:ascii="Courier New" w:hAnsi="Courier New"/>
-          <w:sz w:val="20"/>
-        </w:rPr>
-        <w:t xml:space="preserve">                    </w:t>
-      </w:r>
-      <w:r>
-        <w:rPr>
-          <w:rFonts w:ascii="Courier New" w:hAnsi="Courier New"/>
-          <w:sz w:val="20"/>
-          <w:lang w:val="en-US"/>
-        </w:rPr>
-        <w:t>Console</w:t>
-      </w:r>
-      <w:r>
-        <w:rPr>
-          <w:rFonts w:ascii="Courier New" w:hAnsi="Courier New"/>
-          <w:sz w:val="20"/>
-        </w:rPr>
-        <w:t>.</w:t>
-      </w:r>
-      <w:r>
-        <w:rPr>
-          <w:rFonts w:ascii="Courier New" w:hAnsi="Courier New"/>
-          <w:sz w:val="20"/>
-          <w:lang w:val="en-US"/>
-        </w:rPr>
-        <w:t>WriteLine</w:t>
-      </w:r>
-      <w:r>
-        <w:rPr>
-          <w:rFonts w:ascii="Courier New" w:hAnsi="Courier New"/>
-          <w:sz w:val="20"/>
-        </w:rPr>
-        <w:t>("Нет такого пункта меню.");</w:t>
-      </w:r>
-    </w:p>
-    <w:p>
-      <w:pPr>
-        <w:ind w:firstLine="0"/>
-        <w:rPr>
-          <w:rFonts w:ascii="Courier New" w:hAnsi="Courier New"/>
-          <w:sz w:val="20"/>
-          <w:lang w:val="en-US"/>
-        </w:rPr>
-      </w:pPr>
-      <w:r>
-        <w:rPr>
-          <w:rFonts w:ascii="Courier New" w:hAnsi="Courier New"/>
-          <w:sz w:val="20"/>
-        </w:rPr>
-        <w:t xml:space="preserve">                    </w:t>
-      </w:r>
-      <w:r>
-        <w:rPr>
-          <w:rFonts w:ascii="Courier New" w:hAnsi="Courier New"/>
-          <w:sz w:val="20"/>
-          <w:lang w:val="en-US"/>
-        </w:rPr>
-        <w:t>break;</w:t>
-      </w:r>
-    </w:p>
-    <w:p>
-      <w:pPr>
-        <w:ind w:firstLine="0"/>
-        <w:rPr>
-          <w:rFonts w:ascii="Courier New" w:hAnsi="Courier New"/>
-          <w:sz w:val="20"/>
-          <w:lang w:val="en-US"/>
-        </w:rPr>
-      </w:pPr>
-      <w:r>
-        <w:rPr>
-          <w:rFonts w:ascii="Courier New" w:hAnsi="Courier New"/>
-          <w:sz w:val="20"/>
-          <w:lang w:val="en-US"/>
-        </w:rPr>
         <w:t xml:space="preserve">            }</w:t>
       </w:r>
     </w:p>
@@ -9828,14 +9651,12 @@
         <w:rPr>
           <w:rFonts w:ascii="Courier New" w:hAnsi="Courier New"/>
           <w:sz w:val="20"/>
-          <w:lang w:val="en-US"/>
-        </w:rPr>
-      </w:pPr>
-      <w:r>
-        <w:rPr>
-          <w:rFonts w:ascii="Courier New" w:hAnsi="Courier New"/>
-          <w:sz w:val="20"/>
-          <w:lang w:val="en-US"/>
+        </w:rPr>
+      </w:pPr>
+      <w:r>
+        <w:rPr>
+          <w:rFonts w:ascii="Courier New" w:hAnsi="Courier New"/>
+          <w:sz w:val="20"/>
         </w:rPr>
         <w:t xml:space="preserve">        }</w:t>
       </w:r>
@@ -9846,14 +9667,12 @@
         <w:rPr>
           <w:rFonts w:ascii="Courier New" w:hAnsi="Courier New"/>
           <w:sz w:val="20"/>
-          <w:lang w:val="en-US"/>
-        </w:rPr>
-      </w:pPr>
-      <w:r>
-        <w:rPr>
-          <w:rFonts w:ascii="Courier New" w:hAnsi="Courier New"/>
-          <w:sz w:val="20"/>
-          <w:lang w:val="en-US"/>
+        </w:rPr>
+      </w:pPr>
+      <w:r>
+        <w:rPr>
+          <w:rFonts w:ascii="Courier New" w:hAnsi="Courier New"/>
+          <w:sz w:val="20"/>
         </w:rPr>
         <w:t xml:space="preserve">    }</w:t>
       </w:r>
@@ -9870,7 +9689,6 @@
         <w:rPr>
           <w:rFonts w:ascii="Courier New" w:hAnsi="Courier New"/>
           <w:sz w:val="20"/>
-          <w:lang w:val="en-US"/>
         </w:rPr>
         <w:t>}</w:t>
       </w:r>
@@ -11335,35 +11153,7 @@
         <w:rPr>
           <w:lang w:val="en-US"/>
         </w:rPr>
-        <w:t xml:space="preserve">            // </w:t>
-      </w:r>
-      <w:proofErr w:type="spellStart"/>
-      <w:r>
-        <w:rPr>
-          <w:lang w:val="en-US"/>
-        </w:rPr>
-        <w:t>Замена</w:t>
-      </w:r>
-      <w:proofErr w:type="spellEnd"/>
-      <w:r>
-        <w:rPr>
-          <w:lang w:val="en-US"/>
-        </w:rPr>
-        <w:t xml:space="preserve"> if-else </w:t>
-      </w:r>
-      <w:proofErr w:type="spellStart"/>
-      <w:r>
-        <w:rPr>
-          <w:lang w:val="en-US"/>
-        </w:rPr>
-        <w:t>на</w:t>
-      </w:r>
-      <w:proofErr w:type="spellEnd"/>
-      <w:r>
-        <w:rPr>
-          <w:lang w:val="en-US"/>
-        </w:rPr>
-        <w:t xml:space="preserve"> switch</w:t>
+        <w:t xml:space="preserve">          </w:t>
       </w:r>
     </w:p>
     <w:p>
@@ -11618,6 +11408,140 @@
         <w:rPr>
           <w:lang w:val="en-US"/>
         </w:rPr>
+        <w:t xml:space="preserve"> по дате</w:t>
+      </w:r>
+    </w:p>
+    <w:p>
+      <w:pPr>
+        <w:pStyle w:val="af0"/>
+        <w:rPr>
+          <w:lang w:val="en-US"/>
+        </w:rPr>
+      </w:pPr>
+      <w:r>
+        <w:rPr>
+          <w:lang w:val="en-US"/>
+        </w:rPr>
+        <w:t xml:space="preserve">                    Show(list, r =&gt; </w:t>
+      </w:r>
+      <w:proofErr w:type="spellStart"/>
+      <w:r>
+        <w:rPr>
+          <w:lang w:val="en-US"/>
+        </w:rPr>
+        <w:t>r.Date</w:t>
+      </w:r>
+      <w:proofErr w:type="spellEnd"/>
+      <w:r>
+        <w:rPr>
+          <w:lang w:val="en-US"/>
+        </w:rPr>
+        <w:t xml:space="preserve"> &gt;= from);</w:t>
+      </w:r>
+    </w:p>
+    <w:p>
+      <w:pPr>
+        <w:pStyle w:val="af0"/>
+        <w:rPr>
+          <w:lang w:val="en-US"/>
+        </w:rPr>
+      </w:pPr>
+      <w:r>
+        <w:rPr>
+          <w:lang w:val="en-US"/>
+        </w:rPr>
+        <w:t xml:space="preserve">                    break;</w:t>
+      </w:r>
+    </w:p>
+    <w:p>
+      <w:pPr>
+        <w:pStyle w:val="af0"/>
+        <w:rPr>
+          <w:lang w:val="en-US"/>
+        </w:rPr>
+      </w:pPr>
+    </w:p>
+    <w:p>
+      <w:pPr>
+        <w:pStyle w:val="af0"/>
+        <w:rPr>
+          <w:lang w:val="en-US"/>
+        </w:rPr>
+      </w:pPr>
+      <w:r>
+        <w:rPr>
+          <w:lang w:val="en-US"/>
+        </w:rPr>
+        <w:t xml:space="preserve">                case "2":</w:t>
+      </w:r>
+    </w:p>
+    <w:p>
+      <w:pPr>
+        <w:pStyle w:val="af0"/>
+        <w:rPr>
+          <w:lang w:val="en-US"/>
+        </w:rPr>
+      </w:pPr>
+      <w:r>
+        <w:rPr>
+          <w:lang w:val="en-US"/>
+        </w:rPr>
+        <w:t xml:space="preserve">                    // </w:t>
+      </w:r>
+      <w:proofErr w:type="spellStart"/>
+      <w:r>
+        <w:rPr>
+          <w:lang w:val="en-US"/>
+        </w:rPr>
+        <w:t>Ввод</w:t>
+      </w:r>
+      <w:proofErr w:type="spellEnd"/>
+      <w:r>
+        <w:rPr>
+          <w:lang w:val="en-US"/>
+        </w:rPr>
+        <w:t xml:space="preserve"> ключевого слова</w:t>
+      </w:r>
+    </w:p>
+    <w:p>
+      <w:pPr>
+        <w:pStyle w:val="af0"/>
+        <w:rPr>
+          <w:lang w:val="en-US"/>
+        </w:rPr>
+      </w:pPr>
+      <w:r>
+        <w:rPr>
+          <w:lang w:val="en-US"/>
+        </w:rPr>
+        <w:t xml:space="preserve">                    </w:t>
+      </w:r>
+      <w:proofErr w:type="spellStart"/>
+      <w:r>
+        <w:rPr>
+          <w:lang w:val="en-US"/>
+        </w:rPr>
+        <w:t>Console.Write</w:t>
+      </w:r>
+      <w:proofErr w:type="spellEnd"/>
+      <w:r>
+        <w:rPr>
+          <w:lang w:val="en-US"/>
+        </w:rPr>
+        <w:t>("</w:t>
+      </w:r>
+      <w:proofErr w:type="spellStart"/>
+      <w:r>
+        <w:rPr>
+          <w:lang w:val="en-US"/>
+        </w:rPr>
+        <w:t>Ключевое</w:t>
+      </w:r>
+      <w:proofErr w:type="spellEnd"/>
+      <w:r>
+        <w:rPr>
+          <w:lang w:val="en-US"/>
+        </w:rPr>
         <w:t xml:space="preserve"> </w:t>
       </w:r>
       <w:proofErr w:type="spellStart"/>
@@ -11625,21 +11549,99 @@
         <w:rPr>
           <w:lang w:val="en-US"/>
         </w:rPr>
-        <w:t>по</w:t>
-      </w:r>
-      <w:proofErr w:type="spellEnd"/>
-      <w:r>
-        <w:rPr>
-          <w:lang w:val="en-US"/>
-        </w:rPr>
-        <w:t xml:space="preserve"> </w:t>
-      </w:r>
-      <w:proofErr w:type="spellStart"/>
-      <w:r>
-        <w:rPr>
-          <w:lang w:val="en-US"/>
-        </w:rPr>
-        <w:t>дате</w:t>
+        <w:t>слово</w:t>
+      </w:r>
+      <w:proofErr w:type="spellEnd"/>
+      <w:r>
+        <w:rPr>
+          <w:lang w:val="en-US"/>
+        </w:rPr>
+        <w:t>: ");</w:t>
+      </w:r>
+    </w:p>
+    <w:p>
+      <w:pPr>
+        <w:pStyle w:val="af0"/>
+        <w:rPr>
+          <w:lang w:val="en-US"/>
+        </w:rPr>
+      </w:pPr>
+      <w:r>
+        <w:rPr>
+          <w:lang w:val="en-US"/>
+        </w:rPr>
+        <w:t xml:space="preserve">                    string word = (</w:t>
+      </w:r>
+      <w:proofErr w:type="spellStart"/>
+      <w:r>
+        <w:rPr>
+          <w:lang w:val="en-US"/>
+        </w:rPr>
+        <w:t>Console.ReadLine</w:t>
+      </w:r>
+      <w:proofErr w:type="spellEnd"/>
+      <w:r>
+        <w:rPr>
+          <w:lang w:val="en-US"/>
+        </w:rPr>
+        <w:t>() ?? "").</w:t>
+      </w:r>
+      <w:proofErr w:type="spellStart"/>
+      <w:r>
+        <w:rPr>
+          <w:lang w:val="en-US"/>
+        </w:rPr>
+        <w:t>ToLower</w:t>
+      </w:r>
+      <w:proofErr w:type="spellEnd"/>
+      <w:r>
+        <w:rPr>
+          <w:lang w:val="en-US"/>
+        </w:rPr>
+        <w:t>();</w:t>
+      </w:r>
+    </w:p>
+    <w:p>
+      <w:pPr>
+        <w:pStyle w:val="af0"/>
+        <w:rPr>
+          <w:lang w:val="en-US"/>
+        </w:rPr>
+      </w:pPr>
+    </w:p>
+    <w:p>
+      <w:pPr>
+        <w:pStyle w:val="af0"/>
+        <w:rPr>
+          <w:lang w:val="en-US"/>
+        </w:rPr>
+      </w:pPr>
+      <w:r>
+        <w:rPr>
+          <w:lang w:val="en-US"/>
+        </w:rPr>
+        <w:t xml:space="preserve">                    // </w:t>
+      </w:r>
+      <w:proofErr w:type="spellStart"/>
+      <w:r>
+        <w:rPr>
+          <w:lang w:val="en-US"/>
+        </w:rPr>
+        <w:t>Фильтр</w:t>
+      </w:r>
+      <w:proofErr w:type="spellEnd"/>
+      <w:r>
+        <w:rPr>
+          <w:lang w:val="en-US"/>
+        </w:rPr>
+        <w:t xml:space="preserve"> по ключевому </w:t>
+      </w:r>
+      <w:proofErr w:type="spellStart"/>
+      <w:r>
+        <w:rPr>
+          <w:lang w:val="en-US"/>
+        </w:rPr>
+        <w:t>слову</w:t>
       </w:r>
       <w:proofErr w:type="spellEnd"/>
     </w:p>
@@ -11661,14 +11663,75 @@
         <w:rPr>
           <w:lang w:val="en-US"/>
         </w:rPr>
-        <w:t>r.Date</w:t>
-      </w:r>
-      <w:proofErr w:type="spellEnd"/>
-      <w:r>
-        <w:rPr>
-          <w:lang w:val="en-US"/>
-        </w:rPr>
-        <w:t xml:space="preserve"> &gt;= from);</w:t>
+        <w:t>r.Text.ToLower</w:t>
+      </w:r>
+      <w:proofErr w:type="spellEnd"/>
+      <w:r>
+        <w:rPr>
+          <w:lang w:val="en-US"/>
+        </w:rPr>
+        <w:t>().Contains(word));</w:t>
+      </w:r>
+    </w:p>
+    <w:p>
+      <w:pPr>
+        <w:pStyle w:val="af0"/>
+      </w:pPr>
+      <w:r>
+        <w:rPr>
+          <w:lang w:val="en-US"/>
+        </w:rPr>
+        <w:t xml:space="preserve">                    break</w:t>
+      </w:r>
+      <w:r>
+        <w:t>;</w:t>
+      </w:r>
+    </w:p>
+    <w:p>
+      <w:pPr>
+        <w:pStyle w:val="af0"/>
+      </w:pPr>
+    </w:p>
+    <w:p>
+      <w:pPr>
+        <w:pStyle w:val="af0"/>
+      </w:pPr>
+      <w:r>
+        <w:t xml:space="preserve">                </w:t>
+      </w:r>
+      <w:r>
+        <w:rPr>
+          <w:lang w:val="en-US"/>
+        </w:rPr>
+        <w:t>case</w:t>
+      </w:r>
+      <w:r>
+        <w:t xml:space="preserve"> "3":</w:t>
+      </w:r>
+    </w:p>
+    <w:p>
+      <w:pPr>
+        <w:pStyle w:val="af0"/>
+      </w:pPr>
+      <w:r>
+        <w:t xml:space="preserve">                    // Фильтр, пропускающий все записи</w:t>
+      </w:r>
+    </w:p>
+    <w:p>
+      <w:pPr>
+        <w:pStyle w:val="af0"/>
+        <w:rPr>
+          <w:lang w:val="en-US"/>
+        </w:rPr>
+      </w:pPr>
+      <w:r>
+        <w:t xml:space="preserve">                    </w:t>
+      </w:r>
+      <w:r>
+        <w:rPr>
+          <w:lang w:val="en-US"/>
+        </w:rPr>
+        <w:t>Show(list, r =&gt; true);</w:t>
       </w:r>
     </w:p>
     <w:p>
@@ -11696,274 +11759,103 @@
     <w:p>
       <w:pPr>
         <w:pStyle w:val="af0"/>
-        <w:rPr>
-          <w:lang w:val="en-US"/>
-        </w:rPr>
-      </w:pPr>
-      <w:r>
-        <w:rPr>
-          <w:lang w:val="en-US"/>
-        </w:rPr>
-        <w:t xml:space="preserve">                case "2":</w:t>
-      </w:r>
-    </w:p>
-    <w:p>
-      <w:pPr>
-        <w:pStyle w:val="af0"/>
-        <w:rPr>
-          <w:lang w:val="en-US"/>
-        </w:rPr>
-      </w:pPr>
-      <w:r>
-        <w:rPr>
-          <w:lang w:val="en-US"/>
-        </w:rPr>
-        <w:t xml:space="preserve">                    // </w:t>
-      </w:r>
-      <w:proofErr w:type="spellStart"/>
-      <w:r>
-        <w:rPr>
-          <w:lang w:val="en-US"/>
-        </w:rPr>
-        <w:t>Ввод</w:t>
-      </w:r>
-      <w:proofErr w:type="spellEnd"/>
-      <w:r>
-        <w:rPr>
-          <w:lang w:val="en-US"/>
-        </w:rPr>
-        <w:t xml:space="preserve"> </w:t>
-      </w:r>
-      <w:proofErr w:type="spellStart"/>
-      <w:r>
-        <w:rPr>
-          <w:lang w:val="en-US"/>
-        </w:rPr>
-        <w:t>ключевого</w:t>
-      </w:r>
-      <w:proofErr w:type="spellEnd"/>
-      <w:r>
-        <w:rPr>
-          <w:lang w:val="en-US"/>
-        </w:rPr>
-        <w:t xml:space="preserve"> </w:t>
-      </w:r>
-      <w:proofErr w:type="spellStart"/>
-      <w:r>
-        <w:rPr>
-          <w:lang w:val="en-US"/>
-        </w:rPr>
-        <w:t>слова</w:t>
-      </w:r>
-      <w:proofErr w:type="spellEnd"/>
-    </w:p>
-    <w:p>
-      <w:pPr>
-        <w:pStyle w:val="af0"/>
-        <w:rPr>
-          <w:lang w:val="en-US"/>
-        </w:rPr>
-      </w:pPr>
-      <w:r>
-        <w:rPr>
-          <w:lang w:val="en-US"/>
-        </w:rPr>
+      </w:pPr>
+      <w:r>
+        <w:rPr>
+          <w:lang w:val="en-US"/>
+        </w:rPr>
+        <w:t xml:space="preserve">                case</w:t>
+      </w:r>
+      <w:r>
+        <w:t xml:space="preserve"> "0":</w:t>
+      </w:r>
+    </w:p>
+    <w:p>
+      <w:pPr>
+        <w:pStyle w:val="af0"/>
+      </w:pPr>
+      <w:r>
         <w:t xml:space="preserve">                    </w:t>
       </w:r>
-      <w:proofErr w:type="spellStart"/>
-      <w:r>
-        <w:rPr>
-          <w:lang w:val="en-US"/>
-        </w:rPr>
-        <w:t>Console.Write</w:t>
-      </w:r>
-      <w:proofErr w:type="spellEnd"/>
-      <w:r>
-        <w:rPr>
-          <w:lang w:val="en-US"/>
-        </w:rPr>
-        <w:t>("</w:t>
-      </w:r>
-      <w:proofErr w:type="spellStart"/>
-      <w:r>
-        <w:rPr>
-          <w:lang w:val="en-US"/>
-        </w:rPr>
-        <w:t>Ключевое</w:t>
-      </w:r>
-      <w:proofErr w:type="spellEnd"/>
-      <w:r>
-        <w:rPr>
-          <w:lang w:val="en-US"/>
-        </w:rPr>
-        <w:t xml:space="preserve"> </w:t>
-      </w:r>
-      <w:proofErr w:type="spellStart"/>
-      <w:r>
-        <w:rPr>
-          <w:lang w:val="en-US"/>
-        </w:rPr>
-        <w:t>слово</w:t>
-      </w:r>
-      <w:proofErr w:type="spellEnd"/>
-      <w:r>
-        <w:rPr>
-          <w:lang w:val="en-US"/>
-        </w:rPr>
-        <w:t>: ");</w:t>
-      </w:r>
-    </w:p>
-    <w:p>
-      <w:pPr>
-        <w:pStyle w:val="af0"/>
-        <w:rPr>
-          <w:lang w:val="en-US"/>
-        </w:rPr>
-      </w:pPr>
-      <w:r>
-        <w:rPr>
-          <w:lang w:val="en-US"/>
-        </w:rPr>
-        <w:t xml:space="preserve">                    string word = (</w:t>
-      </w:r>
-      <w:proofErr w:type="spellStart"/>
-      <w:r>
-        <w:rPr>
-          <w:lang w:val="en-US"/>
-        </w:rPr>
-        <w:t>Console.ReadLine</w:t>
-      </w:r>
-      <w:proofErr w:type="spellEnd"/>
-      <w:r>
-        <w:rPr>
-          <w:lang w:val="en-US"/>
-        </w:rPr>
-        <w:t>() ?? "").</w:t>
-      </w:r>
-      <w:proofErr w:type="spellStart"/>
-      <w:r>
-        <w:rPr>
-          <w:lang w:val="en-US"/>
-        </w:rPr>
-        <w:t>ToLower</w:t>
-      </w:r>
-      <w:proofErr w:type="spellEnd"/>
-      <w:r>
-        <w:rPr>
-          <w:lang w:val="en-US"/>
-        </w:rPr>
-        <w:t>();</w:t>
-      </w:r>
-    </w:p>
-    <w:p>
-      <w:pPr>
-        <w:pStyle w:val="af0"/>
-        <w:rPr>
-          <w:lang w:val="en-US"/>
-        </w:rPr>
-      </w:pPr>
-    </w:p>
-    <w:p>
-      <w:pPr>
-        <w:pStyle w:val="af0"/>
-        <w:rPr>
-          <w:lang w:val="en-US"/>
-        </w:rPr>
-      </w:pPr>
-      <w:r>
-        <w:rPr>
-          <w:lang w:val="en-US"/>
-        </w:rPr>
-        <w:t xml:space="preserve">                    // </w:t>
-      </w:r>
-      <w:proofErr w:type="spellStart"/>
-      <w:r>
-        <w:rPr>
-          <w:lang w:val="en-US"/>
-        </w:rPr>
-        <w:t>Фильтр</w:t>
-      </w:r>
-      <w:proofErr w:type="spellEnd"/>
-      <w:r>
-        <w:rPr>
-          <w:lang w:val="en-US"/>
-        </w:rPr>
-        <w:t xml:space="preserve"> </w:t>
-      </w:r>
-      <w:proofErr w:type="spellStart"/>
-      <w:r>
-        <w:rPr>
-          <w:lang w:val="en-US"/>
-        </w:rPr>
-        <w:t>по</w:t>
-      </w:r>
-      <w:proofErr w:type="spellEnd"/>
-      <w:r>
-        <w:rPr>
-          <w:lang w:val="en-US"/>
-        </w:rPr>
-        <w:t xml:space="preserve"> </w:t>
-      </w:r>
-      <w:proofErr w:type="spellStart"/>
-      <w:r>
-        <w:rPr>
-          <w:lang w:val="en-US"/>
-        </w:rPr>
-        <w:t>ключевому</w:t>
-      </w:r>
-      <w:proofErr w:type="spellEnd"/>
-      <w:r>
-        <w:rPr>
-          <w:lang w:val="en-US"/>
-        </w:rPr>
-        <w:t xml:space="preserve"> </w:t>
-      </w:r>
-      <w:proofErr w:type="spellStart"/>
-      <w:r>
-        <w:rPr>
-          <w:lang w:val="en-US"/>
-        </w:rPr>
-        <w:t>слову</w:t>
-      </w:r>
-      <w:proofErr w:type="spellEnd"/>
-    </w:p>
-    <w:p>
-      <w:pPr>
-        <w:pStyle w:val="af0"/>
-        <w:rPr>
-          <w:lang w:val="en-US"/>
-        </w:rPr>
-      </w:pPr>
-      <w:r>
-        <w:rPr>
-          <w:lang w:val="en-US"/>
-        </w:rPr>
-        <w:t xml:space="preserve">                    Show(list, r =&gt; </w:t>
-      </w:r>
-      <w:proofErr w:type="spellStart"/>
-      <w:r>
-        <w:rPr>
-          <w:lang w:val="en-US"/>
-        </w:rPr>
-        <w:t>r.Text.ToLower</w:t>
-      </w:r>
-      <w:proofErr w:type="spellEnd"/>
-      <w:r>
-        <w:rPr>
-          <w:lang w:val="en-US"/>
-        </w:rPr>
-        <w:t>().Contains(word));</w:t>
-      </w:r>
-    </w:p>
-    <w:p>
-      <w:pPr>
-        <w:pStyle w:val="af0"/>
-      </w:pPr>
-      <w:r>
-        <w:rPr>
-          <w:lang w:val="en-US"/>
-        </w:rPr>
-        <w:t xml:space="preserve">                    break</w:t>
+      <w:r>
+        <w:rPr>
+          <w:lang w:val="en-US"/>
+        </w:rPr>
+        <w:t>return</w:t>
+      </w:r>
+      <w:r>
+        <w:t xml:space="preserve">; // Завершаем метод </w:t>
+      </w:r>
+      <w:r>
+        <w:rPr>
+          <w:lang w:val="en-US"/>
+        </w:rPr>
+        <w:t>Main</w:t>
+      </w:r>
+      <w:r>
+        <w:t xml:space="preserve"> для выхода из программы</w:t>
+      </w:r>
+    </w:p>
+    <w:p>
+      <w:pPr>
+        <w:pStyle w:val="af0"/>
+      </w:pPr>
+    </w:p>
+    <w:p>
+      <w:pPr>
+        <w:pStyle w:val="af0"/>
+      </w:pPr>
+      <w:r>
+        <w:t xml:space="preserve">                </w:t>
+      </w:r>
+      <w:r>
+        <w:rPr>
+          <w:lang w:val="en-US"/>
+        </w:rPr>
+        <w:t>default</w:t>
+      </w:r>
+      <w:r>
+        <w:t>:</w:t>
+      </w:r>
+    </w:p>
+    <w:p>
+      <w:pPr>
+        <w:pStyle w:val="af0"/>
+      </w:pPr>
+      <w:r>
+        <w:t xml:space="preserve">                    </w:t>
+      </w:r>
+      <w:r>
+        <w:rPr>
+          <w:lang w:val="en-US"/>
+        </w:rPr>
+        <w:t>Console</w:t>
+      </w:r>
+      <w:r>
+        <w:t>.</w:t>
+      </w:r>
+      <w:r>
+        <w:rPr>
+          <w:lang w:val="en-US"/>
+        </w:rPr>
+        <w:t>WriteLine</w:t>
+      </w:r>
+      <w:r>
+        <w:t>("Нет такого пункта меню.");</w:t>
+      </w:r>
+    </w:p>
+    <w:p>
+      <w:pPr>
+        <w:pStyle w:val="af0"/>
+      </w:pPr>
+      <w:r>
+        <w:t xml:space="preserve">                    </w:t>
+      </w:r>
+      <w:r>
+        <w:rPr>
+          <w:lang w:val="en-US"/>
+        </w:rPr>
+        <w:t>break</w:t>
       </w:r>
       <w:r>
         <w:t>;</w:t>
@@ -11973,215 +11865,23 @@
       <w:pPr>
         <w:pStyle w:val="af0"/>
       </w:pPr>
-    </w:p>
-    <w:p>
-      <w:pPr>
-        <w:pStyle w:val="af0"/>
-      </w:pPr>
-      <w:r>
-        <w:t xml:space="preserve">                </w:t>
-      </w:r>
-      <w:r>
-        <w:rPr>
-          <w:lang w:val="en-US"/>
-        </w:rPr>
-        <w:t>case</w:t>
-      </w:r>
-      <w:r>
-        <w:t xml:space="preserve"> "3":</w:t>
-      </w:r>
-    </w:p>
-    <w:p>
-      <w:pPr>
-        <w:pStyle w:val="af0"/>
-      </w:pPr>
-      <w:r>
-        <w:t xml:space="preserve">                    // Фильтр, пропускающий все записи</w:t>
-      </w:r>
-    </w:p>
-    <w:p>
-      <w:pPr>
-        <w:pStyle w:val="af0"/>
-        <w:rPr>
-          <w:lang w:val="en-US"/>
-        </w:rPr>
-      </w:pPr>
-      <w:r>
-        <w:t xml:space="preserve">                    </w:t>
-      </w:r>
-      <w:r>
-        <w:rPr>
-          <w:lang w:val="en-US"/>
-        </w:rPr>
-        <w:t>Show(list, r =&gt; true);</w:t>
-      </w:r>
-    </w:p>
-    <w:p>
-      <w:pPr>
-        <w:pStyle w:val="af0"/>
-        <w:rPr>
-          <w:lang w:val="en-US"/>
-        </w:rPr>
-      </w:pPr>
-      <w:r>
-        <w:rPr>
-          <w:lang w:val="en-US"/>
-        </w:rPr>
-        <w:t xml:space="preserve">                    break;</w:t>
-      </w:r>
-    </w:p>
-    <w:p>
-      <w:pPr>
-        <w:pStyle w:val="af0"/>
-        <w:rPr>
-          <w:lang w:val="en-US"/>
-        </w:rPr>
-      </w:pPr>
-    </w:p>
-    <w:p>
-      <w:pPr>
-        <w:pStyle w:val="af0"/>
-      </w:pPr>
-      <w:r>
-        <w:rPr>
-          <w:lang w:val="en-US"/>
-        </w:rPr>
-        <w:t xml:space="preserve">                case</w:t>
-      </w:r>
-      <w:r>
-        <w:t xml:space="preserve"> "0":</w:t>
-      </w:r>
-    </w:p>
-    <w:p>
-      <w:pPr>
-        <w:pStyle w:val="af0"/>
-      </w:pPr>
-      <w:r>
-        <w:t xml:space="preserve">                    </w:t>
-      </w:r>
-      <w:r>
-        <w:rPr>
-          <w:lang w:val="en-US"/>
-        </w:rPr>
-        <w:t>return</w:t>
-      </w:r>
-      <w:r>
-        <w:t xml:space="preserve">; // Завершаем метод </w:t>
-      </w:r>
-      <w:r>
-        <w:rPr>
-          <w:lang w:val="en-US"/>
-        </w:rPr>
-        <w:t>Main</w:t>
-      </w:r>
-      <w:r>
-        <w:t xml:space="preserve"> для выхода из программы</w:t>
-      </w:r>
-    </w:p>
-    <w:p>
-      <w:pPr>
-        <w:pStyle w:val="af0"/>
-      </w:pPr>
-    </w:p>
-    <w:p>
-      <w:pPr>
-        <w:pStyle w:val="af0"/>
-      </w:pPr>
-      <w:r>
-        <w:t xml:space="preserve">                </w:t>
-      </w:r>
-      <w:r>
-        <w:rPr>
-          <w:lang w:val="en-US"/>
-        </w:rPr>
-        <w:t>default</w:t>
-      </w:r>
-      <w:r>
-        <w:t>:</w:t>
-      </w:r>
-    </w:p>
-    <w:p>
-      <w:pPr>
-        <w:pStyle w:val="af0"/>
-      </w:pPr>
-      <w:r>
-        <w:t xml:space="preserve">                    </w:t>
-      </w:r>
-      <w:r>
-        <w:rPr>
-          <w:lang w:val="en-US"/>
-        </w:rPr>
-        <w:t>Console</w:t>
-      </w:r>
-      <w:r>
-        <w:t>.</w:t>
-      </w:r>
-      <w:r>
-        <w:rPr>
-          <w:lang w:val="en-US"/>
-        </w:rPr>
-        <w:t>WriteLine</w:t>
-      </w:r>
-      <w:r>
-        <w:t>("Нет такого пункта меню.");</w:t>
-      </w:r>
-    </w:p>
-    <w:p>
-      <w:pPr>
-        <w:pStyle w:val="af0"/>
-        <w:rPr>
-          <w:lang w:val="en-US"/>
-        </w:rPr>
-      </w:pPr>
-      <w:r>
-        <w:t xml:space="preserve">                    </w:t>
-      </w:r>
-      <w:r>
-        <w:rPr>
-          <w:lang w:val="en-US"/>
-        </w:rPr>
-        <w:t>break;</w:t>
-      </w:r>
-    </w:p>
-    <w:p>
-      <w:pPr>
-        <w:pStyle w:val="af0"/>
-        <w:rPr>
-          <w:lang w:val="en-US"/>
-        </w:rPr>
-      </w:pPr>
-      <w:r>
-        <w:rPr>
-          <w:lang w:val="en-US"/>
-        </w:rPr>
+      <w:r>
         <w:t xml:space="preserve">            }</w:t>
       </w:r>
     </w:p>
     <w:p>
       <w:pPr>
         <w:pStyle w:val="af0"/>
-        <w:rPr>
-          <w:lang w:val="en-US"/>
-        </w:rPr>
-      </w:pPr>
-      <w:r>
-        <w:rPr>
-          <w:lang w:val="en-US"/>
-        </w:rPr>
+      </w:pPr>
+      <w:r>
         <w:t xml:space="preserve">        }</w:t>
       </w:r>
     </w:p>
     <w:p>
       <w:pPr>
         <w:pStyle w:val="af0"/>
-        <w:rPr>
-          <w:lang w:val="en-US"/>
-        </w:rPr>
-      </w:pPr>
-      <w:r>
-        <w:rPr>
-          <w:lang w:val="en-US"/>
-        </w:rPr>
+      </w:pPr>
+      <w:r>
         <w:t xml:space="preserve">    }</w:t>
       </w:r>
     </w:p>
@@ -12190,9 +11890,6 @@
         <w:pStyle w:val="af0"/>
       </w:pPr>
       <w:r>
-        <w:rPr>
-          <w:lang w:val="en-US"/>
-        </w:rPr>
         <w:t>}</w:t>
       </w:r>
     </w:p>
@@ -12634,1858 +12331,1812 @@
         <w:rPr>
           <w:lang w:val="en-US"/>
         </w:rPr>
-        <w:t xml:space="preserve">; </w:t>
-      </w:r>
-      <w:proofErr w:type="spellStart"/>
-      <w:r>
-        <w:rPr>
-          <w:lang w:val="en-US"/>
-        </w:rPr>
-        <w:t>j++</w:t>
-      </w:r>
-      <w:proofErr w:type="spellEnd"/>
-      <w:r>
-        <w:rPr>
-          <w:lang w:val="en-US"/>
-        </w:rPr>
+        <w:t>; j++)</w:t>
+      </w:r>
+    </w:p>
+    <w:p>
+      <w:pPr>
+        <w:pStyle w:val="af0"/>
+        <w:rPr>
+          <w:lang w:val="en-US"/>
+        </w:rPr>
+      </w:pPr>
+      <w:r>
+        <w:rPr>
+          <w:lang w:val="en-US"/>
+        </w:rPr>
+        <w:t xml:space="preserve">            {</w:t>
+      </w:r>
+    </w:p>
+    <w:p>
+      <w:pPr>
+        <w:pStyle w:val="af0"/>
+        <w:rPr>
+          <w:lang w:val="en-US"/>
+        </w:rPr>
+      </w:pPr>
+      <w:r>
+        <w:rPr>
+          <w:lang w:val="en-US"/>
+        </w:rPr>
+        <w:t xml:space="preserve">                if (a[j] &gt; a[j + 1])</w:t>
+      </w:r>
+    </w:p>
+    <w:p>
+      <w:pPr>
+        <w:pStyle w:val="af0"/>
+        <w:rPr>
+          <w:lang w:val="en-US"/>
+        </w:rPr>
+      </w:pPr>
+      <w:r>
+        <w:rPr>
+          <w:lang w:val="en-US"/>
+        </w:rPr>
+        <w:t xml:space="preserve">                {</w:t>
+      </w:r>
+    </w:p>
+    <w:p>
+      <w:pPr>
+        <w:pStyle w:val="af0"/>
+        <w:rPr>
+          <w:lang w:val="en-US"/>
+        </w:rPr>
+      </w:pPr>
+      <w:r>
+        <w:rPr>
+          <w:lang w:val="en-US"/>
+        </w:rPr>
+        <w:t xml:space="preserve">                    int temp = a[j];</w:t>
+      </w:r>
+    </w:p>
+    <w:p>
+      <w:pPr>
+        <w:pStyle w:val="af0"/>
+        <w:rPr>
+          <w:lang w:val="en-US"/>
+        </w:rPr>
+      </w:pPr>
+      <w:r>
+        <w:rPr>
+          <w:lang w:val="en-US"/>
+        </w:rPr>
+        <w:t xml:space="preserve">                    a[j] = a[j + 1];</w:t>
+      </w:r>
+    </w:p>
+    <w:p>
+      <w:pPr>
+        <w:pStyle w:val="af0"/>
+        <w:rPr>
+          <w:lang w:val="en-US"/>
+        </w:rPr>
+      </w:pPr>
+      <w:r>
+        <w:rPr>
+          <w:lang w:val="en-US"/>
+        </w:rPr>
+        <w:t xml:space="preserve">                    a[j + 1] = temp;</w:t>
+      </w:r>
+    </w:p>
+    <w:p>
+      <w:pPr>
+        <w:pStyle w:val="af0"/>
+        <w:rPr>
+          <w:lang w:val="en-US"/>
+        </w:rPr>
+      </w:pPr>
+      <w:r>
+        <w:rPr>
+          <w:lang w:val="en-US"/>
+        </w:rPr>
+        <w:t xml:space="preserve">                }</w:t>
+      </w:r>
+    </w:p>
+    <w:p>
+      <w:pPr>
+        <w:pStyle w:val="af0"/>
+        <w:rPr>
+          <w:lang w:val="en-US"/>
+        </w:rPr>
+      </w:pPr>
+      <w:r>
+        <w:rPr>
+          <w:lang w:val="en-US"/>
+        </w:rPr>
+        <w:t xml:space="preserve">            }</w:t>
+      </w:r>
+    </w:p>
+    <w:p>
+      <w:pPr>
+        <w:pStyle w:val="af0"/>
+        <w:rPr>
+          <w:lang w:val="en-US"/>
+        </w:rPr>
+      </w:pPr>
+      <w:r>
+        <w:rPr>
+          <w:lang w:val="en-US"/>
+        </w:rPr>
+        <w:t xml:space="preserve">        }</w:t>
+      </w:r>
+    </w:p>
+    <w:p>
+      <w:pPr>
+        <w:pStyle w:val="af0"/>
+        <w:rPr>
+          <w:lang w:val="en-US"/>
+        </w:rPr>
+      </w:pPr>
+      <w:r>
+        <w:rPr>
+          <w:lang w:val="en-US"/>
+        </w:rPr>
+        <w:t xml:space="preserve">    }</w:t>
+      </w:r>
+    </w:p>
+    <w:p>
+      <w:pPr>
+        <w:pStyle w:val="af0"/>
+        <w:rPr>
+          <w:lang w:val="en-US"/>
+        </w:rPr>
+      </w:pPr>
+    </w:p>
+    <w:p>
+      <w:pPr>
+        <w:pStyle w:val="af0"/>
+        <w:rPr>
+          <w:lang w:val="en-US"/>
+        </w:rPr>
+      </w:pPr>
+      <w:r>
+        <w:rPr>
+          <w:lang w:val="en-US"/>
+        </w:rPr>
+        <w:t xml:space="preserve">    // </w:t>
+      </w:r>
+      <w:proofErr w:type="spellStart"/>
+      <w:r>
+        <w:rPr>
+          <w:lang w:val="en-US"/>
+        </w:rPr>
+        <w:t>Быстрая</w:t>
+      </w:r>
+      <w:proofErr w:type="spellEnd"/>
+      <w:r>
+        <w:rPr>
+          <w:lang w:val="en-US"/>
+        </w:rPr>
+        <w:t xml:space="preserve"> </w:t>
+      </w:r>
+      <w:proofErr w:type="spellStart"/>
+      <w:r>
+        <w:rPr>
+          <w:lang w:val="en-US"/>
+        </w:rPr>
+        <w:t>сортировка</w:t>
+      </w:r>
+      <w:proofErr w:type="spellEnd"/>
+    </w:p>
+    <w:p>
+      <w:pPr>
+        <w:pStyle w:val="af0"/>
+        <w:rPr>
+          <w:lang w:val="en-US"/>
+        </w:rPr>
+      </w:pPr>
+      <w:r>
+        <w:rPr>
+          <w:lang w:val="en-US"/>
+        </w:rPr>
+        <w:t xml:space="preserve">    static void </w:t>
+      </w:r>
+      <w:proofErr w:type="spellStart"/>
+      <w:r>
+        <w:rPr>
+          <w:lang w:val="en-US"/>
+        </w:rPr>
+        <w:t>QuickSort</w:t>
+      </w:r>
+      <w:proofErr w:type="spellEnd"/>
+      <w:r>
+        <w:rPr>
+          <w:lang w:val="en-US"/>
+        </w:rPr>
+        <w:t>(int[] a)</w:t>
+      </w:r>
+    </w:p>
+    <w:p>
+      <w:pPr>
+        <w:pStyle w:val="af0"/>
+        <w:rPr>
+          <w:lang w:val="en-US"/>
+        </w:rPr>
+      </w:pPr>
+      <w:r>
+        <w:rPr>
+          <w:lang w:val="en-US"/>
+        </w:rPr>
+        <w:t xml:space="preserve">    {</w:t>
+      </w:r>
+    </w:p>
+    <w:p>
+      <w:pPr>
+        <w:pStyle w:val="af0"/>
+        <w:rPr>
+          <w:lang w:val="en-US"/>
+        </w:rPr>
+      </w:pPr>
+      <w:r>
+        <w:rPr>
+          <w:lang w:val="en-US"/>
+        </w:rPr>
+        <w:t xml:space="preserve">        Quick(a, 0, </w:t>
+      </w:r>
+      <w:proofErr w:type="spellStart"/>
+      <w:r>
+        <w:rPr>
+          <w:lang w:val="en-US"/>
+        </w:rPr>
+        <w:t>a.Length</w:t>
+      </w:r>
+      <w:proofErr w:type="spellEnd"/>
+      <w:r>
+        <w:rPr>
+          <w:lang w:val="en-US"/>
+        </w:rPr>
+        <w:t xml:space="preserve"> - 1);</w:t>
+      </w:r>
+    </w:p>
+    <w:p>
+      <w:pPr>
+        <w:pStyle w:val="af0"/>
+        <w:rPr>
+          <w:lang w:val="en-US"/>
+        </w:rPr>
+      </w:pPr>
+      <w:r>
+        <w:rPr>
+          <w:lang w:val="en-US"/>
+        </w:rPr>
+        <w:t xml:space="preserve">    }</w:t>
+      </w:r>
+    </w:p>
+    <w:p>
+      <w:pPr>
+        <w:pStyle w:val="af0"/>
+        <w:rPr>
+          <w:lang w:val="en-US"/>
+        </w:rPr>
+      </w:pPr>
+    </w:p>
+    <w:p>
+      <w:pPr>
+        <w:pStyle w:val="af0"/>
+        <w:rPr>
+          <w:lang w:val="en-US"/>
+        </w:rPr>
+      </w:pPr>
+      <w:r>
+        <w:rPr>
+          <w:lang w:val="en-US"/>
+        </w:rPr>
+        <w:t xml:space="preserve">    static void Quick(int[] a, int left, int right)</w:t>
+      </w:r>
+    </w:p>
+    <w:p>
+      <w:pPr>
+        <w:pStyle w:val="af0"/>
+        <w:rPr>
+          <w:lang w:val="en-US"/>
+        </w:rPr>
+      </w:pPr>
+      <w:r>
+        <w:rPr>
+          <w:lang w:val="en-US"/>
+        </w:rPr>
+        <w:t xml:space="preserve">    {</w:t>
+      </w:r>
+    </w:p>
+    <w:p>
+      <w:pPr>
+        <w:pStyle w:val="af0"/>
+        <w:rPr>
+          <w:lang w:val="en-US"/>
+        </w:rPr>
+      </w:pPr>
+      <w:r>
+        <w:rPr>
+          <w:lang w:val="en-US"/>
+        </w:rPr>
+        <w:t xml:space="preserve">        int </w:t>
+      </w:r>
+      <w:proofErr w:type="spellStart"/>
+      <w:r>
+        <w:rPr>
+          <w:lang w:val="en-US"/>
+        </w:rPr>
+        <w:t>i</w:t>
+      </w:r>
+      <w:proofErr w:type="spellEnd"/>
+      <w:r>
+        <w:rPr>
+          <w:lang w:val="en-US"/>
+        </w:rPr>
+        <w:t xml:space="preserve"> = left;</w:t>
+      </w:r>
+    </w:p>
+    <w:p>
+      <w:pPr>
+        <w:pStyle w:val="af0"/>
+        <w:rPr>
+          <w:lang w:val="en-US"/>
+        </w:rPr>
+      </w:pPr>
+      <w:r>
+        <w:rPr>
+          <w:lang w:val="en-US"/>
+        </w:rPr>
+        <w:t xml:space="preserve">        int j = right;</w:t>
+      </w:r>
+    </w:p>
+    <w:p>
+      <w:pPr>
+        <w:pStyle w:val="af0"/>
+        <w:rPr>
+          <w:lang w:val="en-US"/>
+        </w:rPr>
+      </w:pPr>
+      <w:r>
+        <w:rPr>
+          <w:lang w:val="en-US"/>
+        </w:rPr>
+        <w:t xml:space="preserve">        int pivot = a[(left + right) / 2];   // </w:t>
+      </w:r>
+      <w:proofErr w:type="spellStart"/>
+      <w:r>
+        <w:rPr>
+          <w:lang w:val="en-US"/>
+        </w:rPr>
+        <w:t>Опорный</w:t>
+      </w:r>
+      <w:proofErr w:type="spellEnd"/>
+      <w:r>
+        <w:rPr>
+          <w:lang w:val="en-US"/>
+        </w:rPr>
+        <w:t xml:space="preserve"> </w:t>
+      </w:r>
+      <w:proofErr w:type="spellStart"/>
+      <w:r>
+        <w:rPr>
+          <w:lang w:val="en-US"/>
+        </w:rPr>
+        <w:t>элемент</w:t>
+      </w:r>
+      <w:proofErr w:type="spellEnd"/>
+    </w:p>
+    <w:p>
+      <w:pPr>
+        <w:pStyle w:val="af0"/>
+        <w:rPr>
+          <w:lang w:val="en-US"/>
+        </w:rPr>
+      </w:pPr>
+    </w:p>
+    <w:p>
+      <w:pPr>
+        <w:pStyle w:val="af0"/>
+        <w:rPr>
+          <w:lang w:val="en-US"/>
+        </w:rPr>
+      </w:pPr>
+      <w:r>
+        <w:rPr>
+          <w:lang w:val="en-US"/>
+        </w:rPr>
+        <w:t xml:space="preserve">        while (</w:t>
+      </w:r>
+      <w:proofErr w:type="spellStart"/>
+      <w:r>
+        <w:rPr>
+          <w:lang w:val="en-US"/>
+        </w:rPr>
+        <w:t>i</w:t>
+      </w:r>
+      <w:proofErr w:type="spellEnd"/>
+      <w:r>
+        <w:rPr>
+          <w:lang w:val="en-US"/>
+        </w:rPr>
+        <w:t xml:space="preserve"> &lt;= j)</w:t>
+      </w:r>
+    </w:p>
+    <w:p>
+      <w:pPr>
+        <w:pStyle w:val="af0"/>
+        <w:rPr>
+          <w:lang w:val="en-US"/>
+        </w:rPr>
+      </w:pPr>
+      <w:r>
+        <w:rPr>
+          <w:lang w:val="en-US"/>
+        </w:rPr>
+        <w:t xml:space="preserve">        {</w:t>
+      </w:r>
+    </w:p>
+    <w:p>
+      <w:pPr>
+        <w:pStyle w:val="af0"/>
+        <w:rPr>
+          <w:lang w:val="en-US"/>
+        </w:rPr>
+      </w:pPr>
+      <w:r>
+        <w:rPr>
+          <w:lang w:val="en-US"/>
+        </w:rPr>
+        <w:t xml:space="preserve">            while (a[</w:t>
+      </w:r>
+      <w:proofErr w:type="spellStart"/>
+      <w:r>
+        <w:rPr>
+          <w:lang w:val="en-US"/>
+        </w:rPr>
+        <w:t>i</w:t>
+      </w:r>
+      <w:proofErr w:type="spellEnd"/>
+      <w:r>
+        <w:rPr>
+          <w:lang w:val="en-US"/>
+        </w:rPr>
+        <w:t xml:space="preserve">] &lt; pivot) </w:t>
+      </w:r>
+      <w:proofErr w:type="spellStart"/>
+      <w:r>
+        <w:rPr>
+          <w:lang w:val="en-US"/>
+        </w:rPr>
+        <w:t>i</w:t>
+      </w:r>
+      <w:proofErr w:type="spellEnd"/>
+      <w:r>
+        <w:rPr>
+          <w:lang w:val="en-US"/>
+        </w:rPr>
+        <w:t>++;</w:t>
+      </w:r>
+    </w:p>
+    <w:p>
+      <w:pPr>
+        <w:pStyle w:val="af0"/>
+        <w:rPr>
+          <w:lang w:val="en-US"/>
+        </w:rPr>
+      </w:pPr>
+      <w:r>
+        <w:rPr>
+          <w:lang w:val="en-US"/>
+        </w:rPr>
+        <w:t xml:space="preserve">            while (a[j] &gt; pivot) j--;</w:t>
+      </w:r>
+    </w:p>
+    <w:p>
+      <w:pPr>
+        <w:pStyle w:val="af0"/>
+        <w:rPr>
+          <w:lang w:val="en-US"/>
+        </w:rPr>
+      </w:pPr>
+      <w:r>
+        <w:rPr>
+          <w:lang w:val="en-US"/>
+        </w:rPr>
+        <w:t xml:space="preserve">            if (</w:t>
+      </w:r>
+      <w:proofErr w:type="spellStart"/>
+      <w:r>
+        <w:rPr>
+          <w:lang w:val="en-US"/>
+        </w:rPr>
+        <w:t>i</w:t>
+      </w:r>
+      <w:proofErr w:type="spellEnd"/>
+      <w:r>
+        <w:rPr>
+          <w:lang w:val="en-US"/>
+        </w:rPr>
+        <w:t xml:space="preserve"> &lt;= j)</w:t>
+      </w:r>
+    </w:p>
+    <w:p>
+      <w:pPr>
+        <w:pStyle w:val="af0"/>
+        <w:rPr>
+          <w:lang w:val="en-US"/>
+        </w:rPr>
+      </w:pPr>
+      <w:r>
+        <w:rPr>
+          <w:lang w:val="en-US"/>
+        </w:rPr>
+        <w:t xml:space="preserve">            {</w:t>
+      </w:r>
+    </w:p>
+    <w:p>
+      <w:pPr>
+        <w:pStyle w:val="af0"/>
+        <w:rPr>
+          <w:lang w:val="en-US"/>
+        </w:rPr>
+      </w:pPr>
+      <w:r>
+        <w:rPr>
+          <w:lang w:val="en-US"/>
+        </w:rPr>
+        <w:t xml:space="preserve">                int temp = a[</w:t>
+      </w:r>
+      <w:proofErr w:type="spellStart"/>
+      <w:r>
+        <w:rPr>
+          <w:lang w:val="en-US"/>
+        </w:rPr>
+        <w:t>i</w:t>
+      </w:r>
+      <w:proofErr w:type="spellEnd"/>
+      <w:r>
+        <w:rPr>
+          <w:lang w:val="en-US"/>
+        </w:rPr>
+        <w:t>];</w:t>
+      </w:r>
+    </w:p>
+    <w:p>
+      <w:pPr>
+        <w:pStyle w:val="af0"/>
+        <w:rPr>
+          <w:lang w:val="en-US"/>
+        </w:rPr>
+      </w:pPr>
+      <w:r>
+        <w:rPr>
+          <w:lang w:val="en-US"/>
+        </w:rPr>
+        <w:t xml:space="preserve">                a[</w:t>
+      </w:r>
+      <w:proofErr w:type="spellStart"/>
+      <w:r>
+        <w:rPr>
+          <w:lang w:val="en-US"/>
+        </w:rPr>
+        <w:t>i</w:t>
+      </w:r>
+      <w:proofErr w:type="spellEnd"/>
+      <w:r>
+        <w:rPr>
+          <w:lang w:val="en-US"/>
+        </w:rPr>
+        <w:t>] = a[j];</w:t>
+      </w:r>
+    </w:p>
+    <w:p>
+      <w:pPr>
+        <w:pStyle w:val="af0"/>
+        <w:rPr>
+          <w:lang w:val="en-US"/>
+        </w:rPr>
+      </w:pPr>
+      <w:r>
+        <w:rPr>
+          <w:lang w:val="en-US"/>
+        </w:rPr>
+        <w:t xml:space="preserve">                a[j] = temp;</w:t>
+      </w:r>
+    </w:p>
+    <w:p>
+      <w:pPr>
+        <w:pStyle w:val="af0"/>
+      </w:pPr>
+      <w:r>
+        <w:rPr>
+          <w:lang w:val="en-US"/>
+        </w:rPr>
+        <w:t xml:space="preserve">                </w:t>
+      </w:r>
+      <w:proofErr w:type="spellStart"/>
+      <w:r>
+        <w:rPr>
+          <w:lang w:val="en-US"/>
+        </w:rPr>
+        <w:t>i</w:t>
+      </w:r>
+      <w:proofErr w:type="spellEnd"/>
+      <w:r>
+        <w:t>++;</w:t>
+      </w:r>
+    </w:p>
+    <w:p>
+      <w:pPr>
+        <w:pStyle w:val="af0"/>
+      </w:pPr>
+      <w:r>
+        <w:t xml:space="preserve">                </w:t>
+      </w:r>
+      <w:r>
+        <w:rPr>
+          <w:lang w:val="en-US"/>
+        </w:rPr>
+        <w:t>j</w:t>
+      </w:r>
+      <w:r>
+        <w:t>--;</w:t>
+      </w:r>
+    </w:p>
+    <w:p>
+      <w:pPr>
+        <w:pStyle w:val="af0"/>
+      </w:pPr>
+      <w:r>
+        <w:t xml:space="preserve">            }</w:t>
+      </w:r>
+    </w:p>
+    <w:p>
+      <w:pPr>
+        <w:pStyle w:val="af0"/>
+      </w:pPr>
+      <w:r>
+        <w:t xml:space="preserve">        }</w:t>
+      </w:r>
+    </w:p>
+    <w:p>
+      <w:pPr>
+        <w:pStyle w:val="af0"/>
+      </w:pPr>
+    </w:p>
+    <w:p>
+      <w:pPr>
+        <w:pStyle w:val="af0"/>
+      </w:pPr>
+      <w:r>
+        <w:t xml:space="preserve">        // Сортировка левой и правой частей</w:t>
+      </w:r>
+    </w:p>
+    <w:p>
+      <w:pPr>
+        <w:pStyle w:val="af0"/>
+        <w:rPr>
+          <w:lang w:val="en-US"/>
+        </w:rPr>
+      </w:pPr>
+      <w:r>
+        <w:t xml:space="preserve">        </w:t>
+      </w:r>
+      <w:r>
+        <w:rPr>
+          <w:lang w:val="en-US"/>
+        </w:rPr>
+        <w:t>if (left &lt; j) Quick(a, left, j);</w:t>
+      </w:r>
+    </w:p>
+    <w:p>
+      <w:pPr>
+        <w:pStyle w:val="af0"/>
+        <w:rPr>
+          <w:lang w:val="en-US"/>
+        </w:rPr>
+      </w:pPr>
+      <w:r>
+        <w:rPr>
+          <w:lang w:val="en-US"/>
+        </w:rPr>
+        <w:t xml:space="preserve">        if (</w:t>
+      </w:r>
+      <w:proofErr w:type="spellStart"/>
+      <w:r>
+        <w:rPr>
+          <w:lang w:val="en-US"/>
+        </w:rPr>
+        <w:t>i</w:t>
+      </w:r>
+      <w:proofErr w:type="spellEnd"/>
+      <w:r>
+        <w:rPr>
+          <w:lang w:val="en-US"/>
+        </w:rPr>
+        <w:t xml:space="preserve"> &lt; right) Quick(a, </w:t>
+      </w:r>
+      <w:proofErr w:type="spellStart"/>
+      <w:r>
+        <w:rPr>
+          <w:lang w:val="en-US"/>
+        </w:rPr>
+        <w:t>i</w:t>
+      </w:r>
+      <w:proofErr w:type="spellEnd"/>
+      <w:r>
+        <w:rPr>
+          <w:lang w:val="en-US"/>
+        </w:rPr>
+        <w:t>, right);</w:t>
+      </w:r>
+    </w:p>
+    <w:p>
+      <w:pPr>
+        <w:pStyle w:val="af0"/>
+        <w:rPr>
+          <w:lang w:val="en-US"/>
+        </w:rPr>
+      </w:pPr>
+      <w:r>
+        <w:rPr>
+          <w:lang w:val="en-US"/>
+        </w:rPr>
+        <w:t xml:space="preserve">    }</w:t>
+      </w:r>
+    </w:p>
+    <w:p>
+      <w:pPr>
+        <w:pStyle w:val="af0"/>
+        <w:rPr>
+          <w:lang w:val="en-US"/>
+        </w:rPr>
+      </w:pPr>
+    </w:p>
+    <w:p>
+      <w:pPr>
+        <w:pStyle w:val="af0"/>
+        <w:rPr>
+          <w:lang w:val="en-US"/>
+        </w:rPr>
+      </w:pPr>
+      <w:r>
+        <w:rPr>
+          <w:lang w:val="en-US"/>
+        </w:rPr>
+        <w:t xml:space="preserve">    // </w:t>
+      </w:r>
+      <w:proofErr w:type="spellStart"/>
+      <w:r>
+        <w:rPr>
+          <w:lang w:val="en-US"/>
+        </w:rPr>
+        <w:t>Вывод</w:t>
+      </w:r>
+      <w:proofErr w:type="spellEnd"/>
+      <w:r>
+        <w:rPr>
+          <w:lang w:val="en-US"/>
+        </w:rPr>
+        <w:t xml:space="preserve"> </w:t>
+      </w:r>
+      <w:proofErr w:type="spellStart"/>
+      <w:r>
+        <w:rPr>
+          <w:lang w:val="en-US"/>
+        </w:rPr>
+        <w:t>массива</w:t>
+      </w:r>
+      <w:proofErr w:type="spellEnd"/>
+    </w:p>
+    <w:p>
+      <w:pPr>
+        <w:pStyle w:val="af0"/>
+        <w:rPr>
+          <w:lang w:val="en-US"/>
+        </w:rPr>
+      </w:pPr>
+      <w:r>
+        <w:rPr>
+          <w:lang w:val="en-US"/>
+        </w:rPr>
+        <w:t xml:space="preserve">    static void Print(int[] a)</w:t>
+      </w:r>
+    </w:p>
+    <w:p>
+      <w:pPr>
+        <w:pStyle w:val="af0"/>
+        <w:rPr>
+          <w:lang w:val="en-US"/>
+        </w:rPr>
+      </w:pPr>
+      <w:r>
+        <w:rPr>
+          <w:lang w:val="en-US"/>
+        </w:rPr>
+        <w:t xml:space="preserve">    {</w:t>
+      </w:r>
+    </w:p>
+    <w:p>
+      <w:pPr>
+        <w:pStyle w:val="af0"/>
+        <w:rPr>
+          <w:lang w:val="en-US"/>
+        </w:rPr>
+      </w:pPr>
+      <w:r>
+        <w:rPr>
+          <w:lang w:val="en-US"/>
+        </w:rPr>
+        <w:t xml:space="preserve">        foreach (int x in a)</w:t>
+      </w:r>
+    </w:p>
+    <w:p>
+      <w:pPr>
+        <w:pStyle w:val="af0"/>
+        <w:rPr>
+          <w:lang w:val="en-US"/>
+        </w:rPr>
+      </w:pPr>
+      <w:r>
+        <w:rPr>
+          <w:lang w:val="en-US"/>
+        </w:rPr>
+        <w:t xml:space="preserve">        {</w:t>
+      </w:r>
+    </w:p>
+    <w:p>
+      <w:pPr>
+        <w:pStyle w:val="af0"/>
+        <w:rPr>
+          <w:lang w:val="en-US"/>
+        </w:rPr>
+      </w:pPr>
+      <w:r>
+        <w:rPr>
+          <w:lang w:val="en-US"/>
+        </w:rPr>
+        <w:t xml:space="preserve">            </w:t>
+      </w:r>
+      <w:proofErr w:type="spellStart"/>
+      <w:r>
+        <w:rPr>
+          <w:lang w:val="en-US"/>
+        </w:rPr>
+        <w:t>Console.Write</w:t>
+      </w:r>
+      <w:proofErr w:type="spellEnd"/>
+      <w:r>
+        <w:rPr>
+          <w:lang w:val="en-US"/>
+        </w:rPr>
+        <w:t>(x + " ");</w:t>
+      </w:r>
+    </w:p>
+    <w:p>
+      <w:pPr>
+        <w:pStyle w:val="af0"/>
+        <w:rPr>
+          <w:lang w:val="en-US"/>
+        </w:rPr>
+      </w:pPr>
+      <w:r>
+        <w:rPr>
+          <w:lang w:val="en-US"/>
+        </w:rPr>
+        <w:t xml:space="preserve">        }</w:t>
+      </w:r>
+    </w:p>
+    <w:p>
+      <w:pPr>
+        <w:pStyle w:val="af0"/>
+        <w:rPr>
+          <w:lang w:val="en-US"/>
+        </w:rPr>
+      </w:pPr>
+      <w:r>
+        <w:rPr>
+          <w:lang w:val="en-US"/>
+        </w:rPr>
+        <w:t xml:space="preserve">        </w:t>
+      </w:r>
+      <w:proofErr w:type="spellStart"/>
+      <w:r>
+        <w:rPr>
+          <w:lang w:val="en-US"/>
+        </w:rPr>
+        <w:t>Console.WriteLine</w:t>
+      </w:r>
+      <w:proofErr w:type="spellEnd"/>
+      <w:r>
+        <w:rPr>
+          <w:lang w:val="en-US"/>
+        </w:rPr>
+        <w:t>();</w:t>
+      </w:r>
+    </w:p>
+    <w:p>
+      <w:pPr>
+        <w:pStyle w:val="af0"/>
+      </w:pPr>
+      <w:r>
+        <w:rPr>
+          <w:lang w:val="en-US"/>
+        </w:rPr>
+        <w:t xml:space="preserve">    </w:t>
+      </w:r>
+      <w:r>
+        <w:t>}</w:t>
+      </w:r>
+    </w:p>
+    <w:p>
+      <w:pPr>
+        <w:pStyle w:val="af0"/>
+      </w:pPr>
+    </w:p>
+    <w:p>
+      <w:pPr>
+        <w:pStyle w:val="af0"/>
+      </w:pPr>
+      <w:r>
+        <w:t xml:space="preserve">    </w:t>
+      </w:r>
+      <w:r>
+        <w:rPr>
+          <w:lang w:val="en-US"/>
+        </w:rPr>
+        <w:t>static</w:t>
+      </w:r>
+      <w:r>
+        <w:t xml:space="preserve"> </w:t>
+      </w:r>
+      <w:r>
+        <w:rPr>
+          <w:lang w:val="en-US"/>
+        </w:rPr>
+        <w:t>void</w:t>
+      </w:r>
+      <w:r>
+        <w:t xml:space="preserve"> </w:t>
+      </w:r>
+      <w:r>
+        <w:rPr>
+          <w:lang w:val="en-US"/>
+        </w:rPr>
+        <w:t>Main</w:t>
+      </w:r>
+      <w:r>
+        <w:t>()</w:t>
+      </w:r>
+    </w:p>
+    <w:p>
+      <w:pPr>
+        <w:pStyle w:val="af0"/>
+      </w:pPr>
+      <w:r>
+        <w:t xml:space="preserve">    {</w:t>
+      </w:r>
+    </w:p>
+    <w:p>
+      <w:pPr>
+        <w:pStyle w:val="af0"/>
+      </w:pPr>
+      <w:r>
+        <w:t xml:space="preserve">        // Ввод количества чисел: целое число больше 0</w:t>
+      </w:r>
+    </w:p>
+    <w:p>
+      <w:pPr>
+        <w:pStyle w:val="af0"/>
+        <w:rPr>
+          <w:lang w:val="en-US"/>
+        </w:rPr>
+      </w:pPr>
+      <w:r>
+        <w:t xml:space="preserve">        </w:t>
+      </w:r>
+      <w:proofErr w:type="spellStart"/>
+      <w:r>
+        <w:rPr>
+          <w:lang w:val="en-US"/>
+        </w:rPr>
+        <w:t>Console.Write</w:t>
+      </w:r>
+      <w:proofErr w:type="spellEnd"/>
+      <w:r>
+        <w:rPr>
+          <w:lang w:val="en-US"/>
+        </w:rPr>
+        <w:t>("</w:t>
+      </w:r>
+      <w:proofErr w:type="spellStart"/>
+      <w:r>
+        <w:rPr>
+          <w:lang w:val="en-US"/>
+        </w:rPr>
+        <w:t>Сколько</w:t>
+      </w:r>
+      <w:proofErr w:type="spellEnd"/>
+      <w:r>
+        <w:rPr>
+          <w:lang w:val="en-US"/>
+        </w:rPr>
+        <w:t xml:space="preserve"> </w:t>
+      </w:r>
+      <w:proofErr w:type="spellStart"/>
+      <w:r>
+        <w:rPr>
+          <w:lang w:val="en-US"/>
+        </w:rPr>
+        <w:t>чисел</w:t>
+      </w:r>
+      <w:proofErr w:type="spellEnd"/>
+      <w:r>
+        <w:rPr>
+          <w:lang w:val="en-US"/>
+        </w:rPr>
+        <w:t>: ");</w:t>
+      </w:r>
+    </w:p>
+    <w:p>
+      <w:pPr>
+        <w:pStyle w:val="af0"/>
+        <w:rPr>
+          <w:lang w:val="en-US"/>
+        </w:rPr>
+      </w:pPr>
+      <w:r>
+        <w:rPr>
+          <w:lang w:val="en-US"/>
+        </w:rPr>
+        <w:t xml:space="preserve">        int n;</w:t>
+      </w:r>
+    </w:p>
+    <w:p>
+      <w:pPr>
+        <w:pStyle w:val="af0"/>
+        <w:rPr>
+          <w:lang w:val="en-US"/>
+        </w:rPr>
+      </w:pPr>
+      <w:r>
+        <w:rPr>
+          <w:lang w:val="en-US"/>
+        </w:rPr>
+        <w:t xml:space="preserve">        while (!</w:t>
+      </w:r>
+      <w:proofErr w:type="spellStart"/>
+      <w:r>
+        <w:rPr>
+          <w:lang w:val="en-US"/>
+        </w:rPr>
+        <w:t>int.TryParse</w:t>
+      </w:r>
+      <w:proofErr w:type="spellEnd"/>
+      <w:r>
+        <w:rPr>
+          <w:lang w:val="en-US"/>
+        </w:rPr>
+        <w:t>(</w:t>
+      </w:r>
+      <w:proofErr w:type="spellStart"/>
+      <w:r>
+        <w:rPr>
+          <w:lang w:val="en-US"/>
+        </w:rPr>
+        <w:t>Console.ReadLine</w:t>
+      </w:r>
+      <w:proofErr w:type="spellEnd"/>
+      <w:r>
+        <w:rPr>
+          <w:lang w:val="en-US"/>
+        </w:rPr>
+        <w:t>(), out n) || n &lt;= 0)</w:t>
+      </w:r>
+    </w:p>
+    <w:p>
+      <w:pPr>
+        <w:pStyle w:val="af0"/>
+      </w:pPr>
+      <w:r>
+        <w:rPr>
+          <w:lang w:val="en-US"/>
+        </w:rPr>
+        <w:t xml:space="preserve">        </w:t>
+      </w:r>
+      <w:r>
+        <w:t>{</w:t>
+      </w:r>
+    </w:p>
+    <w:p>
+      <w:pPr>
+        <w:pStyle w:val="af0"/>
+      </w:pPr>
+      <w:r>
+        <w:t xml:space="preserve">            </w:t>
+      </w:r>
+      <w:r>
+        <w:rPr>
+          <w:lang w:val="en-US"/>
+        </w:rPr>
+        <w:t>Console</w:t>
+      </w:r>
+      <w:r>
+        <w:t>.</w:t>
+      </w:r>
+      <w:r>
+        <w:rPr>
+          <w:lang w:val="en-US"/>
+        </w:rPr>
+        <w:t>Write</w:t>
+      </w:r>
+      <w:r>
+        <w:t>("Нужно целое число больше 0. Повторите ввод: ");</w:t>
+      </w:r>
+    </w:p>
+    <w:p>
+      <w:pPr>
+        <w:pStyle w:val="af0"/>
+      </w:pPr>
+      <w:r>
+        <w:t xml:space="preserve">        }</w:t>
+      </w:r>
+    </w:p>
+    <w:p>
+      <w:pPr>
+        <w:pStyle w:val="af0"/>
+      </w:pPr>
+    </w:p>
+    <w:p>
+      <w:pPr>
+        <w:pStyle w:val="af0"/>
+      </w:pPr>
+      <w:r>
+        <w:t xml:space="preserve">        // Заполнение массива случайными числами от 1 до 100</w:t>
+      </w:r>
+    </w:p>
+    <w:p>
+      <w:pPr>
+        <w:pStyle w:val="af0"/>
+        <w:rPr>
+          <w:lang w:val="en-US"/>
+        </w:rPr>
+      </w:pPr>
+      <w:r>
+        <w:t xml:space="preserve">        </w:t>
+      </w:r>
+      <w:r>
+        <w:rPr>
+          <w:lang w:val="en-US"/>
+        </w:rPr>
+        <w:t xml:space="preserve">Random </w:t>
+      </w:r>
+      <w:proofErr w:type="spellStart"/>
+      <w:r>
+        <w:rPr>
+          <w:lang w:val="en-US"/>
+        </w:rPr>
+        <w:t>random</w:t>
+      </w:r>
+      <w:proofErr w:type="spellEnd"/>
+      <w:r>
+        <w:rPr>
+          <w:lang w:val="en-US"/>
+        </w:rPr>
+        <w:t xml:space="preserve"> = new Random();</w:t>
+      </w:r>
+    </w:p>
+    <w:p>
+      <w:pPr>
+        <w:pStyle w:val="af0"/>
+        <w:rPr>
+          <w:lang w:val="en-US"/>
+        </w:rPr>
+      </w:pPr>
+      <w:r>
+        <w:rPr>
+          <w:lang w:val="en-US"/>
+        </w:rPr>
+        <w:t xml:space="preserve">        int[] numbers = new int[n];</w:t>
+      </w:r>
+    </w:p>
+    <w:p>
+      <w:pPr>
+        <w:pStyle w:val="af0"/>
+        <w:rPr>
+          <w:lang w:val="en-US"/>
+        </w:rPr>
+      </w:pPr>
+      <w:r>
+        <w:rPr>
+          <w:lang w:val="en-US"/>
+        </w:rPr>
+        <w:t xml:space="preserve">        for (int </w:t>
+      </w:r>
+      <w:proofErr w:type="spellStart"/>
+      <w:r>
+        <w:rPr>
+          <w:lang w:val="en-US"/>
+        </w:rPr>
+        <w:t>i</w:t>
+      </w:r>
+      <w:proofErr w:type="spellEnd"/>
+      <w:r>
+        <w:rPr>
+          <w:lang w:val="en-US"/>
+        </w:rPr>
+        <w:t xml:space="preserve"> = 0; </w:t>
+      </w:r>
+      <w:proofErr w:type="spellStart"/>
+      <w:r>
+        <w:rPr>
+          <w:lang w:val="en-US"/>
+        </w:rPr>
+        <w:t>i</w:t>
+      </w:r>
+      <w:proofErr w:type="spellEnd"/>
+      <w:r>
+        <w:rPr>
+          <w:lang w:val="en-US"/>
+        </w:rPr>
+        <w:t xml:space="preserve"> &lt; n; </w:t>
+      </w:r>
+      <w:proofErr w:type="spellStart"/>
+      <w:r>
+        <w:rPr>
+          <w:lang w:val="en-US"/>
+        </w:rPr>
+        <w:t>i</w:t>
+      </w:r>
+      <w:proofErr w:type="spellEnd"/>
+      <w:r>
+        <w:rPr>
+          <w:lang w:val="en-US"/>
+        </w:rPr>
+        <w:t>++)</w:t>
+      </w:r>
+    </w:p>
+    <w:p>
+      <w:pPr>
+        <w:pStyle w:val="af0"/>
+        <w:rPr>
+          <w:lang w:val="en-US"/>
+        </w:rPr>
+      </w:pPr>
+      <w:r>
+        <w:rPr>
+          <w:lang w:val="en-US"/>
+        </w:rPr>
+        <w:t xml:space="preserve">        {</w:t>
+      </w:r>
+    </w:p>
+    <w:p>
+      <w:pPr>
+        <w:pStyle w:val="af0"/>
+        <w:rPr>
+          <w:lang w:val="en-US"/>
+        </w:rPr>
+      </w:pPr>
+      <w:r>
+        <w:rPr>
+          <w:lang w:val="en-US"/>
+        </w:rPr>
+        <w:t xml:space="preserve">            numbers[</w:t>
+      </w:r>
+      <w:proofErr w:type="spellStart"/>
+      <w:r>
+        <w:rPr>
+          <w:lang w:val="en-US"/>
+        </w:rPr>
+        <w:t>i</w:t>
+      </w:r>
+      <w:proofErr w:type="spellEnd"/>
+      <w:r>
+        <w:rPr>
+          <w:lang w:val="en-US"/>
+        </w:rPr>
+        <w:t xml:space="preserve">] = </w:t>
+      </w:r>
+      <w:proofErr w:type="spellStart"/>
+      <w:r>
+        <w:rPr>
+          <w:lang w:val="en-US"/>
+        </w:rPr>
+        <w:t>random.Next</w:t>
+      </w:r>
+      <w:proofErr w:type="spellEnd"/>
+      <w:r>
+        <w:rPr>
+          <w:lang w:val="en-US"/>
+        </w:rPr>
+        <w:t>(1, 101);</w:t>
+      </w:r>
+    </w:p>
+    <w:p>
+      <w:pPr>
+        <w:pStyle w:val="af0"/>
+        <w:rPr>
+          <w:lang w:val="en-US"/>
+        </w:rPr>
+      </w:pPr>
+      <w:r>
+        <w:rPr>
+          <w:lang w:val="en-US"/>
+        </w:rPr>
+        <w:t xml:space="preserve">        }</w:t>
+      </w:r>
+    </w:p>
+    <w:p>
+      <w:pPr>
+        <w:pStyle w:val="af0"/>
+        <w:rPr>
+          <w:lang w:val="en-US"/>
+        </w:rPr>
+      </w:pPr>
+    </w:p>
+    <w:p>
+      <w:pPr>
+        <w:pStyle w:val="af0"/>
+        <w:rPr>
+          <w:lang w:val="en-US"/>
+        </w:rPr>
+      </w:pPr>
+      <w:r>
+        <w:rPr>
+          <w:lang w:val="en-US"/>
+        </w:rPr>
+        <w:t xml:space="preserve">        // </w:t>
+      </w:r>
+      <w:proofErr w:type="spellStart"/>
+      <w:r>
+        <w:rPr>
+          <w:lang w:val="en-US"/>
+        </w:rPr>
+        <w:t>Вывод</w:t>
+      </w:r>
+      <w:proofErr w:type="spellEnd"/>
+      <w:r>
+        <w:rPr>
+          <w:lang w:val="en-US"/>
+        </w:rPr>
+        <w:t xml:space="preserve"> </w:t>
+      </w:r>
+      <w:proofErr w:type="spellStart"/>
+      <w:r>
+        <w:rPr>
+          <w:lang w:val="en-US"/>
+        </w:rPr>
+        <w:t>исходного</w:t>
+      </w:r>
+      <w:proofErr w:type="spellEnd"/>
+      <w:r>
+        <w:rPr>
+          <w:lang w:val="en-US"/>
+        </w:rPr>
+        <w:t xml:space="preserve"> </w:t>
+      </w:r>
+      <w:proofErr w:type="spellStart"/>
+      <w:r>
+        <w:rPr>
+          <w:lang w:val="en-US"/>
+        </w:rPr>
+        <w:t>массива</w:t>
+      </w:r>
+      <w:proofErr w:type="spellEnd"/>
+    </w:p>
+    <w:p>
+      <w:pPr>
+        <w:pStyle w:val="af0"/>
+        <w:rPr>
+          <w:lang w:val="en-US"/>
+        </w:rPr>
+      </w:pPr>
+      <w:r>
+        <w:rPr>
+          <w:lang w:val="en-US"/>
+        </w:rPr>
+        <w:t xml:space="preserve">        </w:t>
+      </w:r>
+      <w:proofErr w:type="spellStart"/>
+      <w:r>
+        <w:rPr>
+          <w:lang w:val="en-US"/>
+        </w:rPr>
+        <w:t>Console.Write</w:t>
+      </w:r>
+      <w:proofErr w:type="spellEnd"/>
+      <w:r>
+        <w:rPr>
+          <w:lang w:val="en-US"/>
+        </w:rPr>
+        <w:t>("</w:t>
+      </w:r>
+      <w:proofErr w:type="spellStart"/>
+      <w:r>
+        <w:rPr>
+          <w:lang w:val="en-US"/>
+        </w:rPr>
+        <w:t>Исходный</w:t>
+      </w:r>
+      <w:proofErr w:type="spellEnd"/>
+      <w:r>
+        <w:rPr>
+          <w:lang w:val="en-US"/>
+        </w:rPr>
+        <w:t xml:space="preserve"> массив: ");</w:t>
+      </w:r>
+    </w:p>
+    <w:p>
+      <w:pPr>
+        <w:pStyle w:val="af0"/>
+        <w:rPr>
+          <w:lang w:val="en-US"/>
+        </w:rPr>
+      </w:pPr>
+      <w:r>
+        <w:rPr>
+          <w:lang w:val="en-US"/>
+        </w:rPr>
+        <w:t xml:space="preserve">        Print(numbers);</w:t>
+      </w:r>
+    </w:p>
+    <w:p>
+      <w:pPr>
+        <w:pStyle w:val="af0"/>
+        <w:rPr>
+          <w:lang w:val="en-US"/>
+        </w:rPr>
+      </w:pPr>
+    </w:p>
+    <w:p>
+      <w:pPr>
+        <w:pStyle w:val="af0"/>
+        <w:rPr>
+          <w:lang w:val="en-US"/>
+        </w:rPr>
+      </w:pPr>
+      <w:r>
+        <w:rPr>
+          <w:lang w:val="en-US"/>
+        </w:rPr>
+        <w:t xml:space="preserve">        while (true)</w:t>
+      </w:r>
+    </w:p>
+    <w:p>
+      <w:pPr>
+        <w:pStyle w:val="af0"/>
+        <w:rPr>
+          <w:lang w:val="en-US"/>
+        </w:rPr>
+      </w:pPr>
+      <w:r>
+        <w:rPr>
+          <w:lang w:val="en-US"/>
+        </w:rPr>
+        <w:t xml:space="preserve">        {</w:t>
+      </w:r>
+    </w:p>
+    <w:p>
+      <w:pPr>
+        <w:pStyle w:val="af0"/>
+        <w:rPr>
+          <w:lang w:val="en-US"/>
+        </w:rPr>
+      </w:pPr>
+      <w:r>
+        <w:rPr>
+          <w:lang w:val="en-US"/>
+        </w:rPr>
+        <w:t xml:space="preserve">            // </w:t>
+      </w:r>
+      <w:proofErr w:type="spellStart"/>
+      <w:r>
+        <w:rPr>
+          <w:lang w:val="en-US"/>
+        </w:rPr>
+        <w:t>Меню</w:t>
+      </w:r>
+      <w:proofErr w:type="spellEnd"/>
+    </w:p>
+    <w:p>
+      <w:pPr>
+        <w:pStyle w:val="af0"/>
+        <w:rPr>
+          <w:lang w:val="en-US"/>
+        </w:rPr>
+      </w:pPr>
+      <w:r>
+        <w:rPr>
+          <w:lang w:val="en-US"/>
+        </w:rPr>
+        <w:t xml:space="preserve">            </w:t>
+      </w:r>
+      <w:proofErr w:type="spellStart"/>
+      <w:r>
+        <w:rPr>
+          <w:lang w:val="en-US"/>
+        </w:rPr>
+        <w:t>Console.WriteLine</w:t>
+      </w:r>
+      <w:proofErr w:type="spellEnd"/>
+      <w:r>
+        <w:rPr>
+          <w:lang w:val="en-US"/>
+        </w:rPr>
+        <w:t xml:space="preserve">("\n1 - </w:t>
+      </w:r>
+      <w:proofErr w:type="spellStart"/>
+      <w:r>
+        <w:rPr>
+          <w:lang w:val="en-US"/>
+        </w:rPr>
+        <w:t>сортировка</w:t>
+      </w:r>
+      <w:proofErr w:type="spellEnd"/>
+      <w:r>
+        <w:rPr>
+          <w:lang w:val="en-US"/>
+        </w:rPr>
+        <w:t xml:space="preserve"> </w:t>
+      </w:r>
+      <w:proofErr w:type="spellStart"/>
+      <w:r>
+        <w:rPr>
+          <w:lang w:val="en-US"/>
+        </w:rPr>
+        <w:t>пузырьком</w:t>
+      </w:r>
+      <w:proofErr w:type="spellEnd"/>
+      <w:r>
+        <w:rPr>
+          <w:lang w:val="en-US"/>
+        </w:rPr>
+        <w:t>");</w:t>
+      </w:r>
+    </w:p>
+    <w:p>
+      <w:pPr>
+        <w:pStyle w:val="af0"/>
+        <w:rPr>
+          <w:lang w:val="en-US"/>
+        </w:rPr>
+      </w:pPr>
+      <w:r>
+        <w:rPr>
+          <w:lang w:val="en-US"/>
+        </w:rPr>
+        <w:t xml:space="preserve">            </w:t>
+      </w:r>
+      <w:proofErr w:type="spellStart"/>
+      <w:r>
+        <w:rPr>
+          <w:lang w:val="en-US"/>
+        </w:rPr>
+        <w:t>Console.WriteLine</w:t>
+      </w:r>
+      <w:proofErr w:type="spellEnd"/>
+      <w:r>
+        <w:rPr>
+          <w:lang w:val="en-US"/>
+        </w:rPr>
+        <w:t xml:space="preserve">("2 - </w:t>
+      </w:r>
+      <w:proofErr w:type="spellStart"/>
+      <w:r>
+        <w:rPr>
+          <w:lang w:val="en-US"/>
+        </w:rPr>
+        <w:t>быстрая</w:t>
+      </w:r>
+      <w:proofErr w:type="spellEnd"/>
+      <w:r>
+        <w:rPr>
+          <w:lang w:val="en-US"/>
+        </w:rPr>
+        <w:t xml:space="preserve"> </w:t>
+      </w:r>
+      <w:proofErr w:type="spellStart"/>
+      <w:r>
+        <w:rPr>
+          <w:lang w:val="en-US"/>
+        </w:rPr>
+        <w:t>сортировка</w:t>
+      </w:r>
+      <w:proofErr w:type="spellEnd"/>
+      <w:r>
+        <w:rPr>
+          <w:lang w:val="en-US"/>
+        </w:rPr>
+        <w:t>");</w:t>
+      </w:r>
+    </w:p>
+    <w:p>
+      <w:pPr>
+        <w:pStyle w:val="af0"/>
+        <w:rPr>
+          <w:lang w:val="en-US"/>
+        </w:rPr>
+      </w:pPr>
+      <w:r>
+        <w:rPr>
+          <w:lang w:val="en-US"/>
+        </w:rPr>
+        <w:t xml:space="preserve">            </w:t>
+      </w:r>
+      <w:proofErr w:type="spellStart"/>
+      <w:r>
+        <w:rPr>
+          <w:lang w:val="en-US"/>
+        </w:rPr>
+        <w:t>Console.WriteLine</w:t>
+      </w:r>
+      <w:proofErr w:type="spellEnd"/>
+      <w:r>
+        <w:rPr>
+          <w:lang w:val="en-US"/>
+        </w:rPr>
+        <w:t xml:space="preserve">("0 - </w:t>
+      </w:r>
+      <w:proofErr w:type="spellStart"/>
+      <w:r>
+        <w:rPr>
+          <w:lang w:val="en-US"/>
+        </w:rPr>
+        <w:t>выход</w:t>
+      </w:r>
+      <w:proofErr w:type="spellEnd"/>
+      <w:r>
+        <w:rPr>
+          <w:lang w:val="en-US"/>
+        </w:rPr>
+        <w:t>");</w:t>
+      </w:r>
+    </w:p>
+    <w:p>
+      <w:pPr>
+        <w:pStyle w:val="af0"/>
+        <w:rPr>
+          <w:lang w:val="en-US"/>
+        </w:rPr>
+      </w:pPr>
+      <w:r>
+        <w:rPr>
+          <w:lang w:val="en-US"/>
+        </w:rPr>
+        <w:t xml:space="preserve">            </w:t>
+      </w:r>
+      <w:proofErr w:type="spellStart"/>
+      <w:r>
+        <w:rPr>
+          <w:lang w:val="en-US"/>
+        </w:rPr>
+        <w:t>Console.Write</w:t>
+      </w:r>
+      <w:proofErr w:type="spellEnd"/>
+      <w:r>
+        <w:rPr>
+          <w:lang w:val="en-US"/>
+        </w:rPr>
+        <w:t>("</w:t>
+      </w:r>
+      <w:proofErr w:type="spellStart"/>
+      <w:r>
+        <w:rPr>
+          <w:lang w:val="en-US"/>
+        </w:rPr>
+        <w:t>Выбор</w:t>
+      </w:r>
+      <w:proofErr w:type="spellEnd"/>
+      <w:r>
+        <w:rPr>
+          <w:lang w:val="en-US"/>
+        </w:rPr>
+        <w:t>: ");</w:t>
+      </w:r>
+    </w:p>
+    <w:p>
+      <w:pPr>
+        <w:pStyle w:val="af0"/>
+      </w:pPr>
+      <w:r>
+        <w:rPr>
+          <w:lang w:val="en-US"/>
+        </w:rPr>
+        <w:t xml:space="preserve">            string choice = </w:t>
+      </w:r>
+      <w:proofErr w:type="spellStart"/>
+      <w:r>
+        <w:rPr>
+          <w:lang w:val="en-US"/>
+        </w:rPr>
+        <w:t>Console.ReadLine</w:t>
+      </w:r>
+      <w:proofErr w:type="spellEnd"/>
+      <w:r>
+        <w:rPr>
+          <w:lang w:val="en-US"/>
+        </w:rPr>
+        <w:t xml:space="preserve">() ?? </w:t>
+      </w:r>
+      <w:r>
+        <w:t>"";</w:t>
+      </w:r>
+    </w:p>
+    <w:p>
+      <w:pPr>
+        <w:pStyle w:val="af0"/>
+      </w:pPr>
+    </w:p>
+    <w:p>
+      <w:pPr>
+        <w:pStyle w:val="af0"/>
+      </w:pPr>
+      <w:r>
+        <w:t xml:space="preserve">            // Переменная для хранения выбранного делегата</w:t>
+      </w:r>
+    </w:p>
+    <w:p>
+      <w:pPr>
+        <w:pStyle w:val="af0"/>
+      </w:pPr>
+      <w:r>
+        <w:t xml:space="preserve">            </w:t>
+      </w:r>
+      <w:proofErr w:type="spellStart"/>
+      <w:r>
+        <w:rPr>
+          <w:lang w:val="en-US"/>
+        </w:rPr>
+        <w:t>SortMethod</w:t>
+      </w:r>
+      <w:proofErr w:type="spellEnd"/>
+      <w:r>
+        <w:t xml:space="preserve"> </w:t>
+      </w:r>
+      <w:r>
+        <w:rPr>
+          <w:lang w:val="en-US"/>
+        </w:rPr>
+        <w:t>sort</w:t>
+      </w:r>
+      <w:r>
+        <w:t>;</w:t>
+      </w:r>
+    </w:p>
+    <w:p>
+      <w:pPr>
+        <w:pStyle w:val="af0"/>
+      </w:pPr>
+    </w:p>
+    <w:p>
+      <w:pPr>
+        <w:pStyle w:val="af0"/>
+      </w:pPr>
+      <w:r>
+        <w:t xml:space="preserve">            </w:t>
+      </w:r>
+    </w:p>
+    <w:p>
+      <w:pPr>
+        <w:pStyle w:val="af0"/>
+      </w:pPr>
+      <w:r>
+        <w:t xml:space="preserve">            </w:t>
+      </w:r>
+      <w:r>
+        <w:rPr>
+          <w:lang w:val="en-US"/>
+        </w:rPr>
+        <w:t>switch</w:t>
+      </w:r>
+      <w:r>
+        <w:t xml:space="preserve"> (</w:t>
+      </w:r>
+      <w:r>
+        <w:rPr>
+          <w:lang w:val="en-US"/>
+        </w:rPr>
+        <w:t>choice</w:t>
+      </w:r>
+      <w:r>
         <w:t>)</w:t>
       </w:r>
     </w:p>
     <w:p>
       <w:pPr>
         <w:pStyle w:val="af0"/>
-        <w:rPr>
-          <w:lang w:val="en-US"/>
-        </w:rPr>
-      </w:pPr>
-      <w:r>
-        <w:rPr>
-          <w:lang w:val="en-US"/>
-        </w:rPr>
-        <w:t xml:space="preserve">            {</w:t>
-      </w:r>
-    </w:p>
-    <w:p>
-      <w:pPr>
-        <w:pStyle w:val="af0"/>
-        <w:rPr>
-          <w:lang w:val="en-US"/>
-        </w:rPr>
-      </w:pPr>
-      <w:r>
-        <w:rPr>
-          <w:lang w:val="en-US"/>
-        </w:rPr>
-        <w:t xml:space="preserve">                if (a[j] &gt; a[j + 1])</w:t>
-      </w:r>
-    </w:p>
-    <w:p>
-      <w:pPr>
-        <w:pStyle w:val="af0"/>
-        <w:rPr>
-          <w:lang w:val="en-US"/>
-        </w:rPr>
-      </w:pPr>
-      <w:r>
-        <w:rPr>
-          <w:lang w:val="en-US"/>
-        </w:rPr>
-        <w:t xml:space="preserve">                {</w:t>
-      </w:r>
-    </w:p>
-    <w:p>
-      <w:pPr>
-        <w:pStyle w:val="af0"/>
-        <w:rPr>
-          <w:lang w:val="en-US"/>
-        </w:rPr>
-      </w:pPr>
-      <w:r>
-        <w:rPr>
-          <w:lang w:val="en-US"/>
-        </w:rPr>
-        <w:t xml:space="preserve">                    int temp = a[j];</w:t>
-      </w:r>
-    </w:p>
-    <w:p>
-      <w:pPr>
-        <w:pStyle w:val="af0"/>
-        <w:rPr>
-          <w:lang w:val="en-US"/>
-        </w:rPr>
-      </w:pPr>
-      <w:r>
-        <w:rPr>
-          <w:lang w:val="en-US"/>
-        </w:rPr>
-        <w:t xml:space="preserve">                    a[j] = a[j + 1];</w:t>
-      </w:r>
-    </w:p>
-    <w:p>
-      <w:pPr>
-        <w:pStyle w:val="af0"/>
-        <w:rPr>
-          <w:lang w:val="en-US"/>
-        </w:rPr>
-      </w:pPr>
-      <w:r>
-        <w:rPr>
-          <w:lang w:val="en-US"/>
-        </w:rPr>
-        <w:t xml:space="preserve">                    a[j + 1] = temp;</w:t>
-      </w:r>
-    </w:p>
-    <w:p>
-      <w:pPr>
-        <w:pStyle w:val="af0"/>
-        <w:rPr>
-          <w:lang w:val="en-US"/>
-        </w:rPr>
-      </w:pPr>
-      <w:r>
-        <w:rPr>
-          <w:lang w:val="en-US"/>
-        </w:rPr>
-        <w:t xml:space="preserve">                }</w:t>
-      </w:r>
-    </w:p>
-    <w:p>
-      <w:pPr>
-        <w:pStyle w:val="af0"/>
-        <w:rPr>
-          <w:lang w:val="en-US"/>
-        </w:rPr>
-      </w:pPr>
-      <w:r>
-        <w:rPr>
-          <w:lang w:val="en-US"/>
-        </w:rPr>
-        <w:t xml:space="preserve">            }</w:t>
-      </w:r>
-    </w:p>
-    <w:p>
-      <w:pPr>
-        <w:pStyle w:val="af0"/>
-        <w:rPr>
-          <w:lang w:val="en-US"/>
-        </w:rPr>
-      </w:pPr>
-      <w:r>
-        <w:rPr>
-          <w:lang w:val="en-US"/>
-        </w:rPr>
-        <w:t xml:space="preserve">        }</w:t>
-      </w:r>
-    </w:p>
-    <w:p>
-      <w:pPr>
-        <w:pStyle w:val="af0"/>
-        <w:rPr>
-          <w:lang w:val="en-US"/>
-        </w:rPr>
-      </w:pPr>
-      <w:r>
-        <w:rPr>
-          <w:lang w:val="en-US"/>
-        </w:rPr>
-        <w:t xml:space="preserve">    }</w:t>
-      </w:r>
-    </w:p>
-    <w:p>
-      <w:pPr>
-        <w:pStyle w:val="af0"/>
-        <w:rPr>
-          <w:lang w:val="en-US"/>
-        </w:rPr>
-      </w:pPr>
-    </w:p>
-    <w:p>
-      <w:pPr>
-        <w:pStyle w:val="af0"/>
-        <w:rPr>
-          <w:lang w:val="en-US"/>
-        </w:rPr>
-      </w:pPr>
-      <w:r>
-        <w:rPr>
-          <w:lang w:val="en-US"/>
-        </w:rPr>
-        <w:t xml:space="preserve">    // </w:t>
-      </w:r>
-      <w:proofErr w:type="spellStart"/>
-      <w:r>
-        <w:rPr>
-          <w:lang w:val="en-US"/>
-        </w:rPr>
-        <w:t>Быстрая</w:t>
-      </w:r>
-      <w:proofErr w:type="spellEnd"/>
-      <w:r>
-        <w:rPr>
-          <w:lang w:val="en-US"/>
-        </w:rPr>
-        <w:t xml:space="preserve"> </w:t>
-      </w:r>
-      <w:proofErr w:type="spellStart"/>
-      <w:r>
-        <w:rPr>
-          <w:lang w:val="en-US"/>
-        </w:rPr>
-        <w:t>сортировка</w:t>
-      </w:r>
-      <w:proofErr w:type="spellEnd"/>
-    </w:p>
-    <w:p>
-      <w:pPr>
-        <w:pStyle w:val="af0"/>
-        <w:rPr>
-          <w:lang w:val="en-US"/>
-        </w:rPr>
-      </w:pPr>
-      <w:r>
-        <w:rPr>
-          <w:lang w:val="en-US"/>
-        </w:rPr>
-        <w:t xml:space="preserve">    static void </w:t>
-      </w:r>
-      <w:proofErr w:type="spellStart"/>
-      <w:r>
-        <w:rPr>
-          <w:lang w:val="en-US"/>
-        </w:rPr>
-        <w:t>QuickSort</w:t>
-      </w:r>
-      <w:proofErr w:type="spellEnd"/>
-      <w:r>
-        <w:rPr>
-          <w:lang w:val="en-US"/>
-        </w:rPr>
-        <w:t>(int[] a)</w:t>
-      </w:r>
-    </w:p>
-    <w:p>
-      <w:pPr>
-        <w:pStyle w:val="af0"/>
-        <w:rPr>
-          <w:lang w:val="en-US"/>
-        </w:rPr>
-      </w:pPr>
-      <w:r>
-        <w:rPr>
-          <w:lang w:val="en-US"/>
-        </w:rPr>
-        <w:t xml:space="preserve">    {</w:t>
-      </w:r>
-    </w:p>
-    <w:p>
-      <w:pPr>
-        <w:pStyle w:val="af0"/>
-        <w:rPr>
-          <w:lang w:val="en-US"/>
-        </w:rPr>
-      </w:pPr>
-      <w:r>
-        <w:rPr>
-          <w:lang w:val="en-US"/>
-        </w:rPr>
-        <w:t xml:space="preserve">        Quick(a, 0, </w:t>
-      </w:r>
-      <w:proofErr w:type="spellStart"/>
-      <w:r>
-        <w:rPr>
-          <w:lang w:val="en-US"/>
-        </w:rPr>
-        <w:t>a.Length</w:t>
-      </w:r>
-      <w:proofErr w:type="spellEnd"/>
-      <w:r>
-        <w:rPr>
-          <w:lang w:val="en-US"/>
-        </w:rPr>
-        <w:t xml:space="preserve"> - 1);</w:t>
-      </w:r>
-    </w:p>
-    <w:p>
-      <w:pPr>
-        <w:pStyle w:val="af0"/>
-        <w:rPr>
-          <w:lang w:val="en-US"/>
-        </w:rPr>
-      </w:pPr>
-      <w:r>
-        <w:rPr>
-          <w:lang w:val="en-US"/>
-        </w:rPr>
-        <w:t xml:space="preserve">    }</w:t>
-      </w:r>
-    </w:p>
-    <w:p>
-      <w:pPr>
-        <w:pStyle w:val="af0"/>
-        <w:rPr>
-          <w:lang w:val="en-US"/>
-        </w:rPr>
-      </w:pPr>
-    </w:p>
-    <w:p>
-      <w:pPr>
-        <w:pStyle w:val="af0"/>
-        <w:rPr>
-          <w:lang w:val="en-US"/>
-        </w:rPr>
-      </w:pPr>
-      <w:r>
-        <w:rPr>
-          <w:lang w:val="en-US"/>
-        </w:rPr>
-        <w:t xml:space="preserve">    static void Quick(int[] a, int left, int right)</w:t>
-      </w:r>
-    </w:p>
-    <w:p>
-      <w:pPr>
-        <w:pStyle w:val="af0"/>
-        <w:rPr>
-          <w:lang w:val="en-US"/>
-        </w:rPr>
-      </w:pPr>
-      <w:r>
-        <w:rPr>
-          <w:lang w:val="en-US"/>
-        </w:rPr>
-        <w:t xml:space="preserve">    {</w:t>
-      </w:r>
-    </w:p>
-    <w:p>
-      <w:pPr>
-        <w:pStyle w:val="af0"/>
-        <w:rPr>
-          <w:lang w:val="en-US"/>
-        </w:rPr>
-      </w:pPr>
-      <w:r>
-        <w:rPr>
-          <w:lang w:val="en-US"/>
-        </w:rPr>
-        <w:t xml:space="preserve">        int </w:t>
-      </w:r>
-      <w:proofErr w:type="spellStart"/>
-      <w:r>
-        <w:rPr>
-          <w:lang w:val="en-US"/>
-        </w:rPr>
-        <w:t>i</w:t>
-      </w:r>
-      <w:proofErr w:type="spellEnd"/>
-      <w:r>
-        <w:rPr>
-          <w:lang w:val="en-US"/>
-        </w:rPr>
-        <w:t xml:space="preserve"> = left;</w:t>
-      </w:r>
-    </w:p>
-    <w:p>
-      <w:pPr>
-        <w:pStyle w:val="af0"/>
-        <w:rPr>
-          <w:lang w:val="en-US"/>
-        </w:rPr>
-      </w:pPr>
-      <w:r>
-        <w:rPr>
-          <w:lang w:val="en-US"/>
-        </w:rPr>
-        <w:t xml:space="preserve">        int j = right;</w:t>
-      </w:r>
-    </w:p>
-    <w:p>
-      <w:pPr>
-        <w:pStyle w:val="af0"/>
-        <w:rPr>
-          <w:lang w:val="en-US"/>
-        </w:rPr>
-      </w:pPr>
-      <w:r>
-        <w:rPr>
-          <w:lang w:val="en-US"/>
-        </w:rPr>
-        <w:t xml:space="preserve">        int pivot = a[(left + right) / 2];   // </w:t>
-      </w:r>
-      <w:proofErr w:type="spellStart"/>
-      <w:r>
-        <w:rPr>
-          <w:lang w:val="en-US"/>
-        </w:rPr>
-        <w:t>Опорный</w:t>
-      </w:r>
-      <w:proofErr w:type="spellEnd"/>
-      <w:r>
-        <w:rPr>
-          <w:lang w:val="en-US"/>
-        </w:rPr>
-        <w:t xml:space="preserve"> </w:t>
-      </w:r>
-      <w:proofErr w:type="spellStart"/>
-      <w:r>
-        <w:rPr>
-          <w:lang w:val="en-US"/>
-        </w:rPr>
-        <w:t>элемент</w:t>
-      </w:r>
-      <w:proofErr w:type="spellEnd"/>
-    </w:p>
-    <w:p>
-      <w:pPr>
-        <w:pStyle w:val="af0"/>
-        <w:rPr>
-          <w:lang w:val="en-US"/>
-        </w:rPr>
-      </w:pPr>
-    </w:p>
-    <w:p>
-      <w:pPr>
-        <w:pStyle w:val="af0"/>
-        <w:rPr>
-          <w:lang w:val="en-US"/>
-        </w:rPr>
-      </w:pPr>
-      <w:r>
-        <w:rPr>
-          <w:lang w:val="en-US"/>
-        </w:rPr>
-        <w:t xml:space="preserve">        while (</w:t>
-      </w:r>
-      <w:proofErr w:type="spellStart"/>
-      <w:r>
-        <w:rPr>
-          <w:lang w:val="en-US"/>
-        </w:rPr>
-        <w:t>i</w:t>
-      </w:r>
-      <w:proofErr w:type="spellEnd"/>
-      <w:r>
-        <w:rPr>
-          <w:lang w:val="en-US"/>
-        </w:rPr>
-        <w:t xml:space="preserve"> &lt;= j)</w:t>
-      </w:r>
-    </w:p>
-    <w:p>
-      <w:pPr>
-        <w:pStyle w:val="af0"/>
-        <w:rPr>
-          <w:lang w:val="en-US"/>
-        </w:rPr>
-      </w:pPr>
-      <w:r>
-        <w:rPr>
-          <w:lang w:val="en-US"/>
-        </w:rPr>
-        <w:t xml:space="preserve">        {</w:t>
-      </w:r>
-    </w:p>
-    <w:p>
-      <w:pPr>
-        <w:pStyle w:val="af0"/>
-        <w:rPr>
-          <w:lang w:val="en-US"/>
-        </w:rPr>
-      </w:pPr>
-      <w:r>
-        <w:rPr>
-          <w:lang w:val="en-US"/>
-        </w:rPr>
-        <w:t xml:space="preserve">            while (a[</w:t>
-      </w:r>
-      <w:proofErr w:type="spellStart"/>
-      <w:r>
-        <w:rPr>
-          <w:lang w:val="en-US"/>
-        </w:rPr>
-        <w:t>i</w:t>
-      </w:r>
-      <w:proofErr w:type="spellEnd"/>
-      <w:r>
-        <w:rPr>
-          <w:lang w:val="en-US"/>
-        </w:rPr>
-        <w:t xml:space="preserve">] &lt; pivot) </w:t>
-      </w:r>
-      <w:proofErr w:type="spellStart"/>
-      <w:r>
-        <w:rPr>
-          <w:lang w:val="en-US"/>
-        </w:rPr>
-        <w:t>i</w:t>
-      </w:r>
-      <w:proofErr w:type="spellEnd"/>
-      <w:r>
-        <w:rPr>
-          <w:lang w:val="en-US"/>
-        </w:rPr>
-        <w:t>++;</w:t>
-      </w:r>
-    </w:p>
-    <w:p>
-      <w:pPr>
-        <w:pStyle w:val="af0"/>
-        <w:rPr>
-          <w:lang w:val="en-US"/>
-        </w:rPr>
-      </w:pPr>
-      <w:r>
-        <w:rPr>
-          <w:lang w:val="en-US"/>
-        </w:rPr>
-        <w:t xml:space="preserve">            while (a[j] &gt; pivot) j--;</w:t>
-      </w:r>
-    </w:p>
-    <w:p>
-      <w:pPr>
-        <w:pStyle w:val="af0"/>
-        <w:rPr>
-          <w:lang w:val="en-US"/>
-        </w:rPr>
-      </w:pPr>
-      <w:r>
-        <w:rPr>
-          <w:lang w:val="en-US"/>
-        </w:rPr>
-        <w:t xml:space="preserve">            if (</w:t>
-      </w:r>
-      <w:proofErr w:type="spellStart"/>
-      <w:r>
-        <w:rPr>
-          <w:lang w:val="en-US"/>
-        </w:rPr>
-        <w:t>i</w:t>
-      </w:r>
-      <w:proofErr w:type="spellEnd"/>
-      <w:r>
-        <w:rPr>
-          <w:lang w:val="en-US"/>
-        </w:rPr>
-        <w:t xml:space="preserve"> &lt;= j)</w:t>
-      </w:r>
-    </w:p>
-    <w:p>
-      <w:pPr>
-        <w:pStyle w:val="af0"/>
-        <w:rPr>
-          <w:lang w:val="en-US"/>
-        </w:rPr>
-      </w:pPr>
-      <w:r>
-        <w:rPr>
-          <w:lang w:val="en-US"/>
-        </w:rPr>
-        <w:t xml:space="preserve">            {</w:t>
-      </w:r>
-    </w:p>
-    <w:p>
-      <w:pPr>
-        <w:pStyle w:val="af0"/>
-        <w:rPr>
-          <w:lang w:val="en-US"/>
-        </w:rPr>
-      </w:pPr>
-      <w:r>
-        <w:rPr>
-          <w:lang w:val="en-US"/>
-        </w:rPr>
-        <w:t xml:space="preserve">                int temp = a[</w:t>
-      </w:r>
-      <w:proofErr w:type="spellStart"/>
-      <w:r>
-        <w:rPr>
-          <w:lang w:val="en-US"/>
-        </w:rPr>
-        <w:t>i</w:t>
-      </w:r>
-      <w:proofErr w:type="spellEnd"/>
-      <w:r>
-        <w:rPr>
-          <w:lang w:val="en-US"/>
-        </w:rPr>
-        <w:t>];</w:t>
-      </w:r>
-    </w:p>
-    <w:p>
-      <w:pPr>
-        <w:pStyle w:val="af0"/>
-        <w:rPr>
-          <w:lang w:val="en-US"/>
-        </w:rPr>
-      </w:pPr>
-      <w:r>
-        <w:rPr>
-          <w:lang w:val="en-US"/>
-        </w:rPr>
-        <w:t xml:space="preserve">                a[</w:t>
-      </w:r>
-      <w:proofErr w:type="spellStart"/>
-      <w:r>
-        <w:rPr>
-          <w:lang w:val="en-US"/>
-        </w:rPr>
-        <w:t>i</w:t>
-      </w:r>
-      <w:proofErr w:type="spellEnd"/>
-      <w:r>
-        <w:rPr>
-          <w:lang w:val="en-US"/>
-        </w:rPr>
-        <w:t>] = a[j];</w:t>
-      </w:r>
-    </w:p>
-    <w:p>
-      <w:pPr>
-        <w:pStyle w:val="af0"/>
-        <w:rPr>
-          <w:lang w:val="en-US"/>
-        </w:rPr>
-      </w:pPr>
-      <w:r>
-        <w:rPr>
-          <w:lang w:val="en-US"/>
-        </w:rPr>
-        <w:t xml:space="preserve">                a[j] = temp;</w:t>
-      </w:r>
-    </w:p>
-    <w:p>
-      <w:pPr>
-        <w:pStyle w:val="af0"/>
-      </w:pPr>
-      <w:r>
-        <w:rPr>
-          <w:lang w:val="en-US"/>
-        </w:rPr>
-        <w:t xml:space="preserve">                </w:t>
-      </w:r>
-      <w:proofErr w:type="spellStart"/>
-      <w:r>
-        <w:rPr>
-          <w:lang w:val="en-US"/>
-        </w:rPr>
-        <w:t>i</w:t>
-      </w:r>
-      <w:proofErr w:type="spellEnd"/>
-      <w:r>
-        <w:t>++;</w:t>
-      </w:r>
-    </w:p>
-    <w:p>
-      <w:pPr>
-        <w:pStyle w:val="af0"/>
-      </w:pPr>
-      <w:r>
-        <w:t xml:space="preserve">                </w:t>
-      </w:r>
-      <w:r>
-        <w:rPr>
-          <w:lang w:val="en-US"/>
-        </w:rPr>
-        <w:t>j</w:t>
-      </w:r>
-      <w:r>
-        <w:t>--;</w:t>
-      </w:r>
-    </w:p>
-    <w:p>
-      <w:pPr>
-        <w:pStyle w:val="af0"/>
-      </w:pPr>
-      <w:r>
-        <w:t xml:space="preserve">            }</w:t>
-      </w:r>
-    </w:p>
-    <w:p>
-      <w:pPr>
-        <w:pStyle w:val="af0"/>
-      </w:pPr>
-      <w:r>
-        <w:t xml:space="preserve">        }</w:t>
-      </w:r>
-    </w:p>
-    <w:p>
-      <w:pPr>
-        <w:pStyle w:val="af0"/>
-      </w:pPr>
-    </w:p>
-    <w:p>
-      <w:pPr>
-        <w:pStyle w:val="af0"/>
-      </w:pPr>
-      <w:r>
-        <w:t xml:space="preserve">        // Сортировка левой и правой частей</w:t>
-      </w:r>
-    </w:p>
-    <w:p>
-      <w:pPr>
-        <w:pStyle w:val="af0"/>
-        <w:rPr>
-          <w:lang w:val="en-US"/>
-        </w:rPr>
-      </w:pPr>
-      <w:r>
-        <w:t xml:space="preserve">        </w:t>
-      </w:r>
-      <w:r>
-        <w:rPr>
-          <w:lang w:val="en-US"/>
-        </w:rPr>
-        <w:t>if (left &lt; j) Quick(a, left, j);</w:t>
-      </w:r>
-    </w:p>
-    <w:p>
-      <w:pPr>
-        <w:pStyle w:val="af0"/>
-        <w:rPr>
-          <w:lang w:val="en-US"/>
-        </w:rPr>
-      </w:pPr>
-      <w:r>
-        <w:rPr>
-          <w:lang w:val="en-US"/>
-        </w:rPr>
-        <w:t xml:space="preserve">        if (</w:t>
-      </w:r>
-      <w:proofErr w:type="spellStart"/>
-      <w:r>
-        <w:rPr>
-          <w:lang w:val="en-US"/>
-        </w:rPr>
-        <w:t>i</w:t>
-      </w:r>
-      <w:proofErr w:type="spellEnd"/>
-      <w:r>
-        <w:rPr>
-          <w:lang w:val="en-US"/>
-        </w:rPr>
-        <w:t xml:space="preserve"> &lt; right) Quick(a, </w:t>
-      </w:r>
-      <w:proofErr w:type="spellStart"/>
-      <w:r>
-        <w:rPr>
-          <w:lang w:val="en-US"/>
-        </w:rPr>
-        <w:t>i</w:t>
-      </w:r>
-      <w:proofErr w:type="spellEnd"/>
-      <w:r>
-        <w:rPr>
-          <w:lang w:val="en-US"/>
-        </w:rPr>
-        <w:t>, right);</w:t>
-      </w:r>
-    </w:p>
-    <w:p>
-      <w:pPr>
-        <w:pStyle w:val="af0"/>
-        <w:rPr>
-          <w:lang w:val="en-US"/>
-        </w:rPr>
-      </w:pPr>
-      <w:r>
-        <w:rPr>
-          <w:lang w:val="en-US"/>
-        </w:rPr>
-        <w:t xml:space="preserve">    }</w:t>
-      </w:r>
-    </w:p>
-    <w:p>
-      <w:pPr>
-        <w:pStyle w:val="af0"/>
-        <w:rPr>
-          <w:lang w:val="en-US"/>
-        </w:rPr>
-      </w:pPr>
-    </w:p>
-    <w:p>
-      <w:pPr>
-        <w:pStyle w:val="af0"/>
-        <w:rPr>
-          <w:lang w:val="en-US"/>
-        </w:rPr>
-      </w:pPr>
-      <w:r>
-        <w:rPr>
-          <w:lang w:val="en-US"/>
-        </w:rPr>
-        <w:t xml:space="preserve">    // </w:t>
-      </w:r>
-      <w:proofErr w:type="spellStart"/>
-      <w:r>
-        <w:rPr>
-          <w:lang w:val="en-US"/>
-        </w:rPr>
-        <w:t>Вывод</w:t>
-      </w:r>
-      <w:proofErr w:type="spellEnd"/>
-      <w:r>
-        <w:rPr>
-          <w:lang w:val="en-US"/>
-        </w:rPr>
-        <w:t xml:space="preserve"> </w:t>
-      </w:r>
-      <w:proofErr w:type="spellStart"/>
-      <w:r>
-        <w:rPr>
-          <w:lang w:val="en-US"/>
-        </w:rPr>
-        <w:t>массива</w:t>
-      </w:r>
-      <w:proofErr w:type="spellEnd"/>
-    </w:p>
-    <w:p>
-      <w:pPr>
-        <w:pStyle w:val="af0"/>
-        <w:rPr>
-          <w:lang w:val="en-US"/>
-        </w:rPr>
-      </w:pPr>
-      <w:r>
-        <w:rPr>
-          <w:lang w:val="en-US"/>
-        </w:rPr>
-        <w:t xml:space="preserve">    static void Print(int[] a)</w:t>
-      </w:r>
-    </w:p>
-    <w:p>
-      <w:pPr>
-        <w:pStyle w:val="af0"/>
-        <w:rPr>
-          <w:lang w:val="en-US"/>
-        </w:rPr>
-      </w:pPr>
-      <w:r>
-        <w:rPr>
-          <w:lang w:val="en-US"/>
-        </w:rPr>
-        <w:t xml:space="preserve">    {</w:t>
-      </w:r>
-    </w:p>
-    <w:p>
-      <w:pPr>
-        <w:pStyle w:val="af0"/>
-        <w:rPr>
-          <w:lang w:val="en-US"/>
-        </w:rPr>
-      </w:pPr>
-      <w:r>
-        <w:rPr>
-          <w:lang w:val="en-US"/>
-        </w:rPr>
-        <w:t xml:space="preserve">        foreach (int x in a)</w:t>
-      </w:r>
-    </w:p>
-    <w:p>
-      <w:pPr>
-        <w:pStyle w:val="af0"/>
-        <w:rPr>
-          <w:lang w:val="en-US"/>
-        </w:rPr>
-      </w:pPr>
-      <w:r>
-        <w:rPr>
-          <w:lang w:val="en-US"/>
-        </w:rPr>
-        <w:t xml:space="preserve">        {</w:t>
-      </w:r>
-    </w:p>
-    <w:p>
-      <w:pPr>
-        <w:pStyle w:val="af0"/>
-        <w:rPr>
-          <w:lang w:val="en-US"/>
-        </w:rPr>
-      </w:pPr>
-      <w:r>
-        <w:rPr>
-          <w:lang w:val="en-US"/>
-        </w:rPr>
-        <w:t xml:space="preserve">            </w:t>
-      </w:r>
-      <w:proofErr w:type="spellStart"/>
-      <w:r>
-        <w:rPr>
-          <w:lang w:val="en-US"/>
-        </w:rPr>
-        <w:t>Console.Write</w:t>
-      </w:r>
-      <w:proofErr w:type="spellEnd"/>
-      <w:r>
-        <w:rPr>
-          <w:lang w:val="en-US"/>
-        </w:rPr>
-        <w:t>(x + " ");</w:t>
-      </w:r>
-    </w:p>
-    <w:p>
-      <w:pPr>
-        <w:pStyle w:val="af0"/>
-        <w:rPr>
-          <w:lang w:val="en-US"/>
-        </w:rPr>
-      </w:pPr>
-      <w:r>
-        <w:rPr>
-          <w:lang w:val="en-US"/>
-        </w:rPr>
-        <w:t xml:space="preserve">        }</w:t>
-      </w:r>
-    </w:p>
-    <w:p>
-      <w:pPr>
-        <w:pStyle w:val="af0"/>
-        <w:rPr>
-          <w:lang w:val="en-US"/>
-        </w:rPr>
-      </w:pPr>
-      <w:r>
-        <w:rPr>
-          <w:lang w:val="en-US"/>
-        </w:rPr>
-        <w:t xml:space="preserve">        </w:t>
-      </w:r>
-      <w:proofErr w:type="spellStart"/>
-      <w:r>
-        <w:rPr>
-          <w:lang w:val="en-US"/>
-        </w:rPr>
-        <w:t>Console.WriteLine</w:t>
-      </w:r>
-      <w:proofErr w:type="spellEnd"/>
-      <w:r>
-        <w:rPr>
-          <w:lang w:val="en-US"/>
-        </w:rPr>
-        <w:t>();</w:t>
-      </w:r>
-    </w:p>
-    <w:p>
-      <w:pPr>
-        <w:pStyle w:val="af0"/>
-      </w:pPr>
-      <w:r>
-        <w:rPr>
-          <w:lang w:val="en-US"/>
-        </w:rPr>
-        <w:t xml:space="preserve">    </w:t>
-      </w:r>
-      <w:r>
-        <w:t>}</w:t>
-      </w:r>
-    </w:p>
-    <w:p>
-      <w:pPr>
-        <w:pStyle w:val="af0"/>
-      </w:pPr>
-    </w:p>
-    <w:p>
-      <w:pPr>
-        <w:pStyle w:val="af0"/>
-      </w:pPr>
-      <w:r>
-        <w:t xml:space="preserve">    </w:t>
-      </w:r>
-      <w:r>
-        <w:rPr>
-          <w:lang w:val="en-US"/>
-        </w:rPr>
-        <w:t>static</w:t>
-      </w:r>
-      <w:r>
-        <w:t xml:space="preserve"> </w:t>
-      </w:r>
-      <w:r>
-        <w:rPr>
-          <w:lang w:val="en-US"/>
-        </w:rPr>
-        <w:t>void</w:t>
-      </w:r>
-      <w:r>
-        <w:t xml:space="preserve"> </w:t>
-      </w:r>
-      <w:r>
-        <w:rPr>
-          <w:lang w:val="en-US"/>
-        </w:rPr>
-        <w:t>Main</w:t>
-      </w:r>
-      <w:r>
-        <w:t>()</w:t>
-      </w:r>
-    </w:p>
-    <w:p>
-      <w:pPr>
-        <w:pStyle w:val="af0"/>
-      </w:pPr>
-      <w:r>
-        <w:t xml:space="preserve">    {</w:t>
-      </w:r>
-    </w:p>
-    <w:p>
-      <w:pPr>
-        <w:pStyle w:val="af0"/>
-      </w:pPr>
-      <w:r>
-        <w:t xml:space="preserve">        // Ввод количества чисел: целое число больше 0</w:t>
-      </w:r>
-    </w:p>
-    <w:p>
-      <w:pPr>
-        <w:pStyle w:val="af0"/>
-        <w:rPr>
-          <w:lang w:val="en-US"/>
-        </w:rPr>
-      </w:pPr>
-      <w:r>
-        <w:t xml:space="preserve">        </w:t>
-      </w:r>
-      <w:proofErr w:type="spellStart"/>
-      <w:r>
-        <w:rPr>
-          <w:lang w:val="en-US"/>
-        </w:rPr>
-        <w:t>Console.Write</w:t>
-      </w:r>
-      <w:proofErr w:type="spellEnd"/>
-      <w:r>
-        <w:rPr>
-          <w:lang w:val="en-US"/>
-        </w:rPr>
-        <w:t>("</w:t>
-      </w:r>
-      <w:proofErr w:type="spellStart"/>
-      <w:r>
-        <w:rPr>
-          <w:lang w:val="en-US"/>
-        </w:rPr>
-        <w:t>Сколько</w:t>
-      </w:r>
-      <w:proofErr w:type="spellEnd"/>
-      <w:r>
-        <w:rPr>
-          <w:lang w:val="en-US"/>
-        </w:rPr>
-        <w:t xml:space="preserve"> </w:t>
-      </w:r>
-      <w:proofErr w:type="spellStart"/>
-      <w:r>
-        <w:rPr>
-          <w:lang w:val="en-US"/>
-        </w:rPr>
-        <w:t>чисел</w:t>
-      </w:r>
-      <w:proofErr w:type="spellEnd"/>
-      <w:r>
-        <w:rPr>
-          <w:lang w:val="en-US"/>
-        </w:rPr>
-        <w:t>: ");</w:t>
-      </w:r>
-    </w:p>
-    <w:p>
-      <w:pPr>
-        <w:pStyle w:val="af0"/>
-        <w:rPr>
-          <w:lang w:val="en-US"/>
-        </w:rPr>
-      </w:pPr>
-      <w:r>
-        <w:rPr>
-          <w:lang w:val="en-US"/>
-        </w:rPr>
-        <w:t xml:space="preserve">        int n;</w:t>
-      </w:r>
-    </w:p>
-    <w:p>
-      <w:pPr>
-        <w:pStyle w:val="af0"/>
-        <w:rPr>
-          <w:lang w:val="en-US"/>
-        </w:rPr>
-      </w:pPr>
-      <w:r>
-        <w:rPr>
-          <w:lang w:val="en-US"/>
-        </w:rPr>
-        <w:t xml:space="preserve">        while (!</w:t>
-      </w:r>
-      <w:proofErr w:type="spellStart"/>
-      <w:r>
-        <w:rPr>
-          <w:lang w:val="en-US"/>
-        </w:rPr>
-        <w:t>int.TryParse</w:t>
-      </w:r>
-      <w:proofErr w:type="spellEnd"/>
-      <w:r>
-        <w:rPr>
-          <w:lang w:val="en-US"/>
-        </w:rPr>
-        <w:t>(</w:t>
-      </w:r>
-      <w:proofErr w:type="spellStart"/>
-      <w:r>
-        <w:rPr>
-          <w:lang w:val="en-US"/>
-        </w:rPr>
-        <w:t>Console.ReadLine</w:t>
-      </w:r>
-      <w:proofErr w:type="spellEnd"/>
-      <w:r>
-        <w:rPr>
-          <w:lang w:val="en-US"/>
-        </w:rPr>
-        <w:t>(), out n) || n &lt;= 0)</w:t>
-      </w:r>
-    </w:p>
-    <w:p>
-      <w:pPr>
-        <w:pStyle w:val="af0"/>
-      </w:pPr>
-      <w:r>
-        <w:rPr>
-          <w:lang w:val="en-US"/>
-        </w:rPr>
-        <w:t xml:space="preserve">        </w:t>
-      </w:r>
-      <w:r>
-        <w:t>{</w:t>
-      </w:r>
-    </w:p>
-    <w:p>
-      <w:pPr>
-        <w:pStyle w:val="af0"/>
-      </w:pPr>
-      <w:r>
-        <w:t xml:space="preserve">            </w:t>
-      </w:r>
-      <w:r>
-        <w:rPr>
-          <w:lang w:val="en-US"/>
-        </w:rPr>
-        <w:t>Console</w:t>
-      </w:r>
-      <w:r>
-        <w:t>.</w:t>
-      </w:r>
-      <w:r>
-        <w:rPr>
-          <w:lang w:val="en-US"/>
-        </w:rPr>
-        <w:t>Write</w:t>
-      </w:r>
-      <w:r>
-        <w:t>("Нужно целое число больше 0. Повторите ввод: ");</w:t>
-      </w:r>
-    </w:p>
-    <w:p>
-      <w:pPr>
-        <w:pStyle w:val="af0"/>
-      </w:pPr>
-      <w:r>
-        <w:t xml:space="preserve">        }</w:t>
-      </w:r>
-    </w:p>
-    <w:p>
-      <w:pPr>
-        <w:pStyle w:val="af0"/>
-      </w:pPr>
-    </w:p>
-    <w:p>
-      <w:pPr>
-        <w:pStyle w:val="af0"/>
-      </w:pPr>
-      <w:r>
-        <w:t xml:space="preserve">        // Заполнение массива случайными числами от 1 до 100</w:t>
-      </w:r>
-    </w:p>
-    <w:p>
-      <w:pPr>
-        <w:pStyle w:val="af0"/>
-        <w:rPr>
-          <w:lang w:val="en-US"/>
-        </w:rPr>
-      </w:pPr>
-      <w:r>
-        <w:t xml:space="preserve">        </w:t>
-      </w:r>
-      <w:r>
-        <w:rPr>
-          <w:lang w:val="en-US"/>
-        </w:rPr>
-        <w:t xml:space="preserve">Random </w:t>
-      </w:r>
-      <w:proofErr w:type="spellStart"/>
-      <w:r>
-        <w:rPr>
-          <w:lang w:val="en-US"/>
-        </w:rPr>
-        <w:t>random</w:t>
-      </w:r>
-      <w:proofErr w:type="spellEnd"/>
-      <w:r>
-        <w:rPr>
-          <w:lang w:val="en-US"/>
-        </w:rPr>
-        <w:t xml:space="preserve"> = new Random();</w:t>
-      </w:r>
-    </w:p>
-    <w:p>
-      <w:pPr>
-        <w:pStyle w:val="af0"/>
-        <w:rPr>
-          <w:lang w:val="en-US"/>
-        </w:rPr>
-      </w:pPr>
-      <w:r>
-        <w:rPr>
-          <w:lang w:val="en-US"/>
-        </w:rPr>
-        <w:t xml:space="preserve">        int[] numbers = new int[n];</w:t>
-      </w:r>
-    </w:p>
-    <w:p>
-      <w:pPr>
-        <w:pStyle w:val="af0"/>
-        <w:rPr>
-          <w:lang w:val="en-US"/>
-        </w:rPr>
-      </w:pPr>
-      <w:r>
-        <w:rPr>
-          <w:lang w:val="en-US"/>
-        </w:rPr>
-        <w:t xml:space="preserve">        for (int </w:t>
-      </w:r>
-      <w:proofErr w:type="spellStart"/>
-      <w:r>
-        <w:rPr>
-          <w:lang w:val="en-US"/>
-        </w:rPr>
-        <w:t>i</w:t>
-      </w:r>
-      <w:proofErr w:type="spellEnd"/>
-      <w:r>
-        <w:rPr>
-          <w:lang w:val="en-US"/>
-        </w:rPr>
-        <w:t xml:space="preserve"> = 0; </w:t>
-      </w:r>
-      <w:proofErr w:type="spellStart"/>
-      <w:r>
-        <w:rPr>
-          <w:lang w:val="en-US"/>
-        </w:rPr>
-        <w:t>i</w:t>
-      </w:r>
-      <w:proofErr w:type="spellEnd"/>
-      <w:r>
-        <w:rPr>
-          <w:lang w:val="en-US"/>
-        </w:rPr>
-        <w:t xml:space="preserve"> &lt; n; </w:t>
-      </w:r>
-      <w:proofErr w:type="spellStart"/>
-      <w:r>
-        <w:rPr>
-          <w:lang w:val="en-US"/>
-        </w:rPr>
-        <w:t>i</w:t>
-      </w:r>
-      <w:proofErr w:type="spellEnd"/>
-      <w:r>
-        <w:rPr>
-          <w:lang w:val="en-US"/>
-        </w:rPr>
-        <w:t>++)</w:t>
-      </w:r>
-    </w:p>
-    <w:p>
-      <w:pPr>
-        <w:pStyle w:val="af0"/>
-        <w:rPr>
-          <w:lang w:val="en-US"/>
-        </w:rPr>
-      </w:pPr>
-      <w:r>
-        <w:rPr>
-          <w:lang w:val="en-US"/>
-        </w:rPr>
-        <w:t xml:space="preserve">        {</w:t>
-      </w:r>
-    </w:p>
-    <w:p>
-      <w:pPr>
-        <w:pStyle w:val="af0"/>
-        <w:rPr>
-          <w:lang w:val="en-US"/>
-        </w:rPr>
-      </w:pPr>
-      <w:r>
-        <w:rPr>
-          <w:lang w:val="en-US"/>
-        </w:rPr>
-        <w:t xml:space="preserve">            numbers[</w:t>
-      </w:r>
-      <w:proofErr w:type="spellStart"/>
-      <w:r>
-        <w:rPr>
-          <w:lang w:val="en-US"/>
-        </w:rPr>
-        <w:t>i</w:t>
-      </w:r>
-      <w:proofErr w:type="spellEnd"/>
-      <w:r>
-        <w:rPr>
-          <w:lang w:val="en-US"/>
-        </w:rPr>
-        <w:t xml:space="preserve">] = </w:t>
-      </w:r>
-      <w:proofErr w:type="spellStart"/>
-      <w:r>
-        <w:rPr>
-          <w:lang w:val="en-US"/>
-        </w:rPr>
-        <w:t>random.Next</w:t>
-      </w:r>
-      <w:proofErr w:type="spellEnd"/>
-      <w:r>
-        <w:rPr>
-          <w:lang w:val="en-US"/>
-        </w:rPr>
-        <w:t>(1, 101);</w:t>
-      </w:r>
-    </w:p>
-    <w:p>
-      <w:pPr>
-        <w:pStyle w:val="af0"/>
-        <w:rPr>
-          <w:lang w:val="en-US"/>
-        </w:rPr>
-      </w:pPr>
-      <w:r>
-        <w:rPr>
-          <w:lang w:val="en-US"/>
-        </w:rPr>
-        <w:t xml:space="preserve">        }</w:t>
-      </w:r>
-    </w:p>
-    <w:p>
-      <w:pPr>
-        <w:pStyle w:val="af0"/>
-        <w:rPr>
-          <w:lang w:val="en-US"/>
-        </w:rPr>
-      </w:pPr>
-    </w:p>
-    <w:p>
-      <w:pPr>
-        <w:pStyle w:val="af0"/>
-        <w:rPr>
-          <w:lang w:val="en-US"/>
-        </w:rPr>
-      </w:pPr>
-      <w:r>
-        <w:rPr>
-          <w:lang w:val="en-US"/>
-        </w:rPr>
-        <w:t xml:space="preserve">        // </w:t>
-      </w:r>
-      <w:proofErr w:type="spellStart"/>
-      <w:r>
-        <w:rPr>
-          <w:lang w:val="en-US"/>
-        </w:rPr>
-        <w:t>Вывод</w:t>
-      </w:r>
-      <w:proofErr w:type="spellEnd"/>
-      <w:r>
-        <w:rPr>
-          <w:lang w:val="en-US"/>
-        </w:rPr>
-        <w:t xml:space="preserve"> </w:t>
-      </w:r>
-      <w:proofErr w:type="spellStart"/>
-      <w:r>
-        <w:rPr>
-          <w:lang w:val="en-US"/>
-        </w:rPr>
-        <w:t>исходного</w:t>
-      </w:r>
-      <w:proofErr w:type="spellEnd"/>
-      <w:r>
-        <w:rPr>
-          <w:lang w:val="en-US"/>
-        </w:rPr>
-        <w:t xml:space="preserve"> </w:t>
-      </w:r>
-      <w:proofErr w:type="spellStart"/>
-      <w:r>
-        <w:rPr>
-          <w:lang w:val="en-US"/>
-        </w:rPr>
-        <w:t>массива</w:t>
-      </w:r>
-      <w:proofErr w:type="spellEnd"/>
-    </w:p>
-    <w:p>
-      <w:pPr>
-        <w:pStyle w:val="af0"/>
-        <w:rPr>
-          <w:lang w:val="en-US"/>
-        </w:rPr>
-      </w:pPr>
-      <w:r>
-        <w:rPr>
-          <w:lang w:val="en-US"/>
-        </w:rPr>
-        <w:t xml:space="preserve">        </w:t>
-      </w:r>
-      <w:proofErr w:type="spellStart"/>
-      <w:r>
-        <w:rPr>
-          <w:lang w:val="en-US"/>
-        </w:rPr>
-        <w:t>Console.Write</w:t>
-      </w:r>
-      <w:proofErr w:type="spellEnd"/>
-      <w:r>
-        <w:rPr>
-          <w:lang w:val="en-US"/>
-        </w:rPr>
-        <w:t>("</w:t>
-      </w:r>
-      <w:proofErr w:type="spellStart"/>
-      <w:r>
-        <w:rPr>
-          <w:lang w:val="en-US"/>
-        </w:rPr>
-        <w:t>Исходный</w:t>
-      </w:r>
-      <w:proofErr w:type="spellEnd"/>
-      <w:r>
-        <w:rPr>
-          <w:lang w:val="en-US"/>
-        </w:rPr>
-        <w:t xml:space="preserve"> </w:t>
-      </w:r>
-      <w:proofErr w:type="spellStart"/>
-      <w:r>
-        <w:rPr>
-          <w:lang w:val="en-US"/>
-        </w:rPr>
-        <w:t>массив</w:t>
-      </w:r>
-      <w:proofErr w:type="spellEnd"/>
-      <w:r>
-        <w:rPr>
-          <w:lang w:val="en-US"/>
-        </w:rPr>
-        <w:t>: ");</w:t>
-      </w:r>
-    </w:p>
-    <w:p>
-      <w:pPr>
-        <w:pStyle w:val="af0"/>
-        <w:rPr>
-          <w:lang w:val="en-US"/>
-        </w:rPr>
-      </w:pPr>
-      <w:r>
-        <w:rPr>
-          <w:lang w:val="en-US"/>
-        </w:rPr>
-        <w:t xml:space="preserve">        Print(numbers);</w:t>
-      </w:r>
-    </w:p>
-    <w:p>
-      <w:pPr>
-        <w:pStyle w:val="af0"/>
-        <w:rPr>
-          <w:lang w:val="en-US"/>
-        </w:rPr>
-      </w:pPr>
-    </w:p>
-    <w:p>
-      <w:pPr>
-        <w:pStyle w:val="af0"/>
-        <w:rPr>
-          <w:lang w:val="en-US"/>
-        </w:rPr>
-      </w:pPr>
-      <w:r>
-        <w:rPr>
-          <w:lang w:val="en-US"/>
-        </w:rPr>
-        <w:t xml:space="preserve">        while (true)</w:t>
-      </w:r>
-    </w:p>
-    <w:p>
-      <w:pPr>
-        <w:pStyle w:val="af0"/>
-        <w:rPr>
-          <w:lang w:val="en-US"/>
-        </w:rPr>
-      </w:pPr>
-      <w:r>
-        <w:rPr>
-          <w:lang w:val="en-US"/>
-        </w:rPr>
-        <w:t xml:space="preserve">        {</w:t>
-      </w:r>
-    </w:p>
-    <w:p>
-      <w:pPr>
-        <w:pStyle w:val="af0"/>
-        <w:rPr>
-          <w:lang w:val="en-US"/>
-        </w:rPr>
-      </w:pPr>
-      <w:r>
-        <w:rPr>
-          <w:lang w:val="en-US"/>
-        </w:rPr>
-        <w:t xml:space="preserve">            // </w:t>
-      </w:r>
-      <w:proofErr w:type="spellStart"/>
-      <w:r>
-        <w:rPr>
-          <w:lang w:val="en-US"/>
-        </w:rPr>
-        <w:t>Меню</w:t>
-      </w:r>
-      <w:proofErr w:type="spellEnd"/>
-    </w:p>
-    <w:p>
-      <w:pPr>
-        <w:pStyle w:val="af0"/>
-        <w:rPr>
-          <w:lang w:val="en-US"/>
-        </w:rPr>
-      </w:pPr>
-      <w:r>
-        <w:rPr>
-          <w:lang w:val="en-US"/>
-        </w:rPr>
-        <w:t xml:space="preserve">            </w:t>
-      </w:r>
-      <w:proofErr w:type="spellStart"/>
-      <w:r>
-        <w:rPr>
-          <w:lang w:val="en-US"/>
-        </w:rPr>
-        <w:t>Console.WriteLine</w:t>
-      </w:r>
-      <w:proofErr w:type="spellEnd"/>
-      <w:r>
-        <w:rPr>
-          <w:lang w:val="en-US"/>
-        </w:rPr>
-        <w:t xml:space="preserve">("\n1 - </w:t>
-      </w:r>
-      <w:proofErr w:type="spellStart"/>
-      <w:r>
-        <w:rPr>
-          <w:lang w:val="en-US"/>
-        </w:rPr>
-        <w:t>сортировка</w:t>
-      </w:r>
-      <w:proofErr w:type="spellEnd"/>
-      <w:r>
-        <w:rPr>
-          <w:lang w:val="en-US"/>
-        </w:rPr>
-        <w:t xml:space="preserve"> </w:t>
-      </w:r>
-      <w:proofErr w:type="spellStart"/>
-      <w:r>
-        <w:rPr>
-          <w:lang w:val="en-US"/>
-        </w:rPr>
-        <w:t>пузырьком</w:t>
-      </w:r>
-      <w:proofErr w:type="spellEnd"/>
-      <w:r>
-        <w:rPr>
-          <w:lang w:val="en-US"/>
-        </w:rPr>
-        <w:t>");</w:t>
-      </w:r>
-    </w:p>
-    <w:p>
-      <w:pPr>
-        <w:pStyle w:val="af0"/>
-        <w:rPr>
-          <w:lang w:val="en-US"/>
-        </w:rPr>
-      </w:pPr>
-      <w:r>
-        <w:rPr>
-          <w:lang w:val="en-US"/>
-        </w:rPr>
-        <w:t xml:space="preserve">            </w:t>
-      </w:r>
-      <w:proofErr w:type="spellStart"/>
-      <w:r>
-        <w:rPr>
-          <w:lang w:val="en-US"/>
-        </w:rPr>
-        <w:t>Console.WriteLine</w:t>
-      </w:r>
-      <w:proofErr w:type="spellEnd"/>
-      <w:r>
-        <w:rPr>
-          <w:lang w:val="en-US"/>
-        </w:rPr>
-        <w:t xml:space="preserve">("2 - </w:t>
-      </w:r>
-      <w:proofErr w:type="spellStart"/>
-      <w:r>
-        <w:rPr>
-          <w:lang w:val="en-US"/>
-        </w:rPr>
-        <w:t>быстрая</w:t>
-      </w:r>
-      <w:proofErr w:type="spellEnd"/>
-      <w:r>
-        <w:rPr>
-          <w:lang w:val="en-US"/>
-        </w:rPr>
-        <w:t xml:space="preserve"> </w:t>
-      </w:r>
-      <w:proofErr w:type="spellStart"/>
-      <w:r>
-        <w:rPr>
-          <w:lang w:val="en-US"/>
-        </w:rPr>
-        <w:t>сортировка</w:t>
-      </w:r>
-      <w:proofErr w:type="spellEnd"/>
-      <w:r>
-        <w:rPr>
-          <w:lang w:val="en-US"/>
-        </w:rPr>
-        <w:t>");</w:t>
-      </w:r>
-    </w:p>
-    <w:p>
-      <w:pPr>
-        <w:pStyle w:val="af0"/>
-        <w:rPr>
-          <w:lang w:val="en-US"/>
-        </w:rPr>
-      </w:pPr>
-      <w:r>
-        <w:rPr>
-          <w:lang w:val="en-US"/>
-        </w:rPr>
-        <w:t xml:space="preserve">            </w:t>
-      </w:r>
-      <w:proofErr w:type="spellStart"/>
-      <w:r>
-        <w:rPr>
-          <w:lang w:val="en-US"/>
-        </w:rPr>
-        <w:t>Console.WriteLine</w:t>
-      </w:r>
-      <w:proofErr w:type="spellEnd"/>
-      <w:r>
-        <w:rPr>
-          <w:lang w:val="en-US"/>
-        </w:rPr>
-        <w:t xml:space="preserve">("0 - </w:t>
-      </w:r>
-      <w:proofErr w:type="spellStart"/>
-      <w:r>
-        <w:rPr>
-          <w:lang w:val="en-US"/>
-        </w:rPr>
-        <w:t>выход</w:t>
-      </w:r>
-      <w:proofErr w:type="spellEnd"/>
-      <w:r>
-        <w:rPr>
-          <w:lang w:val="en-US"/>
-        </w:rPr>
-        <w:t>");</w:t>
-      </w:r>
-    </w:p>
-    <w:p>
-      <w:pPr>
-        <w:pStyle w:val="af0"/>
-        <w:rPr>
-          <w:lang w:val="en-US"/>
-        </w:rPr>
-      </w:pPr>
-      <w:r>
-        <w:rPr>
-          <w:lang w:val="en-US"/>
-        </w:rPr>
-        <w:t xml:space="preserve">            </w:t>
-      </w:r>
-      <w:proofErr w:type="spellStart"/>
-      <w:r>
-        <w:rPr>
-          <w:lang w:val="en-US"/>
-        </w:rPr>
-        <w:t>Console.Write</w:t>
-      </w:r>
-      <w:proofErr w:type="spellEnd"/>
-      <w:r>
-        <w:rPr>
-          <w:lang w:val="en-US"/>
-        </w:rPr>
-        <w:t>("</w:t>
-      </w:r>
-      <w:proofErr w:type="spellStart"/>
-      <w:r>
-        <w:rPr>
-          <w:lang w:val="en-US"/>
-        </w:rPr>
-        <w:t>Выбор</w:t>
-      </w:r>
-      <w:proofErr w:type="spellEnd"/>
-      <w:r>
-        <w:rPr>
-          <w:lang w:val="en-US"/>
-        </w:rPr>
-        <w:t>: ");</w:t>
-      </w:r>
-    </w:p>
-    <w:p>
-      <w:pPr>
-        <w:pStyle w:val="af0"/>
-      </w:pPr>
-      <w:r>
-        <w:rPr>
-          <w:lang w:val="en-US"/>
-        </w:rPr>
-        <w:t xml:space="preserve">            string choice = </w:t>
-      </w:r>
-      <w:proofErr w:type="spellStart"/>
-      <w:r>
-        <w:rPr>
-          <w:lang w:val="en-US"/>
-        </w:rPr>
-        <w:t>Console.ReadLine</w:t>
-      </w:r>
-      <w:proofErr w:type="spellEnd"/>
-      <w:r>
-        <w:rPr>
-          <w:lang w:val="en-US"/>
-        </w:rPr>
-        <w:t xml:space="preserve">() ?? </w:t>
-      </w:r>
-      <w:r>
-        <w:t>"";</w:t>
-      </w:r>
-    </w:p>
-    <w:p>
-      <w:pPr>
-        <w:pStyle w:val="af0"/>
-      </w:pPr>
-    </w:p>
-    <w:p>
-      <w:pPr>
-        <w:pStyle w:val="af0"/>
-      </w:pPr>
-      <w:r>
-        <w:t xml:space="preserve">            // Переменная для хранения выбранного делегата</w:t>
-      </w:r>
-    </w:p>
-    <w:p>
-      <w:pPr>
-        <w:pStyle w:val="af0"/>
-      </w:pPr>
-      <w:r>
-        <w:t xml:space="preserve">            </w:t>
-      </w:r>
-      <w:proofErr w:type="spellStart"/>
-      <w:r>
-        <w:rPr>
-          <w:lang w:val="en-US"/>
-        </w:rPr>
-        <w:t>SortMethod</w:t>
-      </w:r>
-      <w:proofErr w:type="spellEnd"/>
-      <w:r>
-        <w:t xml:space="preserve"> </w:t>
-      </w:r>
-      <w:r>
-        <w:rPr>
-          <w:lang w:val="en-US"/>
-        </w:rPr>
-        <w:t>sort</w:t>
-      </w:r>
-      <w:r>
-        <w:t>;</w:t>
-      </w:r>
-    </w:p>
-    <w:p>
-      <w:pPr>
-        <w:pStyle w:val="af0"/>
-      </w:pPr>
-    </w:p>
-    <w:p>
-      <w:pPr>
-        <w:pStyle w:val="af0"/>
-      </w:pPr>
-      <w:r>
-        <w:t xml:space="preserve">            // Замена условий </w:t>
-      </w:r>
-      <w:r>
-        <w:rPr>
-          <w:lang w:val="en-US"/>
-        </w:rPr>
-        <w:t>if</w:t>
-      </w:r>
-      <w:r>
-        <w:t>-</w:t>
-      </w:r>
-      <w:r>
-        <w:rPr>
-          <w:lang w:val="en-US"/>
-        </w:rPr>
-        <w:t>else</w:t>
-      </w:r>
-      <w:r>
-        <w:t xml:space="preserve"> на </w:t>
-      </w:r>
-      <w:r>
-        <w:rPr>
-          <w:lang w:val="en-US"/>
-        </w:rPr>
-        <w:t>switch</w:t>
-      </w:r>
-    </w:p>
-    <w:p>
-      <w:pPr>
-        <w:pStyle w:val="af0"/>
-        <w:rPr>
-          <w:lang w:val="en-US"/>
-        </w:rPr>
-      </w:pPr>
-      <w:r>
-        <w:t xml:space="preserve">            </w:t>
-      </w:r>
-      <w:r>
-        <w:rPr>
-          <w:lang w:val="en-US"/>
-        </w:rPr>
-        <w:t>switch (choice)</w:t>
-      </w:r>
-    </w:p>
-    <w:p>
-      <w:pPr>
-        <w:pStyle w:val="af0"/>
-      </w:pPr>
-      <w:r>
-        <w:rPr>
-          <w:lang w:val="en-US"/>
-        </w:rPr>
+      </w:pPr>
+      <w:r>
         <w:lastRenderedPageBreak/>
         <w:t xml:space="preserve">            </w:t>
       </w:r>
@@ -14904,42 +14555,39 @@
     <w:p>
       <w:pPr>
         <w:pStyle w:val="af0"/>
-        <w:rPr>
-          <w:lang w:val="en-US"/>
-        </w:rPr>
-      </w:pPr>
-      <w:r>
-        <w:rPr>
-          <w:lang w:val="en-US"/>
-        </w:rPr>
-        <w:t xml:space="preserve">            Print(copy);</w:t>
-      </w:r>
-    </w:p>
-    <w:p>
-      <w:pPr>
-        <w:pStyle w:val="af0"/>
-        <w:rPr>
-          <w:lang w:val="en-US"/>
-        </w:rPr>
-      </w:pPr>
-      <w:r>
-        <w:rPr>
-          <w:lang w:val="en-US"/>
-        </w:rPr>
+      </w:pPr>
+      <w:r>
+        <w:rPr>
+          <w:lang w:val="en-US"/>
+        </w:rPr>
+        <w:t xml:space="preserve">            Print</w:t>
+      </w:r>
+      <w:r>
+        <w:t>(</w:t>
+      </w:r>
+      <w:r>
+        <w:rPr>
+          <w:lang w:val="en-US"/>
+        </w:rPr>
+        <w:t>copy</w:t>
+      </w:r>
+      <w:r>
+        <w:t>);</w:t>
+      </w:r>
+    </w:p>
+    <w:p>
+      <w:pPr>
+        <w:pStyle w:val="af0"/>
+      </w:pPr>
+      <w:r>
         <w:t xml:space="preserve">        }</w:t>
       </w:r>
     </w:p>
     <w:p>
       <w:pPr>
         <w:pStyle w:val="af0"/>
-        <w:rPr>
-          <w:lang w:val="en-US"/>
-        </w:rPr>
-      </w:pPr>
-      <w:r>
-        <w:rPr>
-          <w:lang w:val="en-US"/>
-        </w:rPr>
+      </w:pPr>
+      <w:r>
         <w:t xml:space="preserve">    }</w:t>
       </w:r>
     </w:p>
@@ -14948,9 +14596,6 @@
         <w:pStyle w:val="af0"/>
       </w:pPr>
       <w:r>
-        <w:rPr>
-          <w:lang w:val="en-US"/>
-        </w:rPr>
         <w:t>}</w:t>
       </w:r>
     </w:p>
